--- a/Pharmacology I Exam 3/pharm-exam-3-killers-commons-zebras.docx
+++ b/Pharmacology I Exam 3/pharm-exam-3-killers-commons-zebras.docx
@@ -62,7 +62,7 @@
           <w:b w:val="0"/>
           <w:i w:val="0"/>
         </w:rPr>
-        <w:t>The adverse effects of the Exam 3 lectures sorted the way Dr. Wood sorts them. 38 entries.</w:t>
+        <w:t>The adverse effects of the Exam 3 lectures sorted the way Dr. Wood sorts them. 65 entries.</w:t>
       </w:r>
     </w:p>
     <w:tbl>
@@ -4946,6 +4946,3501 @@
                 <w:sz w:val="18"/>
               </w:rPr>
               <w:t>slide 56</w:t>
+            </w:r>
+          </w:p>
+        </w:tc>
+      </w:tr>
+    </w:tbl>
+    <w:p>
+      <w:pPr>
+        <w:spacing w:after="80"/>
+      </w:pPr>
+    </w:p>
+    <w:p>
+      <w:pPr>
+        <w:pStyle w:val="Heading1"/>
+        <w:spacing w:before="280" w:after="100"/>
+      </w:pPr>
+      <w:r>
+        <w:rPr>
+          <w:rFonts w:ascii="Georgia" w:hAnsi="Georgia"/>
+          <w:color w:val="6B3524"/>
+        </w:rPr>
+        <w:t>Lecture 10 — Antiarrhythmic Drugs</w:t>
+      </w:r>
+    </w:p>
+    <w:p>
+      <w:pPr>
+        <w:pStyle w:val="Heading1"/>
+        <w:spacing w:before="280" w:after="100"/>
+      </w:pPr>
+      <w:r>
+        <w:rPr>
+          <w:rFonts w:ascii="Georgia" w:hAnsi="Georgia"/>
+          <w:color w:val="6B3524"/>
+        </w:rPr>
+        <w:t>Killers 10</w:t>
+      </w:r>
+    </w:p>
+    <w:p>
+      <w:pPr>
+        <w:spacing w:after="120"/>
+      </w:pPr>
+      <w:r>
+        <w:rPr>
+          <w:b w:val="0"/>
+          <w:i w:val="0"/>
+        </w:rPr>
+        <w:t xml:space="preserve">Dangerous. </w:t>
+      </w:r>
+      <w:r>
+        <w:rPr>
+          <w:b/>
+          <w:i w:val="0"/>
+        </w:rPr>
+        <w:t>Immediate discontinuation and evaluation.</w:t>
+      </w:r>
+      <w:r>
+        <w:rPr>
+          <w:b w:val="0"/>
+          <w:i w:val="0"/>
+        </w:rPr>
+        <w:t xml:space="preserve"> Not necessarily common: these are the ones you warn the patient about </w:t>
+      </w:r>
+      <w:r>
+        <w:rPr>
+          <w:b w:val="0"/>
+          <w:i/>
+        </w:rPr>
+        <w:t>in advance</w:t>
+      </w:r>
+      <w:r>
+        <w:rPr>
+          <w:b w:val="0"/>
+          <w:i w:val="0"/>
+        </w:rPr>
+        <w:t>.</w:t>
+      </w:r>
+    </w:p>
+    <w:tbl>
+      <w:tblPr>
+        <w:tblStyle w:val="TableGrid"/>
+        <w:tblW w:type="auto" w:w="0"/>
+        <w:jc w:val="center"/>
+        <w:tblLook w:firstColumn="1" w:firstRow="1" w:lastColumn="0" w:lastRow="0" w:noHBand="0" w:noVBand="1" w:val="04A0"/>
+        <w:tblBorders>
+          <w:top w:val="single" w:sz="4" w:space="0" w:color="D8D2D4"/>
+          <w:left w:val="single" w:sz="4" w:space="0" w:color="D8D2D4"/>
+          <w:bottom w:val="single" w:sz="4" w:space="0" w:color="D8D2D4"/>
+          <w:right w:val="single" w:sz="4" w:space="0" w:color="D8D2D4"/>
+          <w:insideH w:val="single" w:sz="4" w:space="0" w:color="D8D2D4"/>
+          <w:insideV w:val="single" w:sz="4" w:space="0" w:color="D8D2D4"/>
+        </w:tblBorders>
+      </w:tblPr>
+      <w:tblGrid>
+        <w:gridCol w:w="2556"/>
+        <w:gridCol w:w="2556"/>
+        <w:gridCol w:w="2556"/>
+        <w:gridCol w:w="2556"/>
+      </w:tblGrid>
+      <w:tr>
+        <w:tc>
+          <w:tcPr>
+            <w:tcW w:type="dxa" w:w="2556"/>
+            <w:shd w:val="clear" w:color="auto" w:fill="6B3524"/>
+          </w:tcPr>
+          <w:p>
+            <w:pPr>
+              <w:spacing w:after="40"/>
+            </w:pPr>
+            <w:r>
+              <w:rPr>
+                <w:b/>
+                <w:color w:val="FFFFFF"/>
+                <w:sz w:val="18"/>
+              </w:rPr>
+            </w:r>
+            <w:r>
+              <w:rPr>
+                <w:b/>
+                <w:i w:val="0"/>
+                <w:color w:val="FFFFFF"/>
+                <w:sz w:val="18"/>
+              </w:rPr>
+              <w:t>Effect</w:t>
+            </w:r>
+          </w:p>
+        </w:tc>
+        <w:tc>
+          <w:tcPr>
+            <w:tcW w:type="dxa" w:w="2556"/>
+            <w:shd w:val="clear" w:color="auto" w:fill="6B3524"/>
+          </w:tcPr>
+          <w:p>
+            <w:pPr>
+              <w:spacing w:after="40"/>
+            </w:pPr>
+            <w:r>
+              <w:rPr>
+                <w:b/>
+                <w:color w:val="FFFFFF"/>
+                <w:sz w:val="18"/>
+              </w:rPr>
+            </w:r>
+            <w:r>
+              <w:rPr>
+                <w:b/>
+                <w:i w:val="0"/>
+                <w:color w:val="FFFFFF"/>
+                <w:sz w:val="18"/>
+              </w:rPr>
+              <w:t>Drug or class</w:t>
+            </w:r>
+          </w:p>
+        </w:tc>
+        <w:tc>
+          <w:tcPr>
+            <w:tcW w:type="dxa" w:w="2556"/>
+            <w:shd w:val="clear" w:color="auto" w:fill="6B3524"/>
+          </w:tcPr>
+          <w:p>
+            <w:pPr>
+              <w:spacing w:after="40"/>
+            </w:pPr>
+            <w:r>
+              <w:rPr>
+                <w:b/>
+                <w:color w:val="FFFFFF"/>
+                <w:sz w:val="18"/>
+              </w:rPr>
+            </w:r>
+            <w:r>
+              <w:rPr>
+                <w:b/>
+                <w:i w:val="0"/>
+                <w:color w:val="FFFFFF"/>
+                <w:sz w:val="18"/>
+              </w:rPr>
+              <w:t>What it means / what to do</w:t>
+            </w:r>
+          </w:p>
+        </w:tc>
+        <w:tc>
+          <w:tcPr>
+            <w:tcW w:type="dxa" w:w="2556"/>
+            <w:shd w:val="clear" w:color="auto" w:fill="6B3524"/>
+          </w:tcPr>
+          <w:p>
+            <w:pPr>
+              <w:spacing w:after="40"/>
+            </w:pPr>
+            <w:r>
+              <w:rPr>
+                <w:b/>
+                <w:color w:val="FFFFFF"/>
+                <w:sz w:val="18"/>
+              </w:rPr>
+            </w:r>
+            <w:r>
+              <w:rPr>
+                <w:b/>
+                <w:i w:val="0"/>
+                <w:color w:val="FFFFFF"/>
+                <w:sz w:val="18"/>
+              </w:rPr>
+              <w:t>Source</w:t>
+            </w:r>
+          </w:p>
+        </w:tc>
+      </w:tr>
+      <w:tr>
+        <w:tc>
+          <w:tcPr>
+            <w:tcW w:type="dxa" w:w="2556"/>
+          </w:tcPr>
+          <w:p>
+            <w:pPr>
+              <w:spacing w:after="40"/>
+            </w:pPr>
+            <w:r>
+              <w:rPr>
+                <w:sz w:val="18"/>
+              </w:rPr>
+            </w:r>
+            <w:r>
+              <w:rPr>
+                <w:b w:val="0"/>
+                <w:i w:val="0"/>
+                <w:sz w:val="18"/>
+              </w:rPr>
+              <w:t>Torsades de pointes</w:t>
+            </w:r>
+          </w:p>
+        </w:tc>
+        <w:tc>
+          <w:tcPr>
+            <w:tcW w:type="dxa" w:w="2556"/>
+          </w:tcPr>
+          <w:p>
+            <w:pPr>
+              <w:spacing w:after="40"/>
+            </w:pPr>
+            <w:r>
+              <w:rPr>
+                <w:sz w:val="18"/>
+              </w:rPr>
+            </w:r>
+            <w:r>
+              <w:rPr>
+                <w:b/>
+                <w:i w:val="0"/>
+                <w:sz w:val="18"/>
+              </w:rPr>
+              <w:t>Quinidine, procainamide, disopyramide, dofetilide, sotalol</w:t>
+            </w:r>
+          </w:p>
+        </w:tc>
+        <w:tc>
+          <w:tcPr>
+            <w:tcW w:type="dxa" w:w="2556"/>
+          </w:tcPr>
+          <w:p>
+            <w:pPr>
+              <w:spacing w:after="40"/>
+            </w:pPr>
+            <w:r>
+              <w:rPr>
+                <w:sz w:val="18"/>
+              </w:rPr>
+            </w:r>
+            <w:r>
+              <w:rPr>
+                <w:b/>
+                <w:i w:val="0"/>
+                <w:sz w:val="18"/>
+              </w:rPr>
+              <w:t>The class IA and class III killer.</w:t>
+            </w:r>
+            <w:r>
+              <w:rPr>
+                <w:b w:val="0"/>
+                <w:i w:val="0"/>
+                <w:sz w:val="18"/>
+              </w:rPr>
+              <w:t xml:space="preserve"> Dofetilide adds marked QT prolongation (1 to 3 percent); quinidine 2 to 8 percent. Treat with intravenous </w:t>
+            </w:r>
+            <w:r>
+              <w:rPr>
+                <w:b/>
+                <w:i w:val="0"/>
+                <w:sz w:val="18"/>
+              </w:rPr>
+              <w:t>magnesium sulfate</w:t>
+            </w:r>
+            <w:r>
+              <w:rPr>
+                <w:b w:val="0"/>
+                <w:i w:val="0"/>
+                <w:sz w:val="18"/>
+              </w:rPr>
+              <w:t>.</w:t>
+            </w:r>
+          </w:p>
+        </w:tc>
+        <w:tc>
+          <w:tcPr>
+            <w:tcW w:type="dxa" w:w="2556"/>
+          </w:tcPr>
+          <w:p>
+            <w:pPr>
+              <w:spacing w:after="40"/>
+            </w:pPr>
+            <w:r>
+              <w:rPr>
+                <w:sz w:val="18"/>
+              </w:rPr>
+            </w:r>
+            <w:r>
+              <w:rPr>
+                <w:b w:val="0"/>
+                <w:i w:val="0"/>
+                <w:sz w:val="18"/>
+              </w:rPr>
+              <w:t>L10</w:t>
+            </w:r>
+            <w:r>
+              <w:rPr>
+                <w:sz w:val="18"/>
+              </w:rPr>
+              <w:br/>
+            </w:r>
+            <w:r>
+              <w:rPr>
+                <w:b w:val="0"/>
+                <w:i w:val="0"/>
+                <w:sz w:val="18"/>
+              </w:rPr>
+              <w:t>slide 34</w:t>
+            </w:r>
+          </w:p>
+        </w:tc>
+      </w:tr>
+      <w:tr>
+        <w:tc>
+          <w:tcPr>
+            <w:tcW w:type="dxa" w:w="2556"/>
+          </w:tcPr>
+          <w:p>
+            <w:pPr>
+              <w:spacing w:after="40"/>
+            </w:pPr>
+            <w:r>
+              <w:rPr>
+                <w:sz w:val="18"/>
+              </w:rPr>
+            </w:r>
+            <w:r>
+              <w:rPr>
+                <w:b w:val="0"/>
+                <w:i w:val="0"/>
+                <w:sz w:val="18"/>
+              </w:rPr>
+              <w:t>Quinidine sudden death</w:t>
+            </w:r>
+          </w:p>
+        </w:tc>
+        <w:tc>
+          <w:tcPr>
+            <w:tcW w:type="dxa" w:w="2556"/>
+          </w:tcPr>
+          <w:p>
+            <w:pPr>
+              <w:spacing w:after="40"/>
+            </w:pPr>
+            <w:r>
+              <w:rPr>
+                <w:sz w:val="18"/>
+              </w:rPr>
+            </w:r>
+            <w:r>
+              <w:rPr>
+                <w:b/>
+                <w:i w:val="0"/>
+                <w:sz w:val="18"/>
+              </w:rPr>
+              <w:t>Quinidine</w:t>
+            </w:r>
+          </w:p>
+        </w:tc>
+        <w:tc>
+          <w:tcPr>
+            <w:tcW w:type="dxa" w:w="2556"/>
+          </w:tcPr>
+          <w:p>
+            <w:pPr>
+              <w:spacing w:after="40"/>
+            </w:pPr>
+            <w:r>
+              <w:rPr>
+                <w:sz w:val="18"/>
+              </w:rPr>
+            </w:r>
+            <w:r>
+              <w:rPr>
+                <w:b w:val="0"/>
+                <w:i w:val="0"/>
+                <w:sz w:val="18"/>
+              </w:rPr>
+              <w:t>Listed with its ventricular and atrial arrhythmias. (Added background: a boxed warning for increased mortality in non-life-threatening arrhythmias.)</w:t>
+            </w:r>
+          </w:p>
+        </w:tc>
+        <w:tc>
+          <w:tcPr>
+            <w:tcW w:type="dxa" w:w="2556"/>
+          </w:tcPr>
+          <w:p>
+            <w:pPr>
+              <w:spacing w:after="40"/>
+            </w:pPr>
+            <w:r>
+              <w:rPr>
+                <w:sz w:val="18"/>
+              </w:rPr>
+            </w:r>
+            <w:r>
+              <w:rPr>
+                <w:b w:val="0"/>
+                <w:i w:val="0"/>
+                <w:sz w:val="18"/>
+              </w:rPr>
+              <w:t>L10</w:t>
+            </w:r>
+            <w:r>
+              <w:rPr>
+                <w:sz w:val="18"/>
+              </w:rPr>
+              <w:br/>
+            </w:r>
+            <w:r>
+              <w:rPr>
+                <w:b w:val="0"/>
+                <w:i w:val="0"/>
+                <w:sz w:val="18"/>
+              </w:rPr>
+              <w:t>slide 11</w:t>
+            </w:r>
+          </w:p>
+        </w:tc>
+      </w:tr>
+      <w:tr>
+        <w:tc>
+          <w:tcPr>
+            <w:tcW w:type="dxa" w:w="2556"/>
+          </w:tcPr>
+          <w:p>
+            <w:pPr>
+              <w:spacing w:after="40"/>
+            </w:pPr>
+            <w:r>
+              <w:rPr>
+                <w:sz w:val="18"/>
+              </w:rPr>
+            </w:r>
+            <w:r>
+              <w:rPr>
+                <w:b w:val="0"/>
+                <w:i w:val="0"/>
+                <w:sz w:val="18"/>
+              </w:rPr>
+              <w:t>Increased mortality after myocardial infarction</w:t>
+            </w:r>
+          </w:p>
+        </w:tc>
+        <w:tc>
+          <w:tcPr>
+            <w:tcW w:type="dxa" w:w="2556"/>
+          </w:tcPr>
+          <w:p>
+            <w:pPr>
+              <w:spacing w:after="40"/>
+            </w:pPr>
+            <w:r>
+              <w:rPr>
+                <w:sz w:val="18"/>
+              </w:rPr>
+            </w:r>
+            <w:r>
+              <w:rPr>
+                <w:b/>
+                <w:i w:val="0"/>
+                <w:sz w:val="18"/>
+              </w:rPr>
+              <w:t>Flecainide</w:t>
+            </w:r>
+          </w:p>
+        </w:tc>
+        <w:tc>
+          <w:tcPr>
+            <w:tcW w:type="dxa" w:w="2556"/>
+          </w:tcPr>
+          <w:p>
+            <w:pPr>
+              <w:spacing w:after="40"/>
+            </w:pPr>
+            <w:r>
+              <w:rPr>
+                <w:sz w:val="18"/>
+              </w:rPr>
+            </w:r>
+            <w:r>
+              <w:rPr>
+                <w:b w:val="0"/>
+                <w:i w:val="0"/>
+                <w:sz w:val="18"/>
+              </w:rPr>
+              <w:t>Use only in patients without significant structural damage to the heart. (Added background: the boxed warning from the Cardiac Arrhythmia Suppression Trial.)</w:t>
+            </w:r>
+          </w:p>
+        </w:tc>
+        <w:tc>
+          <w:tcPr>
+            <w:tcW w:type="dxa" w:w="2556"/>
+          </w:tcPr>
+          <w:p>
+            <w:pPr>
+              <w:spacing w:after="40"/>
+            </w:pPr>
+            <w:r>
+              <w:rPr>
+                <w:sz w:val="18"/>
+              </w:rPr>
+            </w:r>
+            <w:r>
+              <w:rPr>
+                <w:b w:val="0"/>
+                <w:i w:val="0"/>
+                <w:sz w:val="18"/>
+              </w:rPr>
+              <w:t>L10</w:t>
+            </w:r>
+            <w:r>
+              <w:rPr>
+                <w:sz w:val="18"/>
+              </w:rPr>
+              <w:br/>
+            </w:r>
+            <w:r>
+              <w:rPr>
+                <w:b w:val="0"/>
+                <w:i w:val="0"/>
+                <w:sz w:val="18"/>
+              </w:rPr>
+              <w:t>slide 23</w:t>
+            </w:r>
+          </w:p>
+        </w:tc>
+      </w:tr>
+      <w:tr>
+        <w:tc>
+          <w:tcPr>
+            <w:tcW w:type="dxa" w:w="2556"/>
+          </w:tcPr>
+          <w:p>
+            <w:pPr>
+              <w:spacing w:after="40"/>
+            </w:pPr>
+            <w:r>
+              <w:rPr>
+                <w:sz w:val="18"/>
+              </w:rPr>
+            </w:r>
+            <w:r>
+              <w:rPr>
+                <w:b w:val="0"/>
+                <w:i w:val="0"/>
+                <w:sz w:val="18"/>
+              </w:rPr>
+              <w:t>Ventricular tachycardia resistant to treatment</w:t>
+            </w:r>
+          </w:p>
+        </w:tc>
+        <w:tc>
+          <w:tcPr>
+            <w:tcW w:type="dxa" w:w="2556"/>
+          </w:tcPr>
+          <w:p>
+            <w:pPr>
+              <w:spacing w:after="40"/>
+            </w:pPr>
+            <w:r>
+              <w:rPr>
+                <w:sz w:val="18"/>
+              </w:rPr>
+            </w:r>
+            <w:r>
+              <w:rPr>
+                <w:b/>
+                <w:i w:val="0"/>
+                <w:sz w:val="18"/>
+              </w:rPr>
+              <w:t>Flecainide</w:t>
+            </w:r>
+          </w:p>
+        </w:tc>
+        <w:tc>
+          <w:tcPr>
+            <w:tcW w:type="dxa" w:w="2556"/>
+          </w:tcPr>
+          <w:p>
+            <w:pPr>
+              <w:spacing w:after="40"/>
+            </w:pPr>
+            <w:r>
+              <w:rPr>
+                <w:sz w:val="18"/>
+              </w:rPr>
+            </w:r>
+            <w:r>
+              <w:rPr>
+                <w:b w:val="0"/>
+                <w:i w:val="0"/>
+                <w:sz w:val="18"/>
+              </w:rPr>
+              <w:t>The proarrhythmia of class IC: an arrhythmia the drug creates and that does not respond.</w:t>
+            </w:r>
+          </w:p>
+        </w:tc>
+        <w:tc>
+          <w:tcPr>
+            <w:tcW w:type="dxa" w:w="2556"/>
+          </w:tcPr>
+          <w:p>
+            <w:pPr>
+              <w:spacing w:after="40"/>
+            </w:pPr>
+            <w:r>
+              <w:rPr>
+                <w:sz w:val="18"/>
+              </w:rPr>
+            </w:r>
+            <w:r>
+              <w:rPr>
+                <w:b w:val="0"/>
+                <w:i w:val="0"/>
+                <w:sz w:val="18"/>
+              </w:rPr>
+              <w:t>L10</w:t>
+            </w:r>
+            <w:r>
+              <w:rPr>
+                <w:sz w:val="18"/>
+              </w:rPr>
+              <w:br/>
+            </w:r>
+            <w:r>
+              <w:rPr>
+                <w:b w:val="0"/>
+                <w:i w:val="0"/>
+                <w:sz w:val="18"/>
+              </w:rPr>
+              <w:t>slide 23</w:t>
+            </w:r>
+          </w:p>
+        </w:tc>
+      </w:tr>
+      <w:tr>
+        <w:tc>
+          <w:tcPr>
+            <w:tcW w:type="dxa" w:w="2556"/>
+          </w:tcPr>
+          <w:p>
+            <w:pPr>
+              <w:spacing w:after="40"/>
+            </w:pPr>
+            <w:r>
+              <w:rPr>
+                <w:sz w:val="18"/>
+              </w:rPr>
+            </w:r>
+            <w:r>
+              <w:rPr>
+                <w:b w:val="0"/>
+                <w:i w:val="0"/>
+                <w:sz w:val="18"/>
+              </w:rPr>
+              <w:t>Pneumonitis and pulmonary fibrosis (potentially fatal)</w:t>
+            </w:r>
+          </w:p>
+        </w:tc>
+        <w:tc>
+          <w:tcPr>
+            <w:tcW w:type="dxa" w:w="2556"/>
+          </w:tcPr>
+          <w:p>
+            <w:pPr>
+              <w:spacing w:after="40"/>
+            </w:pPr>
+            <w:r>
+              <w:rPr>
+                <w:sz w:val="18"/>
+              </w:rPr>
+            </w:r>
+            <w:r>
+              <w:rPr>
+                <w:b/>
+                <w:i w:val="0"/>
+                <w:sz w:val="18"/>
+              </w:rPr>
+              <w:t>Amiodarone</w:t>
+            </w:r>
+          </w:p>
+        </w:tc>
+        <w:tc>
+          <w:tcPr>
+            <w:tcW w:type="dxa" w:w="2556"/>
+          </w:tcPr>
+          <w:p>
+            <w:pPr>
+              <w:spacing w:after="40"/>
+            </w:pPr>
+            <w:r>
+              <w:rPr>
+                <w:sz w:val="18"/>
+              </w:rPr>
+            </w:r>
+            <w:r>
+              <w:rPr>
+                <w:b w:val="0"/>
+                <w:i w:val="0"/>
+                <w:sz w:val="18"/>
+              </w:rPr>
+              <w:t>Ask about cough and breathlessness. (Added background: part of amiodarone's boxed warning, with hepatic injury.)</w:t>
+            </w:r>
+          </w:p>
+        </w:tc>
+        <w:tc>
+          <w:tcPr>
+            <w:tcW w:type="dxa" w:w="2556"/>
+          </w:tcPr>
+          <w:p>
+            <w:pPr>
+              <w:spacing w:after="40"/>
+            </w:pPr>
+            <w:r>
+              <w:rPr>
+                <w:sz w:val="18"/>
+              </w:rPr>
+            </w:r>
+            <w:r>
+              <w:rPr>
+                <w:b w:val="0"/>
+                <w:i w:val="0"/>
+                <w:sz w:val="18"/>
+              </w:rPr>
+              <w:t>L10</w:t>
+            </w:r>
+            <w:r>
+              <w:rPr>
+                <w:sz w:val="18"/>
+              </w:rPr>
+              <w:br/>
+            </w:r>
+            <w:r>
+              <w:rPr>
+                <w:b w:val="0"/>
+                <w:i w:val="0"/>
+                <w:sz w:val="18"/>
+              </w:rPr>
+              <w:t>slide 33</w:t>
+            </w:r>
+          </w:p>
+        </w:tc>
+      </w:tr>
+      <w:tr>
+        <w:tc>
+          <w:tcPr>
+            <w:tcW w:type="dxa" w:w="2556"/>
+          </w:tcPr>
+          <w:p>
+            <w:pPr>
+              <w:spacing w:after="40"/>
+            </w:pPr>
+            <w:r>
+              <w:rPr>
+                <w:sz w:val="18"/>
+              </w:rPr>
+            </w:r>
+            <w:r>
+              <w:rPr>
+                <w:b w:val="0"/>
+                <w:i w:val="0"/>
+                <w:sz w:val="18"/>
+              </w:rPr>
+              <w:t>Thrombocytopenia (may be fatal)</w:t>
+            </w:r>
+          </w:p>
+        </w:tc>
+        <w:tc>
+          <w:tcPr>
+            <w:tcW w:type="dxa" w:w="2556"/>
+          </w:tcPr>
+          <w:p>
+            <w:pPr>
+              <w:spacing w:after="40"/>
+            </w:pPr>
+            <w:r>
+              <w:rPr>
+                <w:sz w:val="18"/>
+              </w:rPr>
+            </w:r>
+            <w:r>
+              <w:rPr>
+                <w:b/>
+                <w:i w:val="0"/>
+                <w:sz w:val="18"/>
+              </w:rPr>
+              <w:t>Quinidine</w:t>
+            </w:r>
+          </w:p>
+        </w:tc>
+        <w:tc>
+          <w:tcPr>
+            <w:tcW w:type="dxa" w:w="2556"/>
+          </w:tcPr>
+          <w:p>
+            <w:pPr>
+              <w:spacing w:after="40"/>
+            </w:pPr>
+            <w:r>
+              <w:rPr>
+                <w:sz w:val="18"/>
+              </w:rPr>
+            </w:r>
+            <w:r>
+              <w:rPr>
+                <w:b w:val="0"/>
+                <w:i w:val="0"/>
+                <w:sz w:val="18"/>
+              </w:rPr>
+              <w:t>Also listed for flecainide and propafenone.</w:t>
+            </w:r>
+          </w:p>
+        </w:tc>
+        <w:tc>
+          <w:tcPr>
+            <w:tcW w:type="dxa" w:w="2556"/>
+          </w:tcPr>
+          <w:p>
+            <w:pPr>
+              <w:spacing w:after="40"/>
+            </w:pPr>
+            <w:r>
+              <w:rPr>
+                <w:sz w:val="18"/>
+              </w:rPr>
+            </w:r>
+            <w:r>
+              <w:rPr>
+                <w:b w:val="0"/>
+                <w:i w:val="0"/>
+                <w:sz w:val="18"/>
+              </w:rPr>
+              <w:t>L10</w:t>
+            </w:r>
+            <w:r>
+              <w:rPr>
+                <w:sz w:val="18"/>
+              </w:rPr>
+              <w:br/>
+            </w:r>
+            <w:r>
+              <w:rPr>
+                <w:b w:val="0"/>
+                <w:i w:val="0"/>
+                <w:sz w:val="18"/>
+              </w:rPr>
+              <w:t>slide 11</w:t>
+            </w:r>
+          </w:p>
+        </w:tc>
+      </w:tr>
+      <w:tr>
+        <w:tc>
+          <w:tcPr>
+            <w:tcW w:type="dxa" w:w="2556"/>
+          </w:tcPr>
+          <w:p>
+            <w:pPr>
+              <w:spacing w:after="40"/>
+            </w:pPr>
+            <w:r>
+              <w:rPr>
+                <w:sz w:val="18"/>
+              </w:rPr>
+            </w:r>
+            <w:r>
+              <w:rPr>
+                <w:b w:val="0"/>
+                <w:i w:val="0"/>
+                <w:sz w:val="18"/>
+              </w:rPr>
+              <w:t>Agranulocytosis; bone marrow suppression</w:t>
+            </w:r>
+          </w:p>
+        </w:tc>
+        <w:tc>
+          <w:tcPr>
+            <w:tcW w:type="dxa" w:w="2556"/>
+          </w:tcPr>
+          <w:p>
+            <w:pPr>
+              <w:spacing w:after="40"/>
+            </w:pPr>
+            <w:r>
+              <w:rPr>
+                <w:sz w:val="18"/>
+              </w:rPr>
+            </w:r>
+            <w:r>
+              <w:rPr>
+                <w:b/>
+                <w:i w:val="0"/>
+                <w:sz w:val="18"/>
+              </w:rPr>
+              <w:t>Propafenone; procainamide</w:t>
+            </w:r>
+          </w:p>
+        </w:tc>
+        <w:tc>
+          <w:tcPr>
+            <w:tcW w:type="dxa" w:w="2556"/>
+          </w:tcPr>
+          <w:p>
+            <w:pPr>
+              <w:spacing w:after="40"/>
+            </w:pPr>
+            <w:r>
+              <w:rPr>
+                <w:sz w:val="18"/>
+              </w:rPr>
+            </w:r>
+            <w:r>
+              <w:rPr>
+                <w:b w:val="0"/>
+                <w:i w:val="0"/>
+                <w:sz w:val="18"/>
+              </w:rPr>
+              <w:t>Propafenone: agranulocytosis, anemia, thrombocytopenia. Procainamide: bone marrow suppression (0.2 percent).</w:t>
+            </w:r>
+          </w:p>
+        </w:tc>
+        <w:tc>
+          <w:tcPr>
+            <w:tcW w:type="dxa" w:w="2556"/>
+          </w:tcPr>
+          <w:p>
+            <w:pPr>
+              <w:spacing w:after="40"/>
+            </w:pPr>
+            <w:r>
+              <w:rPr>
+                <w:sz w:val="18"/>
+              </w:rPr>
+            </w:r>
+            <w:r>
+              <w:rPr>
+                <w:b w:val="0"/>
+                <w:i w:val="0"/>
+                <w:sz w:val="18"/>
+              </w:rPr>
+              <w:t>L10</w:t>
+            </w:r>
+            <w:r>
+              <w:rPr>
+                <w:sz w:val="18"/>
+              </w:rPr>
+              <w:br/>
+            </w:r>
+            <w:r>
+              <w:rPr>
+                <w:b w:val="0"/>
+                <w:i w:val="0"/>
+                <w:sz w:val="18"/>
+              </w:rPr>
+              <w:t>slide 24</w:t>
+            </w:r>
+          </w:p>
+        </w:tc>
+      </w:tr>
+      <w:tr>
+        <w:tc>
+          <w:tcPr>
+            <w:tcW w:type="dxa" w:w="2556"/>
+          </w:tcPr>
+          <w:p>
+            <w:pPr>
+              <w:spacing w:after="40"/>
+            </w:pPr>
+            <w:r>
+              <w:rPr>
+                <w:sz w:val="18"/>
+              </w:rPr>
+            </w:r>
+            <w:r>
+              <w:rPr>
+                <w:b w:val="0"/>
+                <w:i w:val="0"/>
+                <w:sz w:val="18"/>
+              </w:rPr>
+              <w:t>Seizures</w:t>
+            </w:r>
+          </w:p>
+        </w:tc>
+        <w:tc>
+          <w:tcPr>
+            <w:tcW w:type="dxa" w:w="2556"/>
+          </w:tcPr>
+          <w:p>
+            <w:pPr>
+              <w:spacing w:after="40"/>
+            </w:pPr>
+            <w:r>
+              <w:rPr>
+                <w:sz w:val="18"/>
+              </w:rPr>
+            </w:r>
+            <w:r>
+              <w:rPr>
+                <w:b/>
+                <w:i w:val="0"/>
+                <w:sz w:val="18"/>
+              </w:rPr>
+              <w:t>Lidocaine</w:t>
+            </w:r>
+          </w:p>
+        </w:tc>
+        <w:tc>
+          <w:tcPr>
+            <w:tcW w:type="dxa" w:w="2556"/>
+          </w:tcPr>
+          <w:p>
+            <w:pPr>
+              <w:spacing w:after="40"/>
+            </w:pPr>
+            <w:r>
+              <w:rPr>
+                <w:sz w:val="18"/>
+              </w:rPr>
+            </w:r>
+            <w:r>
+              <w:rPr>
+                <w:b w:val="0"/>
+                <w:i w:val="0"/>
+                <w:sz w:val="18"/>
+              </w:rPr>
+              <w:t>The end of its central nervous system toxicity (drowsiness, confusion, restlessness, muscle twitches); nystagmus comes first. A seizure history is a contraindication.</w:t>
+            </w:r>
+          </w:p>
+        </w:tc>
+        <w:tc>
+          <w:tcPr>
+            <w:tcW w:type="dxa" w:w="2556"/>
+          </w:tcPr>
+          <w:p>
+            <w:pPr>
+              <w:spacing w:after="40"/>
+            </w:pPr>
+            <w:r>
+              <w:rPr>
+                <w:sz w:val="18"/>
+              </w:rPr>
+            </w:r>
+            <w:r>
+              <w:rPr>
+                <w:b w:val="0"/>
+                <w:i w:val="0"/>
+                <w:sz w:val="18"/>
+              </w:rPr>
+              <w:t>L10</w:t>
+            </w:r>
+            <w:r>
+              <w:rPr>
+                <w:sz w:val="18"/>
+              </w:rPr>
+              <w:br/>
+            </w:r>
+            <w:r>
+              <w:rPr>
+                <w:b w:val="0"/>
+                <w:i w:val="0"/>
+                <w:sz w:val="18"/>
+              </w:rPr>
+              <w:t>slide 19</w:t>
+            </w:r>
+          </w:p>
+        </w:tc>
+      </w:tr>
+      <w:tr>
+        <w:tc>
+          <w:tcPr>
+            <w:tcW w:type="dxa" w:w="2556"/>
+          </w:tcPr>
+          <w:p>
+            <w:pPr>
+              <w:spacing w:after="40"/>
+            </w:pPr>
+            <w:r>
+              <w:rPr>
+                <w:sz w:val="18"/>
+              </w:rPr>
+            </w:r>
+            <w:r>
+              <w:rPr>
+                <w:b w:val="0"/>
+                <w:i w:val="0"/>
+                <w:sz w:val="18"/>
+              </w:rPr>
+              <w:t>Heart block</w:t>
+            </w:r>
+          </w:p>
+        </w:tc>
+        <w:tc>
+          <w:tcPr>
+            <w:tcW w:type="dxa" w:w="2556"/>
+          </w:tcPr>
+          <w:p>
+            <w:pPr>
+              <w:spacing w:after="40"/>
+            </w:pPr>
+            <w:r>
+              <w:rPr>
+                <w:sz w:val="18"/>
+              </w:rPr>
+            </w:r>
+            <w:r>
+              <w:rPr>
+                <w:b/>
+                <w:i w:val="0"/>
+                <w:sz w:val="18"/>
+              </w:rPr>
+              <w:t>Propranolol; digoxin; disopyramide (contraindicated)</w:t>
+            </w:r>
+          </w:p>
+        </w:tc>
+        <w:tc>
+          <w:tcPr>
+            <w:tcW w:type="dxa" w:w="2556"/>
+          </w:tcPr>
+          <w:p>
+            <w:pPr>
+              <w:spacing w:after="40"/>
+            </w:pPr>
+            <w:r>
+              <w:rPr>
+                <w:sz w:val="18"/>
+              </w:rPr>
+            </w:r>
+            <w:r>
+              <w:rPr>
+                <w:b w:val="0"/>
+                <w:i w:val="0"/>
+                <w:sz w:val="18"/>
+              </w:rPr>
+              <w:t>Beta blockers and digoxin both slow atrioventricular conduction; heart block is a contraindication to disopyramide.</w:t>
+            </w:r>
+          </w:p>
+        </w:tc>
+        <w:tc>
+          <w:tcPr>
+            <w:tcW w:type="dxa" w:w="2556"/>
+          </w:tcPr>
+          <w:p>
+            <w:pPr>
+              <w:spacing w:after="40"/>
+            </w:pPr>
+            <w:r>
+              <w:rPr>
+                <w:sz w:val="18"/>
+              </w:rPr>
+            </w:r>
+            <w:r>
+              <w:rPr>
+                <w:b w:val="0"/>
+                <w:i w:val="0"/>
+                <w:sz w:val="18"/>
+              </w:rPr>
+              <w:t>L10</w:t>
+            </w:r>
+            <w:r>
+              <w:rPr>
+                <w:sz w:val="18"/>
+              </w:rPr>
+              <w:br/>
+            </w:r>
+            <w:r>
+              <w:rPr>
+                <w:b w:val="0"/>
+                <w:i w:val="0"/>
+                <w:sz w:val="18"/>
+              </w:rPr>
+              <w:t>slide 28</w:t>
+            </w:r>
+          </w:p>
+        </w:tc>
+      </w:tr>
+      <w:tr>
+        <w:tc>
+          <w:tcPr>
+            <w:tcW w:type="dxa" w:w="2556"/>
+          </w:tcPr>
+          <w:p>
+            <w:pPr>
+              <w:spacing w:after="40"/>
+            </w:pPr>
+            <w:r>
+              <w:rPr>
+                <w:sz w:val="18"/>
+              </w:rPr>
+            </w:r>
+            <w:r>
+              <w:rPr>
+                <w:b w:val="0"/>
+                <w:i w:val="0"/>
+                <w:sz w:val="18"/>
+              </w:rPr>
+              <w:t>Respiratory paralysis</w:t>
+            </w:r>
+          </w:p>
+        </w:tc>
+        <w:tc>
+          <w:tcPr>
+            <w:tcW w:type="dxa" w:w="2556"/>
+          </w:tcPr>
+          <w:p>
+            <w:pPr>
+              <w:spacing w:after="40"/>
+            </w:pPr>
+            <w:r>
+              <w:rPr>
+                <w:sz w:val="18"/>
+              </w:rPr>
+            </w:r>
+            <w:r>
+              <w:rPr>
+                <w:b/>
+                <w:i w:val="0"/>
+                <w:sz w:val="18"/>
+              </w:rPr>
+              <w:t>Magnesium sulfate</w:t>
+            </w:r>
+          </w:p>
+        </w:tc>
+        <w:tc>
+          <w:tcPr>
+            <w:tcW w:type="dxa" w:w="2556"/>
+          </w:tcPr>
+          <w:p>
+            <w:pPr>
+              <w:spacing w:after="40"/>
+            </w:pPr>
+            <w:r>
+              <w:rPr>
+                <w:sz w:val="18"/>
+              </w:rPr>
+            </w:r>
+            <w:r>
+              <w:rPr>
+                <w:b w:val="0"/>
+                <w:i w:val="0"/>
+                <w:sz w:val="18"/>
+              </w:rPr>
+              <w:t>The dangerous one on its short list (with bradycardia, flushing and headache).</w:t>
+            </w:r>
+          </w:p>
+        </w:tc>
+        <w:tc>
+          <w:tcPr>
+            <w:tcW w:type="dxa" w:w="2556"/>
+          </w:tcPr>
+          <w:p>
+            <w:pPr>
+              <w:spacing w:after="40"/>
+            </w:pPr>
+            <w:r>
+              <w:rPr>
+                <w:sz w:val="18"/>
+              </w:rPr>
+            </w:r>
+            <w:r>
+              <w:rPr>
+                <w:b w:val="0"/>
+                <w:i w:val="0"/>
+                <w:sz w:val="18"/>
+              </w:rPr>
+              <w:t>L10</w:t>
+            </w:r>
+            <w:r>
+              <w:rPr>
+                <w:sz w:val="18"/>
+              </w:rPr>
+              <w:br/>
+            </w:r>
+            <w:r>
+              <w:rPr>
+                <w:b w:val="0"/>
+                <w:i w:val="0"/>
+                <w:sz w:val="18"/>
+              </w:rPr>
+              <w:t>slide 45</w:t>
+            </w:r>
+          </w:p>
+        </w:tc>
+      </w:tr>
+    </w:tbl>
+    <w:p>
+      <w:pPr>
+        <w:spacing w:after="80"/>
+      </w:pPr>
+    </w:p>
+    <w:p>
+      <w:pPr>
+        <w:pStyle w:val="Heading1"/>
+        <w:spacing w:before="280" w:after="100"/>
+      </w:pPr>
+      <w:r>
+        <w:rPr>
+          <w:rFonts w:ascii="Georgia" w:hAnsi="Georgia"/>
+          <w:color w:val="6B3524"/>
+        </w:rPr>
+        <w:t>Commons 9</w:t>
+      </w:r>
+    </w:p>
+    <w:p>
+      <w:pPr>
+        <w:spacing w:after="120"/>
+      </w:pPr>
+      <w:r>
+        <w:rPr>
+          <w:b w:val="0"/>
+          <w:i w:val="0"/>
+        </w:rPr>
+        <w:t xml:space="preserve">What actually happens, often. </w:t>
+      </w:r>
+      <w:r>
+        <w:rPr>
+          <w:b/>
+          <w:i w:val="0"/>
+        </w:rPr>
+        <w:t>These belong to the class, not the drug</w:t>
+      </w:r>
+      <w:r>
+        <w:rPr>
+          <w:b w:val="0"/>
+          <w:i w:val="0"/>
+        </w:rPr>
+        <w:t>, so they are listed by class.</w:t>
+      </w:r>
+    </w:p>
+    <w:tbl>
+      <w:tblPr>
+        <w:tblStyle w:val="TableGrid"/>
+        <w:tblW w:type="auto" w:w="0"/>
+        <w:jc w:val="center"/>
+        <w:tblLook w:firstColumn="1" w:firstRow="1" w:lastColumn="0" w:lastRow="0" w:noHBand="0" w:noVBand="1" w:val="04A0"/>
+        <w:tblBorders>
+          <w:top w:val="single" w:sz="4" w:space="0" w:color="D8D2D4"/>
+          <w:left w:val="single" w:sz="4" w:space="0" w:color="D8D2D4"/>
+          <w:bottom w:val="single" w:sz="4" w:space="0" w:color="D8D2D4"/>
+          <w:right w:val="single" w:sz="4" w:space="0" w:color="D8D2D4"/>
+          <w:insideH w:val="single" w:sz="4" w:space="0" w:color="D8D2D4"/>
+          <w:insideV w:val="single" w:sz="4" w:space="0" w:color="D8D2D4"/>
+        </w:tblBorders>
+      </w:tblPr>
+      <w:tblGrid>
+        <w:gridCol w:w="2556"/>
+        <w:gridCol w:w="2556"/>
+        <w:gridCol w:w="2556"/>
+        <w:gridCol w:w="2556"/>
+      </w:tblGrid>
+      <w:tr>
+        <w:tc>
+          <w:tcPr>
+            <w:tcW w:type="dxa" w:w="2556"/>
+            <w:shd w:val="clear" w:color="auto" w:fill="6B3524"/>
+          </w:tcPr>
+          <w:p>
+            <w:pPr>
+              <w:spacing w:after="40"/>
+            </w:pPr>
+            <w:r>
+              <w:rPr>
+                <w:b/>
+                <w:color w:val="FFFFFF"/>
+                <w:sz w:val="18"/>
+              </w:rPr>
+            </w:r>
+            <w:r>
+              <w:rPr>
+                <w:b/>
+                <w:i w:val="0"/>
+                <w:color w:val="FFFFFF"/>
+                <w:sz w:val="18"/>
+              </w:rPr>
+              <w:t>Effect</w:t>
+            </w:r>
+          </w:p>
+        </w:tc>
+        <w:tc>
+          <w:tcPr>
+            <w:tcW w:type="dxa" w:w="2556"/>
+            <w:shd w:val="clear" w:color="auto" w:fill="6B3524"/>
+          </w:tcPr>
+          <w:p>
+            <w:pPr>
+              <w:spacing w:after="40"/>
+            </w:pPr>
+            <w:r>
+              <w:rPr>
+                <w:b/>
+                <w:color w:val="FFFFFF"/>
+                <w:sz w:val="18"/>
+              </w:rPr>
+            </w:r>
+            <w:r>
+              <w:rPr>
+                <w:b/>
+                <w:i w:val="0"/>
+                <w:color w:val="FFFFFF"/>
+                <w:sz w:val="18"/>
+              </w:rPr>
+              <w:t>Drug or class</w:t>
+            </w:r>
+          </w:p>
+        </w:tc>
+        <w:tc>
+          <w:tcPr>
+            <w:tcW w:type="dxa" w:w="2556"/>
+            <w:shd w:val="clear" w:color="auto" w:fill="6B3524"/>
+          </w:tcPr>
+          <w:p>
+            <w:pPr>
+              <w:spacing w:after="40"/>
+            </w:pPr>
+            <w:r>
+              <w:rPr>
+                <w:b/>
+                <w:color w:val="FFFFFF"/>
+                <w:sz w:val="18"/>
+              </w:rPr>
+            </w:r>
+            <w:r>
+              <w:rPr>
+                <w:b/>
+                <w:i w:val="0"/>
+                <w:color w:val="FFFFFF"/>
+                <w:sz w:val="18"/>
+              </w:rPr>
+              <w:t>What it means / what to do</w:t>
+            </w:r>
+          </w:p>
+        </w:tc>
+        <w:tc>
+          <w:tcPr>
+            <w:tcW w:type="dxa" w:w="2556"/>
+            <w:shd w:val="clear" w:color="auto" w:fill="6B3524"/>
+          </w:tcPr>
+          <w:p>
+            <w:pPr>
+              <w:spacing w:after="40"/>
+            </w:pPr>
+            <w:r>
+              <w:rPr>
+                <w:b/>
+                <w:color w:val="FFFFFF"/>
+                <w:sz w:val="18"/>
+              </w:rPr>
+            </w:r>
+            <w:r>
+              <w:rPr>
+                <w:b/>
+                <w:i w:val="0"/>
+                <w:color w:val="FFFFFF"/>
+                <w:sz w:val="18"/>
+              </w:rPr>
+              <w:t>Source</w:t>
+            </w:r>
+          </w:p>
+        </w:tc>
+      </w:tr>
+      <w:tr>
+        <w:tc>
+          <w:tcPr>
+            <w:tcW w:type="dxa" w:w="2556"/>
+          </w:tcPr>
+          <w:p>
+            <w:pPr>
+              <w:spacing w:after="40"/>
+            </w:pPr>
+            <w:r>
+              <w:rPr>
+                <w:sz w:val="18"/>
+              </w:rPr>
+            </w:r>
+            <w:r>
+              <w:rPr>
+                <w:b w:val="0"/>
+                <w:i w:val="0"/>
+                <w:sz w:val="18"/>
+              </w:rPr>
+              <w:t>Nausea, vomiting, diarrhea</w:t>
+            </w:r>
+          </w:p>
+        </w:tc>
+        <w:tc>
+          <w:tcPr>
+            <w:tcW w:type="dxa" w:w="2556"/>
+          </w:tcPr>
+          <w:p>
+            <w:pPr>
+              <w:spacing w:after="40"/>
+            </w:pPr>
+            <w:r>
+              <w:rPr>
+                <w:sz w:val="18"/>
+              </w:rPr>
+            </w:r>
+            <w:r>
+              <w:rPr>
+                <w:b/>
+                <w:i w:val="0"/>
+                <w:sz w:val="18"/>
+              </w:rPr>
+              <w:t>Class IA (quinidine 30 to 50 percent; procainamide nausea); digoxin</w:t>
+            </w:r>
+          </w:p>
+        </w:tc>
+        <w:tc>
+          <w:tcPr>
+            <w:tcW w:type="dxa" w:w="2556"/>
+          </w:tcPr>
+          <w:p>
+            <w:pPr>
+              <w:spacing w:after="40"/>
+            </w:pPr>
+            <w:r>
+              <w:rPr>
+                <w:sz w:val="18"/>
+              </w:rPr>
+            </w:r>
+            <w:r>
+              <w:rPr>
+                <w:b w:val="0"/>
+                <w:i w:val="0"/>
+                <w:sz w:val="18"/>
+              </w:rPr>
+              <w:t>Gastrointestinal upset is the commonest complaint with quinidine.</w:t>
+            </w:r>
+          </w:p>
+        </w:tc>
+        <w:tc>
+          <w:tcPr>
+            <w:tcW w:type="dxa" w:w="2556"/>
+          </w:tcPr>
+          <w:p>
+            <w:pPr>
+              <w:spacing w:after="40"/>
+            </w:pPr>
+            <w:r>
+              <w:rPr>
+                <w:sz w:val="18"/>
+              </w:rPr>
+            </w:r>
+            <w:r>
+              <w:rPr>
+                <w:b w:val="0"/>
+                <w:i w:val="0"/>
+                <w:sz w:val="18"/>
+              </w:rPr>
+              <w:t>L10</w:t>
+            </w:r>
+            <w:r>
+              <w:rPr>
+                <w:sz w:val="18"/>
+              </w:rPr>
+              <w:br/>
+            </w:r>
+            <w:r>
+              <w:rPr>
+                <w:b w:val="0"/>
+                <w:i w:val="0"/>
+                <w:sz w:val="18"/>
+              </w:rPr>
+              <w:t>slide 11</w:t>
+            </w:r>
+          </w:p>
+        </w:tc>
+      </w:tr>
+      <w:tr>
+        <w:tc>
+          <w:tcPr>
+            <w:tcW w:type="dxa" w:w="2556"/>
+          </w:tcPr>
+          <w:p>
+            <w:pPr>
+              <w:spacing w:after="40"/>
+            </w:pPr>
+            <w:r>
+              <w:rPr>
+                <w:sz w:val="18"/>
+              </w:rPr>
+            </w:r>
+            <w:r>
+              <w:rPr>
+                <w:b w:val="0"/>
+                <w:i w:val="0"/>
+                <w:sz w:val="18"/>
+              </w:rPr>
+              <w:t>Hypotension</w:t>
+            </w:r>
+          </w:p>
+        </w:tc>
+        <w:tc>
+          <w:tcPr>
+            <w:tcW w:type="dxa" w:w="2556"/>
+          </w:tcPr>
+          <w:p>
+            <w:pPr>
+              <w:spacing w:after="40"/>
+            </w:pPr>
+            <w:r>
+              <w:rPr>
+                <w:sz w:val="18"/>
+              </w:rPr>
+            </w:r>
+            <w:r>
+              <w:rPr>
+                <w:b/>
+                <w:i w:val="0"/>
+                <w:sz w:val="18"/>
+              </w:rPr>
+              <w:t>Class IA, class II, class IV, amiodarone</w:t>
+            </w:r>
+          </w:p>
+        </w:tc>
+        <w:tc>
+          <w:tcPr>
+            <w:tcW w:type="dxa" w:w="2556"/>
+          </w:tcPr>
+          <w:p>
+            <w:pPr>
+              <w:spacing w:after="40"/>
+            </w:pPr>
+            <w:r>
+              <w:rPr>
+                <w:sz w:val="18"/>
+              </w:rPr>
+            </w:r>
+            <w:r>
+              <w:rPr>
+                <w:b w:val="0"/>
+                <w:i w:val="0"/>
+                <w:sz w:val="18"/>
+              </w:rPr>
+              <w:t>Listed for quinidine, procainamide, disopyramide, propranolol, amiodarone, verapamil and diltiazem.</w:t>
+            </w:r>
+          </w:p>
+        </w:tc>
+        <w:tc>
+          <w:tcPr>
+            <w:tcW w:type="dxa" w:w="2556"/>
+          </w:tcPr>
+          <w:p>
+            <w:pPr>
+              <w:spacing w:after="40"/>
+            </w:pPr>
+            <w:r>
+              <w:rPr>
+                <w:sz w:val="18"/>
+              </w:rPr>
+            </w:r>
+            <w:r>
+              <w:rPr>
+                <w:b w:val="0"/>
+                <w:i w:val="0"/>
+                <w:sz w:val="18"/>
+              </w:rPr>
+              <w:t>L10</w:t>
+            </w:r>
+            <w:r>
+              <w:rPr>
+                <w:sz w:val="18"/>
+              </w:rPr>
+              <w:br/>
+            </w:r>
+            <w:r>
+              <w:rPr>
+                <w:b w:val="0"/>
+                <w:i w:val="0"/>
+                <w:sz w:val="18"/>
+              </w:rPr>
+              <w:t>slide 11</w:t>
+            </w:r>
+          </w:p>
+        </w:tc>
+      </w:tr>
+      <w:tr>
+        <w:tc>
+          <w:tcPr>
+            <w:tcW w:type="dxa" w:w="2556"/>
+          </w:tcPr>
+          <w:p>
+            <w:pPr>
+              <w:spacing w:after="40"/>
+            </w:pPr>
+            <w:r>
+              <w:rPr>
+                <w:sz w:val="18"/>
+              </w:rPr>
+            </w:r>
+            <w:r>
+              <w:rPr>
+                <w:b w:val="0"/>
+                <w:i w:val="0"/>
+                <w:sz w:val="18"/>
+              </w:rPr>
+              <w:t>Anticholinergic (antimuscarinic) effects</w:t>
+            </w:r>
+          </w:p>
+        </w:tc>
+        <w:tc>
+          <w:tcPr>
+            <w:tcW w:type="dxa" w:w="2556"/>
+          </w:tcPr>
+          <w:p>
+            <w:pPr>
+              <w:spacing w:after="40"/>
+            </w:pPr>
+            <w:r>
+              <w:rPr>
+                <w:sz w:val="18"/>
+              </w:rPr>
+            </w:r>
+            <w:r>
+              <w:rPr>
+                <w:b/>
+                <w:i w:val="0"/>
+                <w:sz w:val="18"/>
+              </w:rPr>
+              <w:t>Class IA (disopyramide most, procainamide least)</w:t>
+            </w:r>
+          </w:p>
+        </w:tc>
+        <w:tc>
+          <w:tcPr>
+            <w:tcW w:type="dxa" w:w="2556"/>
+          </w:tcPr>
+          <w:p>
+            <w:pPr>
+              <w:spacing w:after="40"/>
+            </w:pPr>
+            <w:r>
+              <w:rPr>
+                <w:sz w:val="18"/>
+              </w:rPr>
+            </w:r>
+            <w:r>
+              <w:rPr>
+                <w:b w:val="0"/>
+                <w:i w:val="0"/>
+                <w:sz w:val="18"/>
+              </w:rPr>
+              <w:t>Quinidine is anticholinergic; disopyramide has more; procainamide has less.</w:t>
+            </w:r>
+          </w:p>
+        </w:tc>
+        <w:tc>
+          <w:tcPr>
+            <w:tcW w:type="dxa" w:w="2556"/>
+          </w:tcPr>
+          <w:p>
+            <w:pPr>
+              <w:spacing w:after="40"/>
+            </w:pPr>
+            <w:r>
+              <w:rPr>
+                <w:sz w:val="18"/>
+              </w:rPr>
+            </w:r>
+            <w:r>
+              <w:rPr>
+                <w:b w:val="0"/>
+                <w:i w:val="0"/>
+                <w:sz w:val="18"/>
+              </w:rPr>
+              <w:t>L10</w:t>
+            </w:r>
+            <w:r>
+              <w:rPr>
+                <w:sz w:val="18"/>
+              </w:rPr>
+              <w:br/>
+            </w:r>
+            <w:r>
+              <w:rPr>
+                <w:b w:val="0"/>
+                <w:i w:val="0"/>
+                <w:sz w:val="18"/>
+              </w:rPr>
+              <w:t>slide 15</w:t>
+            </w:r>
+          </w:p>
+        </w:tc>
+      </w:tr>
+      <w:tr>
+        <w:tc>
+          <w:tcPr>
+            <w:tcW w:type="dxa" w:w="2556"/>
+          </w:tcPr>
+          <w:p>
+            <w:pPr>
+              <w:spacing w:after="40"/>
+            </w:pPr>
+            <w:r>
+              <w:rPr>
+                <w:sz w:val="18"/>
+              </w:rPr>
+            </w:r>
+            <w:r>
+              <w:rPr>
+                <w:b w:val="0"/>
+                <w:i w:val="0"/>
+                <w:sz w:val="18"/>
+              </w:rPr>
+              <w:t>Lupus-like syndrome</w:t>
+            </w:r>
+          </w:p>
+        </w:tc>
+        <w:tc>
+          <w:tcPr>
+            <w:tcW w:type="dxa" w:w="2556"/>
+          </w:tcPr>
+          <w:p>
+            <w:pPr>
+              <w:spacing w:after="40"/>
+            </w:pPr>
+            <w:r>
+              <w:rPr>
+                <w:sz w:val="18"/>
+              </w:rPr>
+            </w:r>
+            <w:r>
+              <w:rPr>
+                <w:b/>
+                <w:i w:val="0"/>
+                <w:sz w:val="18"/>
+              </w:rPr>
+              <w:t>Procainamide</w:t>
+            </w:r>
+          </w:p>
+        </w:tc>
+        <w:tc>
+          <w:tcPr>
+            <w:tcW w:type="dxa" w:w="2556"/>
+          </w:tcPr>
+          <w:p>
+            <w:pPr>
+              <w:spacing w:after="40"/>
+            </w:pPr>
+            <w:r>
+              <w:rPr>
+                <w:sz w:val="18"/>
+              </w:rPr>
+            </w:r>
+            <w:r>
+              <w:rPr>
+                <w:b w:val="0"/>
+                <w:i w:val="0"/>
+                <w:sz w:val="18"/>
+              </w:rPr>
+              <w:t>Common (25 to 50 percent) and unique to procainamide here; more often in slow acetylators.</w:t>
+            </w:r>
+          </w:p>
+        </w:tc>
+        <w:tc>
+          <w:tcPr>
+            <w:tcW w:type="dxa" w:w="2556"/>
+          </w:tcPr>
+          <w:p>
+            <w:pPr>
+              <w:spacing w:after="40"/>
+            </w:pPr>
+            <w:r>
+              <w:rPr>
+                <w:sz w:val="18"/>
+              </w:rPr>
+            </w:r>
+            <w:r>
+              <w:rPr>
+                <w:b w:val="0"/>
+                <w:i w:val="0"/>
+                <w:sz w:val="18"/>
+              </w:rPr>
+              <w:t>L10</w:t>
+            </w:r>
+            <w:r>
+              <w:rPr>
+                <w:sz w:val="18"/>
+              </w:rPr>
+              <w:br/>
+            </w:r>
+            <w:r>
+              <w:rPr>
+                <w:b w:val="0"/>
+                <w:i w:val="0"/>
+                <w:sz w:val="18"/>
+              </w:rPr>
+              <w:t>slide 13</w:t>
+            </w:r>
+          </w:p>
+        </w:tc>
+      </w:tr>
+      <w:tr>
+        <w:tc>
+          <w:tcPr>
+            <w:tcW w:type="dxa" w:w="2556"/>
+          </w:tcPr>
+          <w:p>
+            <w:pPr>
+              <w:spacing w:after="40"/>
+            </w:pPr>
+            <w:r>
+              <w:rPr>
+                <w:sz w:val="18"/>
+              </w:rPr>
+            </w:r>
+            <w:r>
+              <w:rPr>
+                <w:b w:val="0"/>
+                <w:i w:val="0"/>
+                <w:sz w:val="18"/>
+              </w:rPr>
+              <w:t>Bronchospasm</w:t>
+            </w:r>
+          </w:p>
+        </w:tc>
+        <w:tc>
+          <w:tcPr>
+            <w:tcW w:type="dxa" w:w="2556"/>
+          </w:tcPr>
+          <w:p>
+            <w:pPr>
+              <w:spacing w:after="40"/>
+            </w:pPr>
+            <w:r>
+              <w:rPr>
+                <w:sz w:val="18"/>
+              </w:rPr>
+            </w:r>
+            <w:r>
+              <w:rPr>
+                <w:b/>
+                <w:i w:val="0"/>
+                <w:sz w:val="18"/>
+              </w:rPr>
+              <w:t>Class II (nonselective most), sotalol, class IC</w:t>
+            </w:r>
+          </w:p>
+        </w:tc>
+        <w:tc>
+          <w:tcPr>
+            <w:tcW w:type="dxa" w:w="2556"/>
+          </w:tcPr>
+          <w:p>
+            <w:pPr>
+              <w:spacing w:after="40"/>
+            </w:pPr>
+            <w:r>
+              <w:rPr>
+                <w:sz w:val="18"/>
+              </w:rPr>
+            </w:r>
+            <w:r>
+              <w:rPr>
+                <w:b w:val="0"/>
+                <w:i w:val="0"/>
+                <w:sz w:val="18"/>
+              </w:rPr>
+              <w:t>Propranolol (nonselective), sotalol, flecainide and propafenone; metoprolol and acebutolol cause less.</w:t>
+            </w:r>
+          </w:p>
+        </w:tc>
+        <w:tc>
+          <w:tcPr>
+            <w:tcW w:type="dxa" w:w="2556"/>
+          </w:tcPr>
+          <w:p>
+            <w:pPr>
+              <w:spacing w:after="40"/>
+            </w:pPr>
+            <w:r>
+              <w:rPr>
+                <w:sz w:val="18"/>
+              </w:rPr>
+            </w:r>
+            <w:r>
+              <w:rPr>
+                <w:b w:val="0"/>
+                <w:i w:val="0"/>
+                <w:sz w:val="18"/>
+              </w:rPr>
+              <w:t>L10</w:t>
+            </w:r>
+            <w:r>
+              <w:rPr>
+                <w:sz w:val="18"/>
+              </w:rPr>
+              <w:br/>
+            </w:r>
+            <w:r>
+              <w:rPr>
+                <w:b w:val="0"/>
+                <w:i w:val="0"/>
+                <w:sz w:val="18"/>
+              </w:rPr>
+              <w:t>slide 28</w:t>
+            </w:r>
+          </w:p>
+        </w:tc>
+      </w:tr>
+      <w:tr>
+        <w:tc>
+          <w:tcPr>
+            <w:tcW w:type="dxa" w:w="2556"/>
+          </w:tcPr>
+          <w:p>
+            <w:pPr>
+              <w:spacing w:after="40"/>
+            </w:pPr>
+            <w:r>
+              <w:rPr>
+                <w:sz w:val="18"/>
+              </w:rPr>
+            </w:r>
+            <w:r>
+              <w:rPr>
+                <w:b w:val="0"/>
+                <w:i w:val="0"/>
+                <w:sz w:val="18"/>
+              </w:rPr>
+              <w:t>Heart failure (negative inotropy)</w:t>
+            </w:r>
+          </w:p>
+        </w:tc>
+        <w:tc>
+          <w:tcPr>
+            <w:tcW w:type="dxa" w:w="2556"/>
+          </w:tcPr>
+          <w:p>
+            <w:pPr>
+              <w:spacing w:after="40"/>
+            </w:pPr>
+            <w:r>
+              <w:rPr>
+                <w:sz w:val="18"/>
+              </w:rPr>
+            </w:r>
+            <w:r>
+              <w:rPr>
+                <w:b/>
+                <w:i w:val="0"/>
+                <w:sz w:val="18"/>
+              </w:rPr>
+              <w:t>Class II, class IV, disopyramide, propafenone</w:t>
+            </w:r>
+          </w:p>
+        </w:tc>
+        <w:tc>
+          <w:tcPr>
+            <w:tcW w:type="dxa" w:w="2556"/>
+          </w:tcPr>
+          <w:p>
+            <w:pPr>
+              <w:spacing w:after="40"/>
+            </w:pPr>
+            <w:r>
+              <w:rPr>
+                <w:sz w:val="18"/>
+              </w:rPr>
+            </w:r>
+            <w:r>
+              <w:rPr>
+                <w:b w:val="0"/>
+                <w:i w:val="0"/>
+                <w:sz w:val="18"/>
+              </w:rPr>
+              <w:t>Disopyramide decreases contractility; propafenone worsens heart failure; beta blockers and class IV calcium channel blockers are negative inotropes.</w:t>
+            </w:r>
+          </w:p>
+        </w:tc>
+        <w:tc>
+          <w:tcPr>
+            <w:tcW w:type="dxa" w:w="2556"/>
+          </w:tcPr>
+          <w:p>
+            <w:pPr>
+              <w:spacing w:after="40"/>
+            </w:pPr>
+            <w:r>
+              <w:rPr>
+                <w:sz w:val="18"/>
+              </w:rPr>
+            </w:r>
+            <w:r>
+              <w:rPr>
+                <w:b w:val="0"/>
+                <w:i w:val="0"/>
+                <w:sz w:val="18"/>
+              </w:rPr>
+              <w:t>L10</w:t>
+            </w:r>
+            <w:r>
+              <w:rPr>
+                <w:sz w:val="18"/>
+              </w:rPr>
+              <w:br/>
+            </w:r>
+            <w:r>
+              <w:rPr>
+                <w:b w:val="0"/>
+                <w:i w:val="0"/>
+                <w:sz w:val="18"/>
+              </w:rPr>
+              <w:t>slide 28</w:t>
+            </w:r>
+          </w:p>
+        </w:tc>
+      </w:tr>
+      <w:tr>
+        <w:tc>
+          <w:tcPr>
+            <w:tcW w:type="dxa" w:w="2556"/>
+          </w:tcPr>
+          <w:p>
+            <w:pPr>
+              <w:spacing w:after="40"/>
+            </w:pPr>
+            <w:r>
+              <w:rPr>
+                <w:sz w:val="18"/>
+              </w:rPr>
+            </w:r>
+            <w:r>
+              <w:rPr>
+                <w:b w:val="0"/>
+                <w:i w:val="0"/>
+                <w:sz w:val="18"/>
+              </w:rPr>
+              <w:t>Edema</w:t>
+            </w:r>
+          </w:p>
+        </w:tc>
+        <w:tc>
+          <w:tcPr>
+            <w:tcW w:type="dxa" w:w="2556"/>
+          </w:tcPr>
+          <w:p>
+            <w:pPr>
+              <w:spacing w:after="40"/>
+            </w:pPr>
+            <w:r>
+              <w:rPr>
+                <w:sz w:val="18"/>
+              </w:rPr>
+            </w:r>
+            <w:r>
+              <w:rPr>
+                <w:b/>
+                <w:i w:val="0"/>
+                <w:sz w:val="18"/>
+              </w:rPr>
+              <w:t>Verapamil, diltiazem</w:t>
+            </w:r>
+          </w:p>
+        </w:tc>
+        <w:tc>
+          <w:tcPr>
+            <w:tcW w:type="dxa" w:w="2556"/>
+          </w:tcPr>
+          <w:p>
+            <w:pPr>
+              <w:spacing w:after="40"/>
+            </w:pPr>
+            <w:r>
+              <w:rPr>
+                <w:sz w:val="18"/>
+              </w:rPr>
+            </w:r>
+            <w:r>
+              <w:rPr>
+                <w:b w:val="0"/>
+                <w:i w:val="0"/>
+                <w:sz w:val="18"/>
+              </w:rPr>
+              <w:t>With hypotension, the expected effect of class IV.</w:t>
+            </w:r>
+          </w:p>
+        </w:tc>
+        <w:tc>
+          <w:tcPr>
+            <w:tcW w:type="dxa" w:w="2556"/>
+          </w:tcPr>
+          <w:p>
+            <w:pPr>
+              <w:spacing w:after="40"/>
+            </w:pPr>
+            <w:r>
+              <w:rPr>
+                <w:sz w:val="18"/>
+              </w:rPr>
+            </w:r>
+            <w:r>
+              <w:rPr>
+                <w:b w:val="0"/>
+                <w:i w:val="0"/>
+                <w:sz w:val="18"/>
+              </w:rPr>
+              <w:t>L10</w:t>
+            </w:r>
+            <w:r>
+              <w:rPr>
+                <w:sz w:val="18"/>
+              </w:rPr>
+              <w:br/>
+            </w:r>
+            <w:r>
+              <w:rPr>
+                <w:b w:val="0"/>
+                <w:i w:val="0"/>
+                <w:sz w:val="18"/>
+              </w:rPr>
+              <w:t>slide 39</w:t>
+            </w:r>
+          </w:p>
+        </w:tc>
+      </w:tr>
+      <w:tr>
+        <w:tc>
+          <w:tcPr>
+            <w:tcW w:type="dxa" w:w="2556"/>
+          </w:tcPr>
+          <w:p>
+            <w:pPr>
+              <w:spacing w:after="40"/>
+            </w:pPr>
+            <w:r>
+              <w:rPr>
+                <w:sz w:val="18"/>
+              </w:rPr>
+            </w:r>
+            <w:r>
+              <w:rPr>
+                <w:b w:val="0"/>
+                <w:i w:val="0"/>
+                <w:sz w:val="18"/>
+              </w:rPr>
+              <w:t>Sedation and fatigue</w:t>
+            </w:r>
+          </w:p>
+        </w:tc>
+        <w:tc>
+          <w:tcPr>
+            <w:tcW w:type="dxa" w:w="2556"/>
+          </w:tcPr>
+          <w:p>
+            <w:pPr>
+              <w:spacing w:after="40"/>
+            </w:pPr>
+            <w:r>
+              <w:rPr>
+                <w:sz w:val="18"/>
+              </w:rPr>
+            </w:r>
+            <w:r>
+              <w:rPr>
+                <w:b/>
+                <w:i w:val="0"/>
+                <w:sz w:val="18"/>
+              </w:rPr>
+              <w:t>Metoprolol, acebutolol</w:t>
+            </w:r>
+          </w:p>
+        </w:tc>
+        <w:tc>
+          <w:tcPr>
+            <w:tcW w:type="dxa" w:w="2556"/>
+          </w:tcPr>
+          <w:p>
+            <w:pPr>
+              <w:spacing w:after="40"/>
+            </w:pPr>
+            <w:r>
+              <w:rPr>
+                <w:sz w:val="18"/>
+              </w:rPr>
+            </w:r>
+            <w:r>
+              <w:rPr>
+                <w:b w:val="0"/>
+                <w:i w:val="0"/>
+                <w:sz w:val="18"/>
+              </w:rPr>
+              <w:t>Central nervous system sedation and fatigue.</w:t>
+            </w:r>
+          </w:p>
+        </w:tc>
+        <w:tc>
+          <w:tcPr>
+            <w:tcW w:type="dxa" w:w="2556"/>
+          </w:tcPr>
+          <w:p>
+            <w:pPr>
+              <w:spacing w:after="40"/>
+            </w:pPr>
+            <w:r>
+              <w:rPr>
+                <w:sz w:val="18"/>
+              </w:rPr>
+            </w:r>
+            <w:r>
+              <w:rPr>
+                <w:b w:val="0"/>
+                <w:i w:val="0"/>
+                <w:sz w:val="18"/>
+              </w:rPr>
+              <w:t>L10</w:t>
+            </w:r>
+            <w:r>
+              <w:rPr>
+                <w:sz w:val="18"/>
+              </w:rPr>
+              <w:br/>
+            </w:r>
+            <w:r>
+              <w:rPr>
+                <w:b w:val="0"/>
+                <w:i w:val="0"/>
+                <w:sz w:val="18"/>
+              </w:rPr>
+              <w:t>slide 29</w:t>
+            </w:r>
+          </w:p>
+        </w:tc>
+      </w:tr>
+      <w:tr>
+        <w:tc>
+          <w:tcPr>
+            <w:tcW w:type="dxa" w:w="2556"/>
+          </w:tcPr>
+          <w:p>
+            <w:pPr>
+              <w:spacing w:after="40"/>
+            </w:pPr>
+            <w:r>
+              <w:rPr>
+                <w:sz w:val="18"/>
+              </w:rPr>
+            </w:r>
+            <w:r>
+              <w:rPr>
+                <w:b w:val="0"/>
+                <w:i w:val="0"/>
+                <w:sz w:val="18"/>
+              </w:rPr>
+              <w:t>Flushing, shortness of breath, burning in the chest</w:t>
+            </w:r>
+          </w:p>
+        </w:tc>
+        <w:tc>
+          <w:tcPr>
+            <w:tcW w:type="dxa" w:w="2556"/>
+          </w:tcPr>
+          <w:p>
+            <w:pPr>
+              <w:spacing w:after="40"/>
+            </w:pPr>
+            <w:r>
+              <w:rPr>
+                <w:sz w:val="18"/>
+              </w:rPr>
+            </w:r>
+            <w:r>
+              <w:rPr>
+                <w:b/>
+                <w:i w:val="0"/>
+                <w:sz w:val="18"/>
+              </w:rPr>
+              <w:t>Adenosine</w:t>
+            </w:r>
+          </w:p>
+        </w:tc>
+        <w:tc>
+          <w:tcPr>
+            <w:tcW w:type="dxa" w:w="2556"/>
+          </w:tcPr>
+          <w:p>
+            <w:pPr>
+              <w:spacing w:after="40"/>
+            </w:pPr>
+            <w:r>
+              <w:rPr>
+                <w:sz w:val="18"/>
+              </w:rPr>
+            </w:r>
+            <w:r>
+              <w:rPr>
+                <w:b w:val="0"/>
+                <w:i w:val="0"/>
+                <w:sz w:val="18"/>
+              </w:rPr>
+              <w:t>Flushing in 20 percent; brief, because the half-life is about 10 seconds.</w:t>
+            </w:r>
+          </w:p>
+        </w:tc>
+        <w:tc>
+          <w:tcPr>
+            <w:tcW w:type="dxa" w:w="2556"/>
+          </w:tcPr>
+          <w:p>
+            <w:pPr>
+              <w:spacing w:after="40"/>
+            </w:pPr>
+            <w:r>
+              <w:rPr>
+                <w:sz w:val="18"/>
+              </w:rPr>
+            </w:r>
+            <w:r>
+              <w:rPr>
+                <w:b w:val="0"/>
+                <w:i w:val="0"/>
+                <w:sz w:val="18"/>
+              </w:rPr>
+              <w:t>L10</w:t>
+            </w:r>
+            <w:r>
+              <w:rPr>
+                <w:sz w:val="18"/>
+              </w:rPr>
+              <w:br/>
+            </w:r>
+            <w:r>
+              <w:rPr>
+                <w:b w:val="0"/>
+                <w:i w:val="0"/>
+                <w:sz w:val="18"/>
+              </w:rPr>
+              <w:t>slide 42</w:t>
+            </w:r>
+          </w:p>
+        </w:tc>
+      </w:tr>
+    </w:tbl>
+    <w:p>
+      <w:pPr>
+        <w:spacing w:after="80"/>
+      </w:pPr>
+    </w:p>
+    <w:p>
+      <w:pPr>
+        <w:pStyle w:val="Heading1"/>
+        <w:spacing w:before="280" w:after="100"/>
+      </w:pPr>
+      <w:r>
+        <w:rPr>
+          <w:rFonts w:ascii="Georgia" w:hAnsi="Georgia"/>
+          <w:color w:val="6B3524"/>
+        </w:rPr>
+        <w:t>Zebras 8</w:t>
+      </w:r>
+    </w:p>
+    <w:p>
+      <w:pPr>
+        <w:spacing w:after="120"/>
+      </w:pPr>
+      <w:r>
+        <w:rPr>
+          <w:b w:val="0"/>
+          <w:i w:val="0"/>
+        </w:rPr>
+        <w:t xml:space="preserve">Uncommon, but </w:t>
+      </w:r>
+      <w:r>
+        <w:rPr>
+          <w:b/>
+          <w:i w:val="0"/>
+        </w:rPr>
+        <w:t>unique to one drug</w:t>
+      </w:r>
+      <w:r>
+        <w:rPr>
+          <w:b w:val="0"/>
+          <w:i w:val="0"/>
+        </w:rPr>
+        <w:t>. Each is worth about one question, and with the killers they are where to look.</w:t>
+      </w:r>
+    </w:p>
+    <w:tbl>
+      <w:tblPr>
+        <w:tblStyle w:val="TableGrid"/>
+        <w:tblW w:type="auto" w:w="0"/>
+        <w:jc w:val="center"/>
+        <w:tblLook w:firstColumn="1" w:firstRow="1" w:lastColumn="0" w:lastRow="0" w:noHBand="0" w:noVBand="1" w:val="04A0"/>
+        <w:tblBorders>
+          <w:top w:val="single" w:sz="4" w:space="0" w:color="D8D2D4"/>
+          <w:left w:val="single" w:sz="4" w:space="0" w:color="D8D2D4"/>
+          <w:bottom w:val="single" w:sz="4" w:space="0" w:color="D8D2D4"/>
+          <w:right w:val="single" w:sz="4" w:space="0" w:color="D8D2D4"/>
+          <w:insideH w:val="single" w:sz="4" w:space="0" w:color="D8D2D4"/>
+          <w:insideV w:val="single" w:sz="4" w:space="0" w:color="D8D2D4"/>
+        </w:tblBorders>
+      </w:tblPr>
+      <w:tblGrid>
+        <w:gridCol w:w="2556"/>
+        <w:gridCol w:w="2556"/>
+        <w:gridCol w:w="2556"/>
+        <w:gridCol w:w="2556"/>
+      </w:tblGrid>
+      <w:tr>
+        <w:tc>
+          <w:tcPr>
+            <w:tcW w:type="dxa" w:w="2556"/>
+            <w:shd w:val="clear" w:color="auto" w:fill="6B3524"/>
+          </w:tcPr>
+          <w:p>
+            <w:pPr>
+              <w:spacing w:after="40"/>
+            </w:pPr>
+            <w:r>
+              <w:rPr>
+                <w:b/>
+                <w:color w:val="FFFFFF"/>
+                <w:sz w:val="18"/>
+              </w:rPr>
+            </w:r>
+            <w:r>
+              <w:rPr>
+                <w:b/>
+                <w:i w:val="0"/>
+                <w:color w:val="FFFFFF"/>
+                <w:sz w:val="18"/>
+              </w:rPr>
+              <w:t>Effect</w:t>
+            </w:r>
+          </w:p>
+        </w:tc>
+        <w:tc>
+          <w:tcPr>
+            <w:tcW w:type="dxa" w:w="2556"/>
+            <w:shd w:val="clear" w:color="auto" w:fill="6B3524"/>
+          </w:tcPr>
+          <w:p>
+            <w:pPr>
+              <w:spacing w:after="40"/>
+            </w:pPr>
+            <w:r>
+              <w:rPr>
+                <w:b/>
+                <w:color w:val="FFFFFF"/>
+                <w:sz w:val="18"/>
+              </w:rPr>
+            </w:r>
+            <w:r>
+              <w:rPr>
+                <w:b/>
+                <w:i w:val="0"/>
+                <w:color w:val="FFFFFF"/>
+                <w:sz w:val="18"/>
+              </w:rPr>
+              <w:t>Drug or class</w:t>
+            </w:r>
+          </w:p>
+        </w:tc>
+        <w:tc>
+          <w:tcPr>
+            <w:tcW w:type="dxa" w:w="2556"/>
+            <w:shd w:val="clear" w:color="auto" w:fill="6B3524"/>
+          </w:tcPr>
+          <w:p>
+            <w:pPr>
+              <w:spacing w:after="40"/>
+            </w:pPr>
+            <w:r>
+              <w:rPr>
+                <w:b/>
+                <w:color w:val="FFFFFF"/>
+                <w:sz w:val="18"/>
+              </w:rPr>
+            </w:r>
+            <w:r>
+              <w:rPr>
+                <w:b/>
+                <w:i w:val="0"/>
+                <w:color w:val="FFFFFF"/>
+                <w:sz w:val="18"/>
+              </w:rPr>
+              <w:t>What it means / what to do</w:t>
+            </w:r>
+          </w:p>
+        </w:tc>
+        <w:tc>
+          <w:tcPr>
+            <w:tcW w:type="dxa" w:w="2556"/>
+            <w:shd w:val="clear" w:color="auto" w:fill="6B3524"/>
+          </w:tcPr>
+          <w:p>
+            <w:pPr>
+              <w:spacing w:after="40"/>
+            </w:pPr>
+            <w:r>
+              <w:rPr>
+                <w:b/>
+                <w:color w:val="FFFFFF"/>
+                <w:sz w:val="18"/>
+              </w:rPr>
+            </w:r>
+            <w:r>
+              <w:rPr>
+                <w:b/>
+                <w:i w:val="0"/>
+                <w:color w:val="FFFFFF"/>
+                <w:sz w:val="18"/>
+              </w:rPr>
+              <w:t>Source</w:t>
+            </w:r>
+          </w:p>
+        </w:tc>
+      </w:tr>
+      <w:tr>
+        <w:tc>
+          <w:tcPr>
+            <w:tcW w:type="dxa" w:w="2556"/>
+          </w:tcPr>
+          <w:p>
+            <w:pPr>
+              <w:spacing w:after="40"/>
+            </w:pPr>
+            <w:r>
+              <w:rPr>
+                <w:sz w:val="18"/>
+              </w:rPr>
+            </w:r>
+            <w:r>
+              <w:rPr>
+                <w:b w:val="0"/>
+                <w:i w:val="0"/>
+                <w:sz w:val="18"/>
+              </w:rPr>
+              <w:t>Cinchonism: tinnitus, dizziness, blurred vision</w:t>
+            </w:r>
+          </w:p>
+        </w:tc>
+        <w:tc>
+          <w:tcPr>
+            <w:tcW w:type="dxa" w:w="2556"/>
+          </w:tcPr>
+          <w:p>
+            <w:pPr>
+              <w:spacing w:after="40"/>
+            </w:pPr>
+            <w:r>
+              <w:rPr>
+                <w:sz w:val="18"/>
+              </w:rPr>
+            </w:r>
+            <w:r>
+              <w:rPr>
+                <w:b/>
+                <w:i w:val="0"/>
+                <w:sz w:val="18"/>
+              </w:rPr>
+              <w:t>Quinidine</w:t>
+            </w:r>
+          </w:p>
+        </w:tc>
+        <w:tc>
+          <w:tcPr>
+            <w:tcW w:type="dxa" w:w="2556"/>
+          </w:tcPr>
+          <w:p>
+            <w:pPr>
+              <w:spacing w:after="40"/>
+            </w:pPr>
+            <w:r>
+              <w:rPr>
+                <w:sz w:val="18"/>
+              </w:rPr>
+            </w:r>
+            <w:r>
+              <w:rPr>
+                <w:b w:val="0"/>
+                <w:i w:val="0"/>
+                <w:sz w:val="18"/>
+              </w:rPr>
+              <w:t>Quinidine is the D-isomer of quinine; cinchonism is unique to it among these drugs.</w:t>
+            </w:r>
+          </w:p>
+        </w:tc>
+        <w:tc>
+          <w:tcPr>
+            <w:tcW w:type="dxa" w:w="2556"/>
+          </w:tcPr>
+          <w:p>
+            <w:pPr>
+              <w:spacing w:after="40"/>
+            </w:pPr>
+            <w:r>
+              <w:rPr>
+                <w:sz w:val="18"/>
+              </w:rPr>
+            </w:r>
+            <w:r>
+              <w:rPr>
+                <w:b w:val="0"/>
+                <w:i w:val="0"/>
+                <w:sz w:val="18"/>
+              </w:rPr>
+              <w:t>L10</w:t>
+            </w:r>
+            <w:r>
+              <w:rPr>
+                <w:sz w:val="18"/>
+              </w:rPr>
+              <w:br/>
+            </w:r>
+            <w:r>
+              <w:rPr>
+                <w:b w:val="0"/>
+                <w:i w:val="0"/>
+                <w:sz w:val="18"/>
+              </w:rPr>
+              <w:t>slide 11</w:t>
+            </w:r>
+          </w:p>
+        </w:tc>
+      </w:tr>
+      <w:tr>
+        <w:tc>
+          <w:tcPr>
+            <w:tcW w:type="dxa" w:w="2556"/>
+          </w:tcPr>
+          <w:p>
+            <w:pPr>
+              <w:spacing w:after="40"/>
+            </w:pPr>
+            <w:r>
+              <w:rPr>
+                <w:sz w:val="18"/>
+              </w:rPr>
+            </w:r>
+            <w:r>
+              <w:rPr>
+                <w:b w:val="0"/>
+                <w:i w:val="0"/>
+                <w:sz w:val="18"/>
+              </w:rPr>
+              <w:t>Nystagmus (early sign of toxicity)</w:t>
+            </w:r>
+          </w:p>
+        </w:tc>
+        <w:tc>
+          <w:tcPr>
+            <w:tcW w:type="dxa" w:w="2556"/>
+          </w:tcPr>
+          <w:p>
+            <w:pPr>
+              <w:spacing w:after="40"/>
+            </w:pPr>
+            <w:r>
+              <w:rPr>
+                <w:sz w:val="18"/>
+              </w:rPr>
+            </w:r>
+            <w:r>
+              <w:rPr>
+                <w:b/>
+                <w:i w:val="0"/>
+                <w:sz w:val="18"/>
+              </w:rPr>
+              <w:t>Lidocaine</w:t>
+            </w:r>
+          </w:p>
+        </w:tc>
+        <w:tc>
+          <w:tcPr>
+            <w:tcW w:type="dxa" w:w="2556"/>
+          </w:tcPr>
+          <w:p>
+            <w:pPr>
+              <w:spacing w:after="40"/>
+            </w:pPr>
+            <w:r>
+              <w:rPr>
+                <w:sz w:val="18"/>
+              </w:rPr>
+            </w:r>
+            <w:r>
+              <w:rPr>
+                <w:b w:val="0"/>
+                <w:i w:val="0"/>
+                <w:sz w:val="18"/>
+              </w:rPr>
+              <w:t>The first sign of lidocaine toxicity, before seizures.</w:t>
+            </w:r>
+          </w:p>
+        </w:tc>
+        <w:tc>
+          <w:tcPr>
+            <w:tcW w:type="dxa" w:w="2556"/>
+          </w:tcPr>
+          <w:p>
+            <w:pPr>
+              <w:spacing w:after="40"/>
+            </w:pPr>
+            <w:r>
+              <w:rPr>
+                <w:sz w:val="18"/>
+              </w:rPr>
+            </w:r>
+            <w:r>
+              <w:rPr>
+                <w:b w:val="0"/>
+                <w:i w:val="0"/>
+                <w:sz w:val="18"/>
+              </w:rPr>
+              <w:t>L10</w:t>
+            </w:r>
+            <w:r>
+              <w:rPr>
+                <w:sz w:val="18"/>
+              </w:rPr>
+              <w:br/>
+            </w:r>
+            <w:r>
+              <w:rPr>
+                <w:b w:val="0"/>
+                <w:i w:val="0"/>
+                <w:sz w:val="18"/>
+              </w:rPr>
+              <w:t>slide 19</w:t>
+            </w:r>
+          </w:p>
+        </w:tc>
+      </w:tr>
+      <w:tr>
+        <w:tc>
+          <w:tcPr>
+            <w:tcW w:type="dxa" w:w="2556"/>
+          </w:tcPr>
+          <w:p>
+            <w:pPr>
+              <w:spacing w:after="40"/>
+            </w:pPr>
+            <w:r>
+              <w:rPr>
+                <w:sz w:val="18"/>
+              </w:rPr>
+            </w:r>
+            <w:r>
+              <w:rPr>
+                <w:b w:val="0"/>
+                <w:i w:val="0"/>
+                <w:sz w:val="18"/>
+              </w:rPr>
+              <w:t>Blue-gray skin color, photosensitivity</w:t>
+            </w:r>
+          </w:p>
+        </w:tc>
+        <w:tc>
+          <w:tcPr>
+            <w:tcW w:type="dxa" w:w="2556"/>
+          </w:tcPr>
+          <w:p>
+            <w:pPr>
+              <w:spacing w:after="40"/>
+            </w:pPr>
+            <w:r>
+              <w:rPr>
+                <w:sz w:val="18"/>
+              </w:rPr>
+            </w:r>
+            <w:r>
+              <w:rPr>
+                <w:b/>
+                <w:i w:val="0"/>
+                <w:sz w:val="18"/>
+              </w:rPr>
+              <w:t>Amiodarone</w:t>
+            </w:r>
+          </w:p>
+        </w:tc>
+        <w:tc>
+          <w:tcPr>
+            <w:tcW w:type="dxa" w:w="2556"/>
+          </w:tcPr>
+          <w:p>
+            <w:pPr>
+              <w:spacing w:after="40"/>
+            </w:pPr>
+            <w:r>
+              <w:rPr>
+                <w:sz w:val="18"/>
+              </w:rPr>
+            </w:r>
+            <w:r>
+              <w:rPr>
+                <w:b w:val="0"/>
+                <w:i w:val="0"/>
+                <w:sz w:val="18"/>
+              </w:rPr>
+              <w:t>Unique to amiodarone; advise sun protection.</w:t>
+            </w:r>
+          </w:p>
+        </w:tc>
+        <w:tc>
+          <w:tcPr>
+            <w:tcW w:type="dxa" w:w="2556"/>
+          </w:tcPr>
+          <w:p>
+            <w:pPr>
+              <w:spacing w:after="40"/>
+            </w:pPr>
+            <w:r>
+              <w:rPr>
+                <w:sz w:val="18"/>
+              </w:rPr>
+            </w:r>
+            <w:r>
+              <w:rPr>
+                <w:b w:val="0"/>
+                <w:i w:val="0"/>
+                <w:sz w:val="18"/>
+              </w:rPr>
+              <w:t>L10</w:t>
+            </w:r>
+            <w:r>
+              <w:rPr>
+                <w:sz w:val="18"/>
+              </w:rPr>
+              <w:br/>
+            </w:r>
+            <w:r>
+              <w:rPr>
+                <w:b w:val="0"/>
+                <w:i w:val="0"/>
+                <w:sz w:val="18"/>
+              </w:rPr>
+              <w:t>slide 33</w:t>
+            </w:r>
+          </w:p>
+        </w:tc>
+      </w:tr>
+      <w:tr>
+        <w:tc>
+          <w:tcPr>
+            <w:tcW w:type="dxa" w:w="2556"/>
+          </w:tcPr>
+          <w:p>
+            <w:pPr>
+              <w:spacing w:after="40"/>
+            </w:pPr>
+            <w:r>
+              <w:rPr>
+                <w:sz w:val="18"/>
+              </w:rPr>
+            </w:r>
+            <w:r>
+              <w:rPr>
+                <w:b w:val="0"/>
+                <w:i w:val="0"/>
+                <w:sz w:val="18"/>
+              </w:rPr>
+              <w:t>Corneal deposits</w:t>
+            </w:r>
+          </w:p>
+        </w:tc>
+        <w:tc>
+          <w:tcPr>
+            <w:tcW w:type="dxa" w:w="2556"/>
+          </w:tcPr>
+          <w:p>
+            <w:pPr>
+              <w:spacing w:after="40"/>
+            </w:pPr>
+            <w:r>
+              <w:rPr>
+                <w:sz w:val="18"/>
+              </w:rPr>
+            </w:r>
+            <w:r>
+              <w:rPr>
+                <w:b/>
+                <w:i w:val="0"/>
+                <w:sz w:val="18"/>
+              </w:rPr>
+              <w:t>Amiodarone</w:t>
+            </w:r>
+          </w:p>
+        </w:tc>
+        <w:tc>
+          <w:tcPr>
+            <w:tcW w:type="dxa" w:w="2556"/>
+          </w:tcPr>
+          <w:p>
+            <w:pPr>
+              <w:spacing w:after="40"/>
+            </w:pPr>
+            <w:r>
+              <w:rPr>
+                <w:sz w:val="18"/>
+              </w:rPr>
+            </w:r>
+            <w:r>
+              <w:rPr>
+                <w:b w:val="0"/>
+                <w:i w:val="0"/>
+                <w:sz w:val="18"/>
+              </w:rPr>
+              <w:t>Unique to amiodarone.</w:t>
+            </w:r>
+          </w:p>
+        </w:tc>
+        <w:tc>
+          <w:tcPr>
+            <w:tcW w:type="dxa" w:w="2556"/>
+          </w:tcPr>
+          <w:p>
+            <w:pPr>
+              <w:spacing w:after="40"/>
+            </w:pPr>
+            <w:r>
+              <w:rPr>
+                <w:sz w:val="18"/>
+              </w:rPr>
+            </w:r>
+            <w:r>
+              <w:rPr>
+                <w:b w:val="0"/>
+                <w:i w:val="0"/>
+                <w:sz w:val="18"/>
+              </w:rPr>
+              <w:t>L10</w:t>
+            </w:r>
+            <w:r>
+              <w:rPr>
+                <w:sz w:val="18"/>
+              </w:rPr>
+              <w:br/>
+            </w:r>
+            <w:r>
+              <w:rPr>
+                <w:b w:val="0"/>
+                <w:i w:val="0"/>
+                <w:sz w:val="18"/>
+              </w:rPr>
+              <w:t>slide 33</w:t>
+            </w:r>
+          </w:p>
+        </w:tc>
+      </w:tr>
+      <w:tr>
+        <w:tc>
+          <w:tcPr>
+            <w:tcW w:type="dxa" w:w="2556"/>
+          </w:tcPr>
+          <w:p>
+            <w:pPr>
+              <w:spacing w:after="40"/>
+            </w:pPr>
+            <w:r>
+              <w:rPr>
+                <w:sz w:val="18"/>
+              </w:rPr>
+            </w:r>
+            <w:r>
+              <w:rPr>
+                <w:b w:val="0"/>
+                <w:i w:val="0"/>
+                <w:sz w:val="18"/>
+              </w:rPr>
+              <w:t>Thyroid abnormalities (hyperthyroidism or hypothyroidism)</w:t>
+            </w:r>
+          </w:p>
+        </w:tc>
+        <w:tc>
+          <w:tcPr>
+            <w:tcW w:type="dxa" w:w="2556"/>
+          </w:tcPr>
+          <w:p>
+            <w:pPr>
+              <w:spacing w:after="40"/>
+            </w:pPr>
+            <w:r>
+              <w:rPr>
+                <w:sz w:val="18"/>
+              </w:rPr>
+            </w:r>
+            <w:r>
+              <w:rPr>
+                <w:b/>
+                <w:i w:val="0"/>
+                <w:sz w:val="18"/>
+              </w:rPr>
+              <w:t>Amiodarone</w:t>
+            </w:r>
+          </w:p>
+        </w:tc>
+        <w:tc>
+          <w:tcPr>
+            <w:tcW w:type="dxa" w:w="2556"/>
+          </w:tcPr>
+          <w:p>
+            <w:pPr>
+              <w:spacing w:after="40"/>
+            </w:pPr>
+            <w:r>
+              <w:rPr>
+                <w:sz w:val="18"/>
+              </w:rPr>
+            </w:r>
+            <w:r>
+              <w:rPr>
+                <w:b w:val="0"/>
+                <w:i w:val="0"/>
+                <w:sz w:val="18"/>
+              </w:rPr>
+              <w:t>Amiodarone is an analog of thyroid hormone.</w:t>
+            </w:r>
+          </w:p>
+        </w:tc>
+        <w:tc>
+          <w:tcPr>
+            <w:tcW w:type="dxa" w:w="2556"/>
+          </w:tcPr>
+          <w:p>
+            <w:pPr>
+              <w:spacing w:after="40"/>
+            </w:pPr>
+            <w:r>
+              <w:rPr>
+                <w:sz w:val="18"/>
+              </w:rPr>
+            </w:r>
+            <w:r>
+              <w:rPr>
+                <w:b w:val="0"/>
+                <w:i w:val="0"/>
+                <w:sz w:val="18"/>
+              </w:rPr>
+              <w:t>L10</w:t>
+            </w:r>
+            <w:r>
+              <w:rPr>
+                <w:sz w:val="18"/>
+              </w:rPr>
+              <w:br/>
+            </w:r>
+            <w:r>
+              <w:rPr>
+                <w:b w:val="0"/>
+                <w:i w:val="0"/>
+                <w:sz w:val="18"/>
+              </w:rPr>
+              <w:t>slide 33</w:t>
+            </w:r>
+          </w:p>
+        </w:tc>
+      </w:tr>
+      <w:tr>
+        <w:tc>
+          <w:tcPr>
+            <w:tcW w:type="dxa" w:w="2556"/>
+          </w:tcPr>
+          <w:p>
+            <w:pPr>
+              <w:spacing w:after="40"/>
+            </w:pPr>
+            <w:r>
+              <w:rPr>
+                <w:sz w:val="18"/>
+              </w:rPr>
+            </w:r>
+            <w:r>
+              <w:rPr>
+                <w:b w:val="0"/>
+                <w:i w:val="0"/>
+                <w:sz w:val="18"/>
+              </w:rPr>
+              <w:t>Tremor</w:t>
+            </w:r>
+          </w:p>
+        </w:tc>
+        <w:tc>
+          <w:tcPr>
+            <w:tcW w:type="dxa" w:w="2556"/>
+          </w:tcPr>
+          <w:p>
+            <w:pPr>
+              <w:spacing w:after="40"/>
+            </w:pPr>
+            <w:r>
+              <w:rPr>
+                <w:sz w:val="18"/>
+              </w:rPr>
+            </w:r>
+            <w:r>
+              <w:rPr>
+                <w:b/>
+                <w:i w:val="0"/>
+                <w:sz w:val="18"/>
+              </w:rPr>
+              <w:t>Flecainide</w:t>
+            </w:r>
+          </w:p>
+        </w:tc>
+        <w:tc>
+          <w:tcPr>
+            <w:tcW w:type="dxa" w:w="2556"/>
+          </w:tcPr>
+          <w:p>
+            <w:pPr>
+              <w:spacing w:after="40"/>
+            </w:pPr>
+            <w:r>
+              <w:rPr>
+                <w:sz w:val="18"/>
+              </w:rPr>
+            </w:r>
+            <w:r>
+              <w:rPr>
+                <w:b w:val="0"/>
+                <w:i w:val="0"/>
+                <w:sz w:val="18"/>
+              </w:rPr>
+              <w:t>With blurred vision, the nervous system effects of flecainide.</w:t>
+            </w:r>
+          </w:p>
+        </w:tc>
+        <w:tc>
+          <w:tcPr>
+            <w:tcW w:type="dxa" w:w="2556"/>
+          </w:tcPr>
+          <w:p>
+            <w:pPr>
+              <w:spacing w:after="40"/>
+            </w:pPr>
+            <w:r>
+              <w:rPr>
+                <w:sz w:val="18"/>
+              </w:rPr>
+            </w:r>
+            <w:r>
+              <w:rPr>
+                <w:b w:val="0"/>
+                <w:i w:val="0"/>
+                <w:sz w:val="18"/>
+              </w:rPr>
+              <w:t>L10</w:t>
+            </w:r>
+            <w:r>
+              <w:rPr>
+                <w:sz w:val="18"/>
+              </w:rPr>
+              <w:br/>
+            </w:r>
+            <w:r>
+              <w:rPr>
+                <w:b w:val="0"/>
+                <w:i w:val="0"/>
+                <w:sz w:val="18"/>
+              </w:rPr>
+              <w:t>slide 23</w:t>
+            </w:r>
+          </w:p>
+        </w:tc>
+      </w:tr>
+      <w:tr>
+        <w:tc>
+          <w:tcPr>
+            <w:tcW w:type="dxa" w:w="2556"/>
+          </w:tcPr>
+          <w:p>
+            <w:pPr>
+              <w:spacing w:after="40"/>
+            </w:pPr>
+            <w:r>
+              <w:rPr>
+                <w:sz w:val="18"/>
+              </w:rPr>
+            </w:r>
+            <w:r>
+              <w:rPr>
+                <w:b w:val="0"/>
+                <w:i w:val="0"/>
+                <w:sz w:val="18"/>
+              </w:rPr>
+              <w:t>The heart may stop for 2 to 3 seconds</w:t>
+            </w:r>
+          </w:p>
+        </w:tc>
+        <w:tc>
+          <w:tcPr>
+            <w:tcW w:type="dxa" w:w="2556"/>
+          </w:tcPr>
+          <w:p>
+            <w:pPr>
+              <w:spacing w:after="40"/>
+            </w:pPr>
+            <w:r>
+              <w:rPr>
+                <w:sz w:val="18"/>
+              </w:rPr>
+            </w:r>
+            <w:r>
+              <w:rPr>
+                <w:b/>
+                <w:i w:val="0"/>
+                <w:sz w:val="18"/>
+              </w:rPr>
+              <w:t>Adenosine</w:t>
+            </w:r>
+          </w:p>
+        </w:tc>
+        <w:tc>
+          <w:tcPr>
+            <w:tcW w:type="dxa" w:w="2556"/>
+          </w:tcPr>
+          <w:p>
+            <w:pPr>
+              <w:spacing w:after="40"/>
+            </w:pPr>
+            <w:r>
+              <w:rPr>
+                <w:sz w:val="18"/>
+              </w:rPr>
+            </w:r>
+            <w:r>
+              <w:rPr>
+                <w:b w:val="0"/>
+                <w:i w:val="0"/>
+                <w:sz w:val="18"/>
+              </w:rPr>
+              <w:t>It hyperpolarizes cells and slows conduction; the pause is expected and brief.</w:t>
+            </w:r>
+          </w:p>
+        </w:tc>
+        <w:tc>
+          <w:tcPr>
+            <w:tcW w:type="dxa" w:w="2556"/>
+          </w:tcPr>
+          <w:p>
+            <w:pPr>
+              <w:spacing w:after="40"/>
+            </w:pPr>
+            <w:r>
+              <w:rPr>
+                <w:sz w:val="18"/>
+              </w:rPr>
+            </w:r>
+            <w:r>
+              <w:rPr>
+                <w:b w:val="0"/>
+                <w:i w:val="0"/>
+                <w:sz w:val="18"/>
+              </w:rPr>
+              <w:t>L10</w:t>
+            </w:r>
+            <w:r>
+              <w:rPr>
+                <w:sz w:val="18"/>
+              </w:rPr>
+              <w:br/>
+            </w:r>
+            <w:r>
+              <w:rPr>
+                <w:b w:val="0"/>
+                <w:i w:val="0"/>
+                <w:sz w:val="18"/>
+              </w:rPr>
+              <w:t>slide 41</w:t>
+            </w:r>
+          </w:p>
+        </w:tc>
+      </w:tr>
+      <w:tr>
+        <w:tc>
+          <w:tcPr>
+            <w:tcW w:type="dxa" w:w="2556"/>
+          </w:tcPr>
+          <w:p>
+            <w:pPr>
+              <w:spacing w:after="40"/>
+            </w:pPr>
+            <w:r>
+              <w:rPr>
+                <w:sz w:val="18"/>
+              </w:rPr>
+            </w:r>
+            <w:r>
+              <w:rPr>
+                <w:b w:val="0"/>
+                <w:i w:val="0"/>
+                <w:sz w:val="18"/>
+              </w:rPr>
+              <w:t>Glaucoma (contraindication)</w:t>
+            </w:r>
+          </w:p>
+        </w:tc>
+        <w:tc>
+          <w:tcPr>
+            <w:tcW w:type="dxa" w:w="2556"/>
+          </w:tcPr>
+          <w:p>
+            <w:pPr>
+              <w:spacing w:after="40"/>
+            </w:pPr>
+            <w:r>
+              <w:rPr>
+                <w:sz w:val="18"/>
+              </w:rPr>
+            </w:r>
+            <w:r>
+              <w:rPr>
+                <w:b/>
+                <w:i w:val="0"/>
+                <w:sz w:val="18"/>
+              </w:rPr>
+              <w:t>Disopyramide</w:t>
+            </w:r>
+          </w:p>
+        </w:tc>
+        <w:tc>
+          <w:tcPr>
+            <w:tcW w:type="dxa" w:w="2556"/>
+          </w:tcPr>
+          <w:p>
+            <w:pPr>
+              <w:spacing w:after="40"/>
+            </w:pPr>
+            <w:r>
+              <w:rPr>
+                <w:sz w:val="18"/>
+              </w:rPr>
+            </w:r>
+            <w:r>
+              <w:rPr>
+                <w:b w:val="0"/>
+                <w:i w:val="0"/>
+                <w:sz w:val="18"/>
+              </w:rPr>
+              <w:t>The one antiarrhythmic contraindicated in glaucoma here, because of its strong anticholinergic action.</w:t>
+            </w:r>
+          </w:p>
+        </w:tc>
+        <w:tc>
+          <w:tcPr>
+            <w:tcW w:type="dxa" w:w="2556"/>
+          </w:tcPr>
+          <w:p>
+            <w:pPr>
+              <w:spacing w:after="40"/>
+            </w:pPr>
+            <w:r>
+              <w:rPr>
+                <w:sz w:val="18"/>
+              </w:rPr>
+            </w:r>
+            <w:r>
+              <w:rPr>
+                <w:b w:val="0"/>
+                <w:i w:val="0"/>
+                <w:sz w:val="18"/>
+              </w:rPr>
+              <w:t>L10</w:t>
+            </w:r>
+            <w:r>
+              <w:rPr>
+                <w:sz w:val="18"/>
+              </w:rPr>
+              <w:br/>
+            </w:r>
+            <w:r>
+              <w:rPr>
+                <w:b w:val="0"/>
+                <w:i w:val="0"/>
+                <w:sz w:val="18"/>
+              </w:rPr>
+              <w:t>slide 15</w:t>
             </w:r>
           </w:p>
         </w:tc>

--- a/Pharmacology I Exam 3/pharm-exam-3-killers-commons-zebras.docx
+++ b/Pharmacology I Exam 3/pharm-exam-3-killers-commons-zebras.docx
@@ -62,7 +62,7 @@
           <w:b w:val="0"/>
           <w:i w:val="0"/>
         </w:rPr>
-        <w:t>The adverse effects of the Exam 3 lectures sorted the way Dr. Wood sorts them. 65 entries.</w:t>
+        <w:t>The adverse effects of the Exam 3 lectures sorted the way Dr. Wood sorts them. 91 entries.</w:t>
       </w:r>
     </w:p>
     <w:tbl>
@@ -8441,6 +8441,3401 @@
                 <w:sz w:val="18"/>
               </w:rPr>
               <w:t>slide 15</w:t>
+            </w:r>
+          </w:p>
+        </w:tc>
+      </w:tr>
+    </w:tbl>
+    <w:p>
+      <w:pPr>
+        <w:spacing w:after="80"/>
+      </w:pPr>
+    </w:p>
+    <w:p>
+      <w:pPr>
+        <w:pStyle w:val="Heading1"/>
+        <w:spacing w:before="280" w:after="100"/>
+      </w:pPr>
+      <w:r>
+        <w:rPr>
+          <w:rFonts w:ascii="Georgia" w:hAnsi="Georgia"/>
+          <w:color w:val="6B3524"/>
+        </w:rPr>
+        <w:t>Lecture 11 — Drugs for Pulmonary Infections, Asthma and Chronic Obstructive Pulmonary Disease</w:t>
+      </w:r>
+    </w:p>
+    <w:p>
+      <w:pPr>
+        <w:pStyle w:val="Heading1"/>
+        <w:spacing w:before="280" w:after="100"/>
+      </w:pPr>
+      <w:r>
+        <w:rPr>
+          <w:rFonts w:ascii="Georgia" w:hAnsi="Georgia"/>
+          <w:color w:val="6B3524"/>
+        </w:rPr>
+        <w:t>Killers 9</w:t>
+      </w:r>
+    </w:p>
+    <w:p>
+      <w:pPr>
+        <w:spacing w:after="120"/>
+      </w:pPr>
+      <w:r>
+        <w:rPr>
+          <w:b w:val="0"/>
+          <w:i w:val="0"/>
+        </w:rPr>
+        <w:t xml:space="preserve">Dangerous. </w:t>
+      </w:r>
+      <w:r>
+        <w:rPr>
+          <w:b/>
+          <w:i w:val="0"/>
+        </w:rPr>
+        <w:t>Immediate discontinuation and evaluation.</w:t>
+      </w:r>
+      <w:r>
+        <w:rPr>
+          <w:b w:val="0"/>
+          <w:i w:val="0"/>
+        </w:rPr>
+        <w:t xml:space="preserve"> Not necessarily common: these are the ones you warn the patient about </w:t>
+      </w:r>
+      <w:r>
+        <w:rPr>
+          <w:b w:val="0"/>
+          <w:i/>
+        </w:rPr>
+        <w:t>in advance</w:t>
+      </w:r>
+      <w:r>
+        <w:rPr>
+          <w:b w:val="0"/>
+          <w:i w:val="0"/>
+        </w:rPr>
+        <w:t>.</w:t>
+      </w:r>
+    </w:p>
+    <w:tbl>
+      <w:tblPr>
+        <w:tblStyle w:val="TableGrid"/>
+        <w:tblW w:type="auto" w:w="0"/>
+        <w:jc w:val="center"/>
+        <w:tblLook w:firstColumn="1" w:firstRow="1" w:lastColumn="0" w:lastRow="0" w:noHBand="0" w:noVBand="1" w:val="04A0"/>
+        <w:tblBorders>
+          <w:top w:val="single" w:sz="4" w:space="0" w:color="D8D2D4"/>
+          <w:left w:val="single" w:sz="4" w:space="0" w:color="D8D2D4"/>
+          <w:bottom w:val="single" w:sz="4" w:space="0" w:color="D8D2D4"/>
+          <w:right w:val="single" w:sz="4" w:space="0" w:color="D8D2D4"/>
+          <w:insideH w:val="single" w:sz="4" w:space="0" w:color="D8D2D4"/>
+          <w:insideV w:val="single" w:sz="4" w:space="0" w:color="D8D2D4"/>
+        </w:tblBorders>
+      </w:tblPr>
+      <w:tblGrid>
+        <w:gridCol w:w="2556"/>
+        <w:gridCol w:w="2556"/>
+        <w:gridCol w:w="2556"/>
+        <w:gridCol w:w="2556"/>
+      </w:tblGrid>
+      <w:tr>
+        <w:tc>
+          <w:tcPr>
+            <w:tcW w:type="dxa" w:w="2556"/>
+            <w:shd w:val="clear" w:color="auto" w:fill="6B3524"/>
+          </w:tcPr>
+          <w:p>
+            <w:pPr>
+              <w:spacing w:after="40"/>
+            </w:pPr>
+            <w:r>
+              <w:rPr>
+                <w:b/>
+                <w:color w:val="FFFFFF"/>
+                <w:sz w:val="18"/>
+              </w:rPr>
+            </w:r>
+            <w:r>
+              <w:rPr>
+                <w:b/>
+                <w:i w:val="0"/>
+                <w:color w:val="FFFFFF"/>
+                <w:sz w:val="18"/>
+              </w:rPr>
+              <w:t>Effect</w:t>
+            </w:r>
+          </w:p>
+        </w:tc>
+        <w:tc>
+          <w:tcPr>
+            <w:tcW w:type="dxa" w:w="2556"/>
+            <w:shd w:val="clear" w:color="auto" w:fill="6B3524"/>
+          </w:tcPr>
+          <w:p>
+            <w:pPr>
+              <w:spacing w:after="40"/>
+            </w:pPr>
+            <w:r>
+              <w:rPr>
+                <w:b/>
+                <w:color w:val="FFFFFF"/>
+                <w:sz w:val="18"/>
+              </w:rPr>
+            </w:r>
+            <w:r>
+              <w:rPr>
+                <w:b/>
+                <w:i w:val="0"/>
+                <w:color w:val="FFFFFF"/>
+                <w:sz w:val="18"/>
+              </w:rPr>
+              <w:t>Drug or class</w:t>
+            </w:r>
+          </w:p>
+        </w:tc>
+        <w:tc>
+          <w:tcPr>
+            <w:tcW w:type="dxa" w:w="2556"/>
+            <w:shd w:val="clear" w:color="auto" w:fill="6B3524"/>
+          </w:tcPr>
+          <w:p>
+            <w:pPr>
+              <w:spacing w:after="40"/>
+            </w:pPr>
+            <w:r>
+              <w:rPr>
+                <w:b/>
+                <w:color w:val="FFFFFF"/>
+                <w:sz w:val="18"/>
+              </w:rPr>
+            </w:r>
+            <w:r>
+              <w:rPr>
+                <w:b/>
+                <w:i w:val="0"/>
+                <w:color w:val="FFFFFF"/>
+                <w:sz w:val="18"/>
+              </w:rPr>
+              <w:t>What it means / what to do</w:t>
+            </w:r>
+          </w:p>
+        </w:tc>
+        <w:tc>
+          <w:tcPr>
+            <w:tcW w:type="dxa" w:w="2556"/>
+            <w:shd w:val="clear" w:color="auto" w:fill="6B3524"/>
+          </w:tcPr>
+          <w:p>
+            <w:pPr>
+              <w:spacing w:after="40"/>
+            </w:pPr>
+            <w:r>
+              <w:rPr>
+                <w:b/>
+                <w:color w:val="FFFFFF"/>
+                <w:sz w:val="18"/>
+              </w:rPr>
+            </w:r>
+            <w:r>
+              <w:rPr>
+                <w:b/>
+                <w:i w:val="0"/>
+                <w:color w:val="FFFFFF"/>
+                <w:sz w:val="18"/>
+              </w:rPr>
+              <w:t>Source</w:t>
+            </w:r>
+          </w:p>
+        </w:tc>
+      </w:tr>
+      <w:tr>
+        <w:tc>
+          <w:tcPr>
+            <w:tcW w:type="dxa" w:w="2556"/>
+          </w:tcPr>
+          <w:p>
+            <w:pPr>
+              <w:spacing w:after="40"/>
+            </w:pPr>
+            <w:r>
+              <w:rPr>
+                <w:sz w:val="18"/>
+              </w:rPr>
+            </w:r>
+            <w:r>
+              <w:rPr>
+                <w:b w:val="0"/>
+                <w:i w:val="0"/>
+                <w:sz w:val="18"/>
+              </w:rPr>
+              <w:t>Hepatitis</w:t>
+            </w:r>
+          </w:p>
+        </w:tc>
+        <w:tc>
+          <w:tcPr>
+            <w:tcW w:type="dxa" w:w="2556"/>
+          </w:tcPr>
+          <w:p>
+            <w:pPr>
+              <w:spacing w:after="40"/>
+            </w:pPr>
+            <w:r>
+              <w:rPr>
+                <w:sz w:val="18"/>
+              </w:rPr>
+            </w:r>
+            <w:r>
+              <w:rPr>
+                <w:b/>
+                <w:i w:val="0"/>
+                <w:sz w:val="18"/>
+              </w:rPr>
+              <w:t>Isoniazid, rifampin, pyrazinamide</w:t>
+            </w:r>
+          </w:p>
+        </w:tc>
+        <w:tc>
+          <w:tcPr>
+            <w:tcW w:type="dxa" w:w="2556"/>
+          </w:tcPr>
+          <w:p>
+            <w:pPr>
+              <w:spacing w:after="40"/>
+            </w:pPr>
+            <w:r>
+              <w:rPr>
+                <w:sz w:val="18"/>
+              </w:rPr>
+            </w:r>
+            <w:r>
+              <w:rPr>
+                <w:b/>
+                <w:i w:val="0"/>
+                <w:sz w:val="18"/>
+              </w:rPr>
+              <w:t>Three of the four first-line tuberculosis drugs.</w:t>
+            </w:r>
+            <w:r>
+              <w:rPr>
+                <w:b w:val="0"/>
+                <w:i w:val="0"/>
+                <w:sz w:val="18"/>
+              </w:rPr>
+              <w:t xml:space="preserve"> Isoniazid: worse in alcoholics and with age. Rifampin: jaundice, a concern in chronic liver disease. Pyrazinamide: 15 percent, so monitor liver enzymes and give it for the first two months only.</w:t>
+            </w:r>
+          </w:p>
+        </w:tc>
+        <w:tc>
+          <w:tcPr>
+            <w:tcW w:type="dxa" w:w="2556"/>
+          </w:tcPr>
+          <w:p>
+            <w:pPr>
+              <w:spacing w:after="40"/>
+            </w:pPr>
+            <w:r>
+              <w:rPr>
+                <w:sz w:val="18"/>
+              </w:rPr>
+            </w:r>
+            <w:r>
+              <w:rPr>
+                <w:b w:val="0"/>
+                <w:i w:val="0"/>
+                <w:sz w:val="18"/>
+              </w:rPr>
+              <w:t>L11</w:t>
+            </w:r>
+            <w:r>
+              <w:rPr>
+                <w:sz w:val="18"/>
+              </w:rPr>
+              <w:br/>
+            </w:r>
+            <w:r>
+              <w:rPr>
+                <w:b w:val="0"/>
+                <w:i w:val="0"/>
+                <w:sz w:val="18"/>
+              </w:rPr>
+              <w:t>slide 45</w:t>
+            </w:r>
+          </w:p>
+        </w:tc>
+      </w:tr>
+      <w:tr>
+        <w:tc>
+          <w:tcPr>
+            <w:tcW w:type="dxa" w:w="2556"/>
+          </w:tcPr>
+          <w:p>
+            <w:pPr>
+              <w:spacing w:after="40"/>
+            </w:pPr>
+            <w:r>
+              <w:rPr>
+                <w:sz w:val="18"/>
+              </w:rPr>
+            </w:r>
+            <w:r>
+              <w:rPr>
+                <w:b w:val="0"/>
+                <w:i w:val="0"/>
+                <w:sz w:val="18"/>
+              </w:rPr>
+              <w:t>Seizures</w:t>
+            </w:r>
+          </w:p>
+        </w:tc>
+        <w:tc>
+          <w:tcPr>
+            <w:tcW w:type="dxa" w:w="2556"/>
+          </w:tcPr>
+          <w:p>
+            <w:pPr>
+              <w:spacing w:after="40"/>
+            </w:pPr>
+            <w:r>
+              <w:rPr>
+                <w:sz w:val="18"/>
+              </w:rPr>
+            </w:r>
+            <w:r>
+              <w:rPr>
+                <w:b/>
+                <w:i w:val="0"/>
+                <w:sz w:val="18"/>
+              </w:rPr>
+              <w:t>Imipenem, isoniazid, cycloserine, theophylline; bupropion avoided in seizure disorders</w:t>
+            </w:r>
+          </w:p>
+        </w:tc>
+        <w:tc>
+          <w:tcPr>
+            <w:tcW w:type="dxa" w:w="2556"/>
+          </w:tcPr>
+          <w:p>
+            <w:pPr>
+              <w:spacing w:after="40"/>
+            </w:pPr>
+            <w:r>
+              <w:rPr>
+                <w:sz w:val="18"/>
+              </w:rPr>
+            </w:r>
+            <w:r>
+              <w:rPr>
+                <w:b w:val="0"/>
+                <w:i w:val="0"/>
+                <w:sz w:val="18"/>
+              </w:rPr>
+              <w:t>Imipenem needs caution in a seizure history (meropenem carries less risk); theophylline convulsions come with toxic levels; bupropion is avoided in a seizure disorder.</w:t>
+            </w:r>
+          </w:p>
+        </w:tc>
+        <w:tc>
+          <w:tcPr>
+            <w:tcW w:type="dxa" w:w="2556"/>
+          </w:tcPr>
+          <w:p>
+            <w:pPr>
+              <w:spacing w:after="40"/>
+            </w:pPr>
+            <w:r>
+              <w:rPr>
+                <w:sz w:val="18"/>
+              </w:rPr>
+            </w:r>
+            <w:r>
+              <w:rPr>
+                <w:b w:val="0"/>
+                <w:i w:val="0"/>
+                <w:sz w:val="18"/>
+              </w:rPr>
+              <w:t>L11</w:t>
+            </w:r>
+            <w:r>
+              <w:rPr>
+                <w:sz w:val="18"/>
+              </w:rPr>
+              <w:br/>
+            </w:r>
+            <w:r>
+              <w:rPr>
+                <w:b w:val="0"/>
+                <w:i w:val="0"/>
+                <w:sz w:val="18"/>
+              </w:rPr>
+              <w:t>slide 25</w:t>
+            </w:r>
+          </w:p>
+        </w:tc>
+      </w:tr>
+      <w:tr>
+        <w:tc>
+          <w:tcPr>
+            <w:tcW w:type="dxa" w:w="2556"/>
+          </w:tcPr>
+          <w:p>
+            <w:pPr>
+              <w:spacing w:after="40"/>
+            </w:pPr>
+            <w:r>
+              <w:rPr>
+                <w:sz w:val="18"/>
+              </w:rPr>
+            </w:r>
+            <w:r>
+              <w:rPr>
+                <w:b w:val="0"/>
+                <w:i w:val="0"/>
+                <w:sz w:val="18"/>
+              </w:rPr>
+              <w:t>Ototoxicity and nephrotoxicity</w:t>
+            </w:r>
+          </w:p>
+        </w:tc>
+        <w:tc>
+          <w:tcPr>
+            <w:tcW w:type="dxa" w:w="2556"/>
+          </w:tcPr>
+          <w:p>
+            <w:pPr>
+              <w:spacing w:after="40"/>
+            </w:pPr>
+            <w:r>
+              <w:rPr>
+                <w:sz w:val="18"/>
+              </w:rPr>
+            </w:r>
+            <w:r>
+              <w:rPr>
+                <w:b/>
+                <w:i w:val="0"/>
+                <w:sz w:val="18"/>
+              </w:rPr>
+              <w:t>Aminoglycosides, vancomycin, streptomycin</w:t>
+            </w:r>
+          </w:p>
+        </w:tc>
+        <w:tc>
+          <w:tcPr>
+            <w:tcW w:type="dxa" w:w="2556"/>
+          </w:tcPr>
+          <w:p>
+            <w:pPr>
+              <w:spacing w:after="40"/>
+            </w:pPr>
+            <w:r>
+              <w:rPr>
+                <w:sz w:val="18"/>
+              </w:rPr>
+            </w:r>
+            <w:r>
+              <w:rPr>
+                <w:b w:val="0"/>
+                <w:i w:val="0"/>
+                <w:sz w:val="18"/>
+              </w:rPr>
+              <w:t>Levels and renal function guide aminoglycosides; vancomycin is nephrotoxic with other nephrotoxins; streptomycin is auditory and vestibular.</w:t>
+            </w:r>
+          </w:p>
+        </w:tc>
+        <w:tc>
+          <w:tcPr>
+            <w:tcW w:type="dxa" w:w="2556"/>
+          </w:tcPr>
+          <w:p>
+            <w:pPr>
+              <w:spacing w:after="40"/>
+            </w:pPr>
+            <w:r>
+              <w:rPr>
+                <w:sz w:val="18"/>
+              </w:rPr>
+            </w:r>
+            <w:r>
+              <w:rPr>
+                <w:b w:val="0"/>
+                <w:i w:val="0"/>
+                <w:sz w:val="18"/>
+              </w:rPr>
+              <w:t>L11</w:t>
+            </w:r>
+            <w:r>
+              <w:rPr>
+                <w:sz w:val="18"/>
+              </w:rPr>
+              <w:br/>
+            </w:r>
+            <w:r>
+              <w:rPr>
+                <w:b w:val="0"/>
+                <w:i w:val="0"/>
+                <w:sz w:val="18"/>
+              </w:rPr>
+              <w:t>slide 28</w:t>
+            </w:r>
+          </w:p>
+        </w:tc>
+      </w:tr>
+      <w:tr>
+        <w:tc>
+          <w:tcPr>
+            <w:tcW w:type="dxa" w:w="2556"/>
+          </w:tcPr>
+          <w:p>
+            <w:pPr>
+              <w:spacing w:after="40"/>
+            </w:pPr>
+            <w:r>
+              <w:rPr>
+                <w:sz w:val="18"/>
+              </w:rPr>
+            </w:r>
+            <w:r>
+              <w:rPr>
+                <w:b w:val="0"/>
+                <w:i w:val="0"/>
+                <w:sz w:val="18"/>
+              </w:rPr>
+              <w:t>Anaphylaxis</w:t>
+            </w:r>
+          </w:p>
+        </w:tc>
+        <w:tc>
+          <w:tcPr>
+            <w:tcW w:type="dxa" w:w="2556"/>
+          </w:tcPr>
+          <w:p>
+            <w:pPr>
+              <w:spacing w:after="40"/>
+            </w:pPr>
+            <w:r>
+              <w:rPr>
+                <w:sz w:val="18"/>
+              </w:rPr>
+            </w:r>
+            <w:r>
+              <w:rPr>
+                <w:b/>
+                <w:i w:val="0"/>
+                <w:sz w:val="18"/>
+              </w:rPr>
+              <w:t>Omalizumab (and the biologics with a similar profile)</w:t>
+            </w:r>
+          </w:p>
+        </w:tc>
+        <w:tc>
+          <w:tcPr>
+            <w:tcW w:type="dxa" w:w="2556"/>
+          </w:tcPr>
+          <w:p>
+            <w:pPr>
+              <w:spacing w:after="40"/>
+            </w:pPr>
+            <w:r>
+              <w:rPr>
+                <w:sz w:val="18"/>
+              </w:rPr>
+            </w:r>
+            <w:r>
+              <w:rPr>
+                <w:b w:val="0"/>
+                <w:i w:val="0"/>
+                <w:sz w:val="18"/>
+              </w:rPr>
+              <w:t xml:space="preserve">Listed for omalizumab (0.1 percent). </w:t>
+            </w:r>
+            <w:r>
+              <w:rPr>
+                <w:b w:val="0"/>
+                <w:i/>
+                <w:sz w:val="18"/>
+              </w:rPr>
+              <w:t>Added background: an FDA (Food and Drug Administration) boxed warning.</w:t>
+            </w:r>
+          </w:p>
+        </w:tc>
+        <w:tc>
+          <w:tcPr>
+            <w:tcW w:type="dxa" w:w="2556"/>
+          </w:tcPr>
+          <w:p>
+            <w:pPr>
+              <w:spacing w:after="40"/>
+            </w:pPr>
+            <w:r>
+              <w:rPr>
+                <w:sz w:val="18"/>
+              </w:rPr>
+            </w:r>
+            <w:r>
+              <w:rPr>
+                <w:b w:val="0"/>
+                <w:i w:val="0"/>
+                <w:sz w:val="18"/>
+              </w:rPr>
+              <w:t>L11</w:t>
+            </w:r>
+            <w:r>
+              <w:rPr>
+                <w:sz w:val="18"/>
+              </w:rPr>
+              <w:br/>
+            </w:r>
+            <w:r>
+              <w:rPr>
+                <w:b w:val="0"/>
+                <w:i w:val="0"/>
+                <w:sz w:val="18"/>
+              </w:rPr>
+              <w:t>slide 79</w:t>
+            </w:r>
+          </w:p>
+        </w:tc>
+      </w:tr>
+      <w:tr>
+        <w:tc>
+          <w:tcPr>
+            <w:tcW w:type="dxa" w:w="2556"/>
+          </w:tcPr>
+          <w:p>
+            <w:pPr>
+              <w:spacing w:after="40"/>
+            </w:pPr>
+            <w:r>
+              <w:rPr>
+                <w:sz w:val="18"/>
+              </w:rPr>
+            </w:r>
+            <w:r>
+              <w:rPr>
+                <w:b w:val="0"/>
+                <w:i w:val="0"/>
+                <w:sz w:val="18"/>
+              </w:rPr>
+              <w:t>Epinephrine overdose</w:t>
+            </w:r>
+          </w:p>
+        </w:tc>
+        <w:tc>
+          <w:tcPr>
+            <w:tcW w:type="dxa" w:w="2556"/>
+          </w:tcPr>
+          <w:p>
+            <w:pPr>
+              <w:spacing w:after="40"/>
+            </w:pPr>
+            <w:r>
+              <w:rPr>
+                <w:sz w:val="18"/>
+              </w:rPr>
+            </w:r>
+            <w:r>
+              <w:rPr>
+                <w:b/>
+                <w:i w:val="0"/>
+                <w:sz w:val="18"/>
+              </w:rPr>
+              <w:t>Epinephrine</w:t>
+            </w:r>
+          </w:p>
+        </w:tc>
+        <w:tc>
+          <w:tcPr>
+            <w:tcW w:type="dxa" w:w="2556"/>
+          </w:tcPr>
+          <w:p>
+            <w:pPr>
+              <w:spacing w:after="40"/>
+            </w:pPr>
+            <w:r>
+              <w:rPr>
+                <w:sz w:val="18"/>
+              </w:rPr>
+            </w:r>
+            <w:r>
+              <w:rPr>
+                <w:b w:val="0"/>
+                <w:i w:val="0"/>
+                <w:sz w:val="18"/>
+              </w:rPr>
+              <w:t>Cerebrovascular hemorrhage, myocardial infarction, pulmonary edema. The two concentrations differ tenfold.</w:t>
+            </w:r>
+          </w:p>
+        </w:tc>
+        <w:tc>
+          <w:tcPr>
+            <w:tcW w:type="dxa" w:w="2556"/>
+          </w:tcPr>
+          <w:p>
+            <w:pPr>
+              <w:spacing w:after="40"/>
+            </w:pPr>
+            <w:r>
+              <w:rPr>
+                <w:sz w:val="18"/>
+              </w:rPr>
+            </w:r>
+            <w:r>
+              <w:rPr>
+                <w:b w:val="0"/>
+                <w:i w:val="0"/>
+                <w:sz w:val="18"/>
+              </w:rPr>
+              <w:t>L11</w:t>
+            </w:r>
+            <w:r>
+              <w:rPr>
+                <w:sz w:val="18"/>
+              </w:rPr>
+              <w:br/>
+            </w:r>
+            <w:r>
+              <w:rPr>
+                <w:b w:val="0"/>
+                <w:i w:val="0"/>
+                <w:sz w:val="18"/>
+              </w:rPr>
+              <w:t>slide 52</w:t>
+            </w:r>
+          </w:p>
+        </w:tc>
+      </w:tr>
+      <w:tr>
+        <w:tc>
+          <w:tcPr>
+            <w:tcW w:type="dxa" w:w="2556"/>
+          </w:tcPr>
+          <w:p>
+            <w:pPr>
+              <w:spacing w:after="40"/>
+            </w:pPr>
+            <w:r>
+              <w:rPr>
+                <w:sz w:val="18"/>
+              </w:rPr>
+            </w:r>
+            <w:r>
+              <w:rPr>
+                <w:b w:val="0"/>
+                <w:i w:val="0"/>
+                <w:sz w:val="18"/>
+              </w:rPr>
+              <w:t>Theophylline toxicity: seizures and arrhythmias</w:t>
+            </w:r>
+          </w:p>
+        </w:tc>
+        <w:tc>
+          <w:tcPr>
+            <w:tcW w:type="dxa" w:w="2556"/>
+          </w:tcPr>
+          <w:p>
+            <w:pPr>
+              <w:spacing w:after="40"/>
+            </w:pPr>
+            <w:r>
+              <w:rPr>
+                <w:sz w:val="18"/>
+              </w:rPr>
+            </w:r>
+            <w:r>
+              <w:rPr>
+                <w:b/>
+                <w:i w:val="0"/>
+                <w:sz w:val="18"/>
+              </w:rPr>
+              <w:t>Theophylline</w:t>
+            </w:r>
+          </w:p>
+        </w:tc>
+        <w:tc>
+          <w:tcPr>
+            <w:tcW w:type="dxa" w:w="2556"/>
+          </w:tcPr>
+          <w:p>
+            <w:pPr>
+              <w:spacing w:after="40"/>
+            </w:pPr>
+            <w:r>
+              <w:rPr>
+                <w:sz w:val="18"/>
+              </w:rPr>
+            </w:r>
+            <w:r>
+              <w:rPr>
+                <w:b w:val="0"/>
+                <w:i w:val="0"/>
+                <w:sz w:val="18"/>
+              </w:rPr>
+              <w:t>Narrow therapeutic index; monitor plasma levels. Nausea, vomiting and cardiac effects come first as the level rises.</w:t>
+            </w:r>
+          </w:p>
+        </w:tc>
+        <w:tc>
+          <w:tcPr>
+            <w:tcW w:type="dxa" w:w="2556"/>
+          </w:tcPr>
+          <w:p>
+            <w:pPr>
+              <w:spacing w:after="40"/>
+            </w:pPr>
+            <w:r>
+              <w:rPr>
+                <w:sz w:val="18"/>
+              </w:rPr>
+            </w:r>
+            <w:r>
+              <w:rPr>
+                <w:b w:val="0"/>
+                <w:i w:val="0"/>
+                <w:sz w:val="18"/>
+              </w:rPr>
+              <w:t>L11</w:t>
+            </w:r>
+            <w:r>
+              <w:rPr>
+                <w:sz w:val="18"/>
+              </w:rPr>
+              <w:br/>
+            </w:r>
+            <w:r>
+              <w:rPr>
+                <w:b w:val="0"/>
+                <w:i w:val="0"/>
+                <w:sz w:val="18"/>
+              </w:rPr>
+              <w:t>slide 85</w:t>
+            </w:r>
+          </w:p>
+        </w:tc>
+      </w:tr>
+      <w:tr>
+        <w:tc>
+          <w:tcPr>
+            <w:tcW w:type="dxa" w:w="2556"/>
+          </w:tcPr>
+          <w:p>
+            <w:pPr>
+              <w:spacing w:after="40"/>
+            </w:pPr>
+            <w:r>
+              <w:rPr>
+                <w:sz w:val="18"/>
+              </w:rPr>
+            </w:r>
+            <w:r>
+              <w:rPr>
+                <w:b w:val="0"/>
+                <w:i w:val="0"/>
+                <w:sz w:val="18"/>
+              </w:rPr>
+              <w:t>Neuropsychiatric events: depression, suicidal ideation</w:t>
+            </w:r>
+          </w:p>
+        </w:tc>
+        <w:tc>
+          <w:tcPr>
+            <w:tcW w:type="dxa" w:w="2556"/>
+          </w:tcPr>
+          <w:p>
+            <w:pPr>
+              <w:spacing w:after="40"/>
+            </w:pPr>
+            <w:r>
+              <w:rPr>
+                <w:sz w:val="18"/>
+              </w:rPr>
+            </w:r>
+            <w:r>
+              <w:rPr>
+                <w:b/>
+                <w:i w:val="0"/>
+                <w:sz w:val="18"/>
+              </w:rPr>
+              <w:t>Varenicline</w:t>
+            </w:r>
+          </w:p>
+        </w:tc>
+        <w:tc>
+          <w:tcPr>
+            <w:tcW w:type="dxa" w:w="2556"/>
+          </w:tcPr>
+          <w:p>
+            <w:pPr>
+              <w:spacing w:after="40"/>
+            </w:pPr>
+            <w:r>
+              <w:rPr>
+                <w:sz w:val="18"/>
+              </w:rPr>
+            </w:r>
+            <w:r>
+              <w:rPr>
+                <w:b w:val="0"/>
+                <w:i w:val="0"/>
+                <w:sz w:val="18"/>
+              </w:rPr>
+              <w:t xml:space="preserve">The one drug among these whose listing literally says black box warning. </w:t>
+            </w:r>
+            <w:r>
+              <w:rPr>
+                <w:b w:val="0"/>
+                <w:i/>
+                <w:sz w:val="18"/>
+              </w:rPr>
+              <w:t>Current labeling differs: removed in 2016.</w:t>
+            </w:r>
+          </w:p>
+        </w:tc>
+        <w:tc>
+          <w:tcPr>
+            <w:tcW w:type="dxa" w:w="2556"/>
+          </w:tcPr>
+          <w:p>
+            <w:pPr>
+              <w:spacing w:after="40"/>
+            </w:pPr>
+            <w:r>
+              <w:rPr>
+                <w:sz w:val="18"/>
+              </w:rPr>
+            </w:r>
+            <w:r>
+              <w:rPr>
+                <w:b w:val="0"/>
+                <w:i w:val="0"/>
+                <w:sz w:val="18"/>
+              </w:rPr>
+              <w:t>L11</w:t>
+            </w:r>
+            <w:r>
+              <w:rPr>
+                <w:sz w:val="18"/>
+              </w:rPr>
+              <w:br/>
+            </w:r>
+            <w:r>
+              <w:rPr>
+                <w:b w:val="0"/>
+                <w:i w:val="0"/>
+                <w:sz w:val="18"/>
+              </w:rPr>
+              <w:t>slide 107</w:t>
+            </w:r>
+          </w:p>
+        </w:tc>
+      </w:tr>
+      <w:tr>
+        <w:tc>
+          <w:tcPr>
+            <w:tcW w:type="dxa" w:w="2556"/>
+          </w:tcPr>
+          <w:p>
+            <w:pPr>
+              <w:spacing w:after="40"/>
+            </w:pPr>
+            <w:r>
+              <w:rPr>
+                <w:sz w:val="18"/>
+              </w:rPr>
+            </w:r>
+            <w:r>
+              <w:rPr>
+                <w:b w:val="0"/>
+                <w:i/>
+                <w:sz w:val="18"/>
+              </w:rPr>
+              <w:t>C. difficile</w:t>
+            </w:r>
+            <w:r>
+              <w:rPr>
+                <w:b w:val="0"/>
+                <w:i w:val="0"/>
+                <w:sz w:val="18"/>
+              </w:rPr>
+              <w:t xml:space="preserve"> colitis</w:t>
+            </w:r>
+          </w:p>
+        </w:tc>
+        <w:tc>
+          <w:tcPr>
+            <w:tcW w:type="dxa" w:w="2556"/>
+          </w:tcPr>
+          <w:p>
+            <w:pPr>
+              <w:spacing w:after="40"/>
+            </w:pPr>
+            <w:r>
+              <w:rPr>
+                <w:sz w:val="18"/>
+              </w:rPr>
+            </w:r>
+            <w:r>
+              <w:rPr>
+                <w:b/>
+                <w:i w:val="0"/>
+                <w:sz w:val="18"/>
+              </w:rPr>
+              <w:t>Antibiotic therapy (nosocomial pneumonia)</w:t>
+            </w:r>
+          </w:p>
+        </w:tc>
+        <w:tc>
+          <w:tcPr>
+            <w:tcW w:type="dxa" w:w="2556"/>
+          </w:tcPr>
+          <w:p>
+            <w:pPr>
+              <w:spacing w:after="40"/>
+            </w:pPr>
+            <w:r>
+              <w:rPr>
+                <w:sz w:val="18"/>
+              </w:rPr>
+            </w:r>
+            <w:r>
+              <w:rPr>
+                <w:b w:val="0"/>
+                <w:i w:val="0"/>
+                <w:sz w:val="18"/>
+              </w:rPr>
+              <w:t>A complication that can make therapy fail, with empyema and lung abscess.</w:t>
+            </w:r>
+          </w:p>
+        </w:tc>
+        <w:tc>
+          <w:tcPr>
+            <w:tcW w:type="dxa" w:w="2556"/>
+          </w:tcPr>
+          <w:p>
+            <w:pPr>
+              <w:spacing w:after="40"/>
+            </w:pPr>
+            <w:r>
+              <w:rPr>
+                <w:sz w:val="18"/>
+              </w:rPr>
+            </w:r>
+            <w:r>
+              <w:rPr>
+                <w:b w:val="0"/>
+                <w:i w:val="0"/>
+                <w:sz w:val="18"/>
+              </w:rPr>
+              <w:t>L11</w:t>
+            </w:r>
+            <w:r>
+              <w:rPr>
+                <w:sz w:val="18"/>
+              </w:rPr>
+              <w:br/>
+            </w:r>
+            <w:r>
+              <w:rPr>
+                <w:b w:val="0"/>
+                <w:i w:val="0"/>
+                <w:sz w:val="18"/>
+              </w:rPr>
+              <w:t>slide 31</w:t>
+            </w:r>
+          </w:p>
+        </w:tc>
+      </w:tr>
+      <w:tr>
+        <w:tc>
+          <w:tcPr>
+            <w:tcW w:type="dxa" w:w="2556"/>
+          </w:tcPr>
+          <w:p>
+            <w:pPr>
+              <w:spacing w:after="40"/>
+            </w:pPr>
+            <w:r>
+              <w:rPr>
+                <w:sz w:val="18"/>
+              </w:rPr>
+            </w:r>
+            <w:r>
+              <w:rPr>
+                <w:b w:val="0"/>
+                <w:i w:val="0"/>
+                <w:sz w:val="18"/>
+              </w:rPr>
+              <w:t>Adrenal suppression</w:t>
+            </w:r>
+          </w:p>
+        </w:tc>
+        <w:tc>
+          <w:tcPr>
+            <w:tcW w:type="dxa" w:w="2556"/>
+          </w:tcPr>
+          <w:p>
+            <w:pPr>
+              <w:spacing w:after="40"/>
+            </w:pPr>
+            <w:r>
+              <w:rPr>
+                <w:sz w:val="18"/>
+              </w:rPr>
+            </w:r>
+            <w:r>
+              <w:rPr>
+                <w:b/>
+                <w:i w:val="0"/>
+                <w:sz w:val="18"/>
+              </w:rPr>
+              <w:t>Systemic corticosteroids</w:t>
+            </w:r>
+          </w:p>
+        </w:tc>
+        <w:tc>
+          <w:tcPr>
+            <w:tcW w:type="dxa" w:w="2556"/>
+          </w:tcPr>
+          <w:p>
+            <w:pPr>
+              <w:spacing w:after="40"/>
+            </w:pPr>
+            <w:r>
+              <w:rPr>
+                <w:sz w:val="18"/>
+              </w:rPr>
+            </w:r>
+            <w:r>
+              <w:rPr>
+                <w:b w:val="0"/>
+                <w:i w:val="0"/>
+                <w:sz w:val="18"/>
+              </w:rPr>
+              <w:t>Taper rather than stop a longer course (general rule given: more than 5 days; references differ).</w:t>
+            </w:r>
+          </w:p>
+        </w:tc>
+        <w:tc>
+          <w:tcPr>
+            <w:tcW w:type="dxa" w:w="2556"/>
+          </w:tcPr>
+          <w:p>
+            <w:pPr>
+              <w:spacing w:after="40"/>
+            </w:pPr>
+            <w:r>
+              <w:rPr>
+                <w:sz w:val="18"/>
+              </w:rPr>
+            </w:r>
+            <w:r>
+              <w:rPr>
+                <w:b w:val="0"/>
+                <w:i w:val="0"/>
+                <w:sz w:val="18"/>
+              </w:rPr>
+              <w:t>L11</w:t>
+            </w:r>
+            <w:r>
+              <w:rPr>
+                <w:sz w:val="18"/>
+              </w:rPr>
+              <w:br/>
+            </w:r>
+            <w:r>
+              <w:rPr>
+                <w:b w:val="0"/>
+                <w:i w:val="0"/>
+                <w:sz w:val="18"/>
+              </w:rPr>
+              <w:t>slide 89</w:t>
+            </w:r>
+          </w:p>
+        </w:tc>
+      </w:tr>
+    </w:tbl>
+    <w:p>
+      <w:pPr>
+        <w:spacing w:after="80"/>
+      </w:pPr>
+    </w:p>
+    <w:p>
+      <w:pPr>
+        <w:pStyle w:val="Heading1"/>
+        <w:spacing w:before="280" w:after="100"/>
+      </w:pPr>
+      <w:r>
+        <w:rPr>
+          <w:rFonts w:ascii="Georgia" w:hAnsi="Georgia"/>
+          <w:color w:val="6B3524"/>
+        </w:rPr>
+        <w:t>Commons 8</w:t>
+      </w:r>
+    </w:p>
+    <w:p>
+      <w:pPr>
+        <w:spacing w:after="120"/>
+      </w:pPr>
+      <w:r>
+        <w:rPr>
+          <w:b w:val="0"/>
+          <w:i w:val="0"/>
+        </w:rPr>
+        <w:t xml:space="preserve">What actually happens, often. </w:t>
+      </w:r>
+      <w:r>
+        <w:rPr>
+          <w:b/>
+          <w:i w:val="0"/>
+        </w:rPr>
+        <w:t>These belong to the class, not the drug</w:t>
+      </w:r>
+      <w:r>
+        <w:rPr>
+          <w:b w:val="0"/>
+          <w:i w:val="0"/>
+        </w:rPr>
+        <w:t>, so they are listed by class.</w:t>
+      </w:r>
+    </w:p>
+    <w:tbl>
+      <w:tblPr>
+        <w:tblStyle w:val="TableGrid"/>
+        <w:tblW w:type="auto" w:w="0"/>
+        <w:jc w:val="center"/>
+        <w:tblLook w:firstColumn="1" w:firstRow="1" w:lastColumn="0" w:lastRow="0" w:noHBand="0" w:noVBand="1" w:val="04A0"/>
+        <w:tblBorders>
+          <w:top w:val="single" w:sz="4" w:space="0" w:color="D8D2D4"/>
+          <w:left w:val="single" w:sz="4" w:space="0" w:color="D8D2D4"/>
+          <w:bottom w:val="single" w:sz="4" w:space="0" w:color="D8D2D4"/>
+          <w:right w:val="single" w:sz="4" w:space="0" w:color="D8D2D4"/>
+          <w:insideH w:val="single" w:sz="4" w:space="0" w:color="D8D2D4"/>
+          <w:insideV w:val="single" w:sz="4" w:space="0" w:color="D8D2D4"/>
+        </w:tblBorders>
+      </w:tblPr>
+      <w:tblGrid>
+        <w:gridCol w:w="2556"/>
+        <w:gridCol w:w="2556"/>
+        <w:gridCol w:w="2556"/>
+        <w:gridCol w:w="2556"/>
+      </w:tblGrid>
+      <w:tr>
+        <w:tc>
+          <w:tcPr>
+            <w:tcW w:type="dxa" w:w="2556"/>
+            <w:shd w:val="clear" w:color="auto" w:fill="6B3524"/>
+          </w:tcPr>
+          <w:p>
+            <w:pPr>
+              <w:spacing w:after="40"/>
+            </w:pPr>
+            <w:r>
+              <w:rPr>
+                <w:b/>
+                <w:color w:val="FFFFFF"/>
+                <w:sz w:val="18"/>
+              </w:rPr>
+            </w:r>
+            <w:r>
+              <w:rPr>
+                <w:b/>
+                <w:i w:val="0"/>
+                <w:color w:val="FFFFFF"/>
+                <w:sz w:val="18"/>
+              </w:rPr>
+              <w:t>Effect</w:t>
+            </w:r>
+          </w:p>
+        </w:tc>
+        <w:tc>
+          <w:tcPr>
+            <w:tcW w:type="dxa" w:w="2556"/>
+            <w:shd w:val="clear" w:color="auto" w:fill="6B3524"/>
+          </w:tcPr>
+          <w:p>
+            <w:pPr>
+              <w:spacing w:after="40"/>
+            </w:pPr>
+            <w:r>
+              <w:rPr>
+                <w:b/>
+                <w:color w:val="FFFFFF"/>
+                <w:sz w:val="18"/>
+              </w:rPr>
+            </w:r>
+            <w:r>
+              <w:rPr>
+                <w:b/>
+                <w:i w:val="0"/>
+                <w:color w:val="FFFFFF"/>
+                <w:sz w:val="18"/>
+              </w:rPr>
+              <w:t>Drug or class</w:t>
+            </w:r>
+          </w:p>
+        </w:tc>
+        <w:tc>
+          <w:tcPr>
+            <w:tcW w:type="dxa" w:w="2556"/>
+            <w:shd w:val="clear" w:color="auto" w:fill="6B3524"/>
+          </w:tcPr>
+          <w:p>
+            <w:pPr>
+              <w:spacing w:after="40"/>
+            </w:pPr>
+            <w:r>
+              <w:rPr>
+                <w:b/>
+                <w:color w:val="FFFFFF"/>
+                <w:sz w:val="18"/>
+              </w:rPr>
+            </w:r>
+            <w:r>
+              <w:rPr>
+                <w:b/>
+                <w:i w:val="0"/>
+                <w:color w:val="FFFFFF"/>
+                <w:sz w:val="18"/>
+              </w:rPr>
+              <w:t>What it means / what to do</w:t>
+            </w:r>
+          </w:p>
+        </w:tc>
+        <w:tc>
+          <w:tcPr>
+            <w:tcW w:type="dxa" w:w="2556"/>
+            <w:shd w:val="clear" w:color="auto" w:fill="6B3524"/>
+          </w:tcPr>
+          <w:p>
+            <w:pPr>
+              <w:spacing w:after="40"/>
+            </w:pPr>
+            <w:r>
+              <w:rPr>
+                <w:b/>
+                <w:color w:val="FFFFFF"/>
+                <w:sz w:val="18"/>
+              </w:rPr>
+            </w:r>
+            <w:r>
+              <w:rPr>
+                <w:b/>
+                <w:i w:val="0"/>
+                <w:color w:val="FFFFFF"/>
+                <w:sz w:val="18"/>
+              </w:rPr>
+              <w:t>Source</w:t>
+            </w:r>
+          </w:p>
+        </w:tc>
+      </w:tr>
+      <w:tr>
+        <w:tc>
+          <w:tcPr>
+            <w:tcW w:type="dxa" w:w="2556"/>
+          </w:tcPr>
+          <w:p>
+            <w:pPr>
+              <w:spacing w:after="40"/>
+            </w:pPr>
+            <w:r>
+              <w:rPr>
+                <w:sz w:val="18"/>
+              </w:rPr>
+            </w:r>
+            <w:r>
+              <w:rPr>
+                <w:b w:val="0"/>
+                <w:i w:val="0"/>
+                <w:sz w:val="18"/>
+              </w:rPr>
+              <w:t>Tremor and tachycardia</w:t>
+            </w:r>
+          </w:p>
+        </w:tc>
+        <w:tc>
+          <w:tcPr>
+            <w:tcW w:type="dxa" w:w="2556"/>
+          </w:tcPr>
+          <w:p>
+            <w:pPr>
+              <w:spacing w:after="40"/>
+            </w:pPr>
+            <w:r>
+              <w:rPr>
+                <w:sz w:val="18"/>
+              </w:rPr>
+            </w:r>
+            <w:r>
+              <w:rPr>
+                <w:b/>
+                <w:i w:val="0"/>
+                <w:sz w:val="18"/>
+              </w:rPr>
+              <w:t>Beta-2 agonists (albuterol, levalbuterol, formoterol, salmeterol); epinephrine</w:t>
+            </w:r>
+          </w:p>
+        </w:tc>
+        <w:tc>
+          <w:tcPr>
+            <w:tcW w:type="dxa" w:w="2556"/>
+          </w:tcPr>
+          <w:p>
+            <w:pPr>
+              <w:spacing w:after="40"/>
+            </w:pPr>
+            <w:r>
+              <w:rPr>
+                <w:sz w:val="18"/>
+              </w:rPr>
+            </w:r>
+            <w:r>
+              <w:rPr>
+                <w:b w:val="0"/>
+                <w:i w:val="0"/>
+                <w:sz w:val="18"/>
+              </w:rPr>
+              <w:t>Increased heart rate and tremor are the expected beta-2 effects; albuterol adds anxiousness.</w:t>
+            </w:r>
+          </w:p>
+        </w:tc>
+        <w:tc>
+          <w:tcPr>
+            <w:tcW w:type="dxa" w:w="2556"/>
+          </w:tcPr>
+          <w:p>
+            <w:pPr>
+              <w:spacing w:after="40"/>
+            </w:pPr>
+            <w:r>
+              <w:rPr>
+                <w:sz w:val="18"/>
+              </w:rPr>
+            </w:r>
+            <w:r>
+              <w:rPr>
+                <w:b w:val="0"/>
+                <w:i w:val="0"/>
+                <w:sz w:val="18"/>
+              </w:rPr>
+              <w:t>L11</w:t>
+            </w:r>
+            <w:r>
+              <w:rPr>
+                <w:sz w:val="18"/>
+              </w:rPr>
+              <w:br/>
+            </w:r>
+            <w:r>
+              <w:rPr>
+                <w:b w:val="0"/>
+                <w:i w:val="0"/>
+                <w:sz w:val="18"/>
+              </w:rPr>
+              <w:t>slide 68</w:t>
+            </w:r>
+          </w:p>
+        </w:tc>
+      </w:tr>
+      <w:tr>
+        <w:tc>
+          <w:tcPr>
+            <w:tcW w:type="dxa" w:w="2556"/>
+          </w:tcPr>
+          <w:p>
+            <w:pPr>
+              <w:spacing w:after="40"/>
+            </w:pPr>
+            <w:r>
+              <w:rPr>
+                <w:sz w:val="18"/>
+              </w:rPr>
+            </w:r>
+            <w:r>
+              <w:rPr>
+                <w:b w:val="0"/>
+                <w:i w:val="0"/>
+                <w:sz w:val="18"/>
+              </w:rPr>
+              <w:t>Oral thrush</w:t>
+            </w:r>
+          </w:p>
+        </w:tc>
+        <w:tc>
+          <w:tcPr>
+            <w:tcW w:type="dxa" w:w="2556"/>
+          </w:tcPr>
+          <w:p>
+            <w:pPr>
+              <w:spacing w:after="40"/>
+            </w:pPr>
+            <w:r>
+              <w:rPr>
+                <w:sz w:val="18"/>
+              </w:rPr>
+            </w:r>
+            <w:r>
+              <w:rPr>
+                <w:b/>
+                <w:i w:val="0"/>
+                <w:sz w:val="18"/>
+              </w:rPr>
+              <w:t>Inhaled corticosteroids</w:t>
+            </w:r>
+          </w:p>
+        </w:tc>
+        <w:tc>
+          <w:tcPr>
+            <w:tcW w:type="dxa" w:w="2556"/>
+          </w:tcPr>
+          <w:p>
+            <w:pPr>
+              <w:spacing w:after="40"/>
+            </w:pPr>
+            <w:r>
+              <w:rPr>
+                <w:sz w:val="18"/>
+              </w:rPr>
+            </w:r>
+            <w:r>
+              <w:rPr>
+                <w:b w:val="0"/>
+                <w:i w:val="0"/>
+                <w:sz w:val="18"/>
+              </w:rPr>
+              <w:t>Oral candidiasis is the class’s common local effect.</w:t>
+            </w:r>
+          </w:p>
+        </w:tc>
+        <w:tc>
+          <w:tcPr>
+            <w:tcW w:type="dxa" w:w="2556"/>
+          </w:tcPr>
+          <w:p>
+            <w:pPr>
+              <w:spacing w:after="40"/>
+            </w:pPr>
+            <w:r>
+              <w:rPr>
+                <w:sz w:val="18"/>
+              </w:rPr>
+            </w:r>
+            <w:r>
+              <w:rPr>
+                <w:b w:val="0"/>
+                <w:i w:val="0"/>
+                <w:sz w:val="18"/>
+              </w:rPr>
+              <w:t>L11</w:t>
+            </w:r>
+            <w:r>
+              <w:rPr>
+                <w:sz w:val="18"/>
+              </w:rPr>
+              <w:br/>
+            </w:r>
+            <w:r>
+              <w:rPr>
+                <w:b w:val="0"/>
+                <w:i w:val="0"/>
+                <w:sz w:val="18"/>
+              </w:rPr>
+              <w:t>slide 73</w:t>
+            </w:r>
+          </w:p>
+        </w:tc>
+      </w:tr>
+      <w:tr>
+        <w:tc>
+          <w:tcPr>
+            <w:tcW w:type="dxa" w:w="2556"/>
+          </w:tcPr>
+          <w:p>
+            <w:pPr>
+              <w:spacing w:after="40"/>
+            </w:pPr>
+            <w:r>
+              <w:rPr>
+                <w:sz w:val="18"/>
+              </w:rPr>
+            </w:r>
+            <w:r>
+              <w:rPr>
+                <w:b w:val="0"/>
+                <w:i w:val="0"/>
+                <w:sz w:val="18"/>
+              </w:rPr>
+              <w:t>Anticholinergic effects</w:t>
+            </w:r>
+          </w:p>
+        </w:tc>
+        <w:tc>
+          <w:tcPr>
+            <w:tcW w:type="dxa" w:w="2556"/>
+          </w:tcPr>
+          <w:p>
+            <w:pPr>
+              <w:spacing w:after="40"/>
+            </w:pPr>
+            <w:r>
+              <w:rPr>
+                <w:sz w:val="18"/>
+              </w:rPr>
+            </w:r>
+            <w:r>
+              <w:rPr>
+                <w:b/>
+                <w:i w:val="0"/>
+                <w:sz w:val="18"/>
+              </w:rPr>
+              <w:t>Ipratropium, tiotropium</w:t>
+            </w:r>
+          </w:p>
+        </w:tc>
+        <w:tc>
+          <w:tcPr>
+            <w:tcW w:type="dxa" w:w="2556"/>
+          </w:tcPr>
+          <w:p>
+            <w:pPr>
+              <w:spacing w:after="40"/>
+            </w:pPr>
+            <w:r>
+              <w:rPr>
+                <w:sz w:val="18"/>
+              </w:rPr>
+            </w:r>
+            <w:r>
+              <w:rPr>
+                <w:b w:val="0"/>
+                <w:i w:val="0"/>
+                <w:sz w:val="18"/>
+              </w:rPr>
+              <w:t>Blind as a bat, mad as a hatter, red as a beet, hot as Hades, dry as a bone; constipation and urinary retention; tachycardia.</w:t>
+            </w:r>
+          </w:p>
+        </w:tc>
+        <w:tc>
+          <w:tcPr>
+            <w:tcW w:type="dxa" w:w="2556"/>
+          </w:tcPr>
+          <w:p>
+            <w:pPr>
+              <w:spacing w:after="40"/>
+            </w:pPr>
+            <w:r>
+              <w:rPr>
+                <w:sz w:val="18"/>
+              </w:rPr>
+            </w:r>
+            <w:r>
+              <w:rPr>
+                <w:b w:val="0"/>
+                <w:i w:val="0"/>
+                <w:sz w:val="18"/>
+              </w:rPr>
+              <w:t>L11</w:t>
+            </w:r>
+            <w:r>
+              <w:rPr>
+                <w:sz w:val="18"/>
+              </w:rPr>
+              <w:br/>
+            </w:r>
+            <w:r>
+              <w:rPr>
+                <w:b w:val="0"/>
+                <w:i w:val="0"/>
+                <w:sz w:val="18"/>
+              </w:rPr>
+              <w:t>slide 87</w:t>
+            </w:r>
+          </w:p>
+        </w:tc>
+      </w:tr>
+      <w:tr>
+        <w:tc>
+          <w:tcPr>
+            <w:tcW w:type="dxa" w:w="2556"/>
+          </w:tcPr>
+          <w:p>
+            <w:pPr>
+              <w:spacing w:after="40"/>
+            </w:pPr>
+            <w:r>
+              <w:rPr>
+                <w:sz w:val="18"/>
+              </w:rPr>
+            </w:r>
+            <w:r>
+              <w:rPr>
+                <w:b w:val="0"/>
+                <w:i w:val="0"/>
+                <w:sz w:val="18"/>
+              </w:rPr>
+              <w:t>Gastrointestinal upset</w:t>
+            </w:r>
+          </w:p>
+        </w:tc>
+        <w:tc>
+          <w:tcPr>
+            <w:tcW w:type="dxa" w:w="2556"/>
+          </w:tcPr>
+          <w:p>
+            <w:pPr>
+              <w:spacing w:after="40"/>
+            </w:pPr>
+            <w:r>
+              <w:rPr>
+                <w:sz w:val="18"/>
+              </w:rPr>
+            </w:r>
+            <w:r>
+              <w:rPr>
+                <w:b/>
+                <w:i w:val="0"/>
+                <w:sz w:val="18"/>
+              </w:rPr>
+              <w:t>Rifampin, omalizumab, aminosalicylic acid; nausea with theophylline and varenicline</w:t>
+            </w:r>
+          </w:p>
+        </w:tc>
+        <w:tc>
+          <w:tcPr>
+            <w:tcW w:type="dxa" w:w="2556"/>
+          </w:tcPr>
+          <w:p>
+            <w:pPr>
+              <w:spacing w:after="40"/>
+            </w:pPr>
+            <w:r>
+              <w:rPr>
+                <w:sz w:val="18"/>
+              </w:rPr>
+            </w:r>
+            <w:r>
+              <w:rPr>
+                <w:b w:val="0"/>
+                <w:i w:val="0"/>
+                <w:sz w:val="18"/>
+              </w:rPr>
+              <w:t>The commonest complaint across classes.</w:t>
+            </w:r>
+          </w:p>
+        </w:tc>
+        <w:tc>
+          <w:tcPr>
+            <w:tcW w:type="dxa" w:w="2556"/>
+          </w:tcPr>
+          <w:p>
+            <w:pPr>
+              <w:spacing w:after="40"/>
+            </w:pPr>
+            <w:r>
+              <w:rPr>
+                <w:sz w:val="18"/>
+              </w:rPr>
+            </w:r>
+            <w:r>
+              <w:rPr>
+                <w:b w:val="0"/>
+                <w:i w:val="0"/>
+                <w:sz w:val="18"/>
+              </w:rPr>
+              <w:t>L11</w:t>
+            </w:r>
+            <w:r>
+              <w:rPr>
+                <w:sz w:val="18"/>
+              </w:rPr>
+              <w:br/>
+            </w:r>
+            <w:r>
+              <w:rPr>
+                <w:b w:val="0"/>
+                <w:i w:val="0"/>
+                <w:sz w:val="18"/>
+              </w:rPr>
+              <w:t>slide 42</w:t>
+            </w:r>
+          </w:p>
+        </w:tc>
+      </w:tr>
+      <w:tr>
+        <w:tc>
+          <w:tcPr>
+            <w:tcW w:type="dxa" w:w="2556"/>
+          </w:tcPr>
+          <w:p>
+            <w:pPr>
+              <w:spacing w:after="40"/>
+            </w:pPr>
+            <w:r>
+              <w:rPr>
+                <w:sz w:val="18"/>
+              </w:rPr>
+            </w:r>
+            <w:r>
+              <w:rPr>
+                <w:b w:val="0"/>
+                <w:i w:val="0"/>
+                <w:sz w:val="18"/>
+              </w:rPr>
+              <w:t>Headache and insomnia</w:t>
+            </w:r>
+          </w:p>
+        </w:tc>
+        <w:tc>
+          <w:tcPr>
+            <w:tcW w:type="dxa" w:w="2556"/>
+          </w:tcPr>
+          <w:p>
+            <w:pPr>
+              <w:spacing w:after="40"/>
+            </w:pPr>
+            <w:r>
+              <w:rPr>
+                <w:sz w:val="18"/>
+              </w:rPr>
+            </w:r>
+            <w:r>
+              <w:rPr>
+                <w:b/>
+                <w:i w:val="0"/>
+                <w:sz w:val="18"/>
+              </w:rPr>
+              <w:t>Beta-2 agonists, theophylline, varenicline</w:t>
+            </w:r>
+          </w:p>
+        </w:tc>
+        <w:tc>
+          <w:tcPr>
+            <w:tcW w:type="dxa" w:w="2556"/>
+          </w:tcPr>
+          <w:p>
+            <w:pPr>
+              <w:spacing w:after="40"/>
+            </w:pPr>
+            <w:r>
+              <w:rPr>
+                <w:sz w:val="18"/>
+              </w:rPr>
+            </w:r>
+            <w:r>
+              <w:rPr>
+                <w:b w:val="0"/>
+                <w:i w:val="0"/>
+                <w:sz w:val="18"/>
+              </w:rPr>
+              <w:t>Varenicline lists sleep disturbance and headache; theophylline headaches and insomnia.</w:t>
+            </w:r>
+          </w:p>
+        </w:tc>
+        <w:tc>
+          <w:tcPr>
+            <w:tcW w:type="dxa" w:w="2556"/>
+          </w:tcPr>
+          <w:p>
+            <w:pPr>
+              <w:spacing w:after="40"/>
+            </w:pPr>
+            <w:r>
+              <w:rPr>
+                <w:sz w:val="18"/>
+              </w:rPr>
+            </w:r>
+            <w:r>
+              <w:rPr>
+                <w:b w:val="0"/>
+                <w:i w:val="0"/>
+                <w:sz w:val="18"/>
+              </w:rPr>
+              <w:t>L11</w:t>
+            </w:r>
+            <w:r>
+              <w:rPr>
+                <w:sz w:val="18"/>
+              </w:rPr>
+              <w:br/>
+            </w:r>
+            <w:r>
+              <w:rPr>
+                <w:b w:val="0"/>
+                <w:i w:val="0"/>
+                <w:sz w:val="18"/>
+              </w:rPr>
+              <w:t>slide 71</w:t>
+            </w:r>
+          </w:p>
+        </w:tc>
+      </w:tr>
+      <w:tr>
+        <w:tc>
+          <w:tcPr>
+            <w:tcW w:type="dxa" w:w="2556"/>
+          </w:tcPr>
+          <w:p>
+            <w:pPr>
+              <w:spacing w:after="40"/>
+            </w:pPr>
+            <w:r>
+              <w:rPr>
+                <w:sz w:val="18"/>
+              </w:rPr>
+            </w:r>
+            <w:r>
+              <w:rPr>
+                <w:b w:val="0"/>
+                <w:i w:val="0"/>
+                <w:sz w:val="18"/>
+              </w:rPr>
+              <w:t>Hyperglycemia, hypertension, mood change, myopathy, immunosuppression</w:t>
+            </w:r>
+          </w:p>
+        </w:tc>
+        <w:tc>
+          <w:tcPr>
+            <w:tcW w:type="dxa" w:w="2556"/>
+          </w:tcPr>
+          <w:p>
+            <w:pPr>
+              <w:spacing w:after="40"/>
+            </w:pPr>
+            <w:r>
+              <w:rPr>
+                <w:sz w:val="18"/>
+              </w:rPr>
+            </w:r>
+            <w:r>
+              <w:rPr>
+                <w:b/>
+                <w:i w:val="0"/>
+                <w:sz w:val="18"/>
+              </w:rPr>
+              <w:t>Systemic corticosteroids (hyperglycemia also beta-2 agonists)</w:t>
+            </w:r>
+          </w:p>
+        </w:tc>
+        <w:tc>
+          <w:tcPr>
+            <w:tcW w:type="dxa" w:w="2556"/>
+          </w:tcPr>
+          <w:p>
+            <w:pPr>
+              <w:spacing w:after="40"/>
+            </w:pPr>
+            <w:r>
+              <w:rPr>
+                <w:sz w:val="18"/>
+              </w:rPr>
+            </w:r>
+            <w:r>
+              <w:rPr>
+                <w:b w:val="0"/>
+                <w:i w:val="0"/>
+                <w:sz w:val="18"/>
+              </w:rPr>
+              <w:t>Why systemic steroids are kept for exacerbations.</w:t>
+            </w:r>
+          </w:p>
+        </w:tc>
+        <w:tc>
+          <w:tcPr>
+            <w:tcW w:type="dxa" w:w="2556"/>
+          </w:tcPr>
+          <w:p>
+            <w:pPr>
+              <w:spacing w:after="40"/>
+            </w:pPr>
+            <w:r>
+              <w:rPr>
+                <w:sz w:val="18"/>
+              </w:rPr>
+            </w:r>
+            <w:r>
+              <w:rPr>
+                <w:b w:val="0"/>
+                <w:i w:val="0"/>
+                <w:sz w:val="18"/>
+              </w:rPr>
+              <w:t>L11</w:t>
+            </w:r>
+            <w:r>
+              <w:rPr>
+                <w:sz w:val="18"/>
+              </w:rPr>
+              <w:br/>
+            </w:r>
+            <w:r>
+              <w:rPr>
+                <w:b w:val="0"/>
+                <w:i w:val="0"/>
+                <w:sz w:val="18"/>
+              </w:rPr>
+              <w:t>slide 89</w:t>
+            </w:r>
+          </w:p>
+        </w:tc>
+      </w:tr>
+      <w:tr>
+        <w:tc>
+          <w:tcPr>
+            <w:tcW w:type="dxa" w:w="2556"/>
+          </w:tcPr>
+          <w:p>
+            <w:pPr>
+              <w:spacing w:after="40"/>
+            </w:pPr>
+            <w:r>
+              <w:rPr>
+                <w:sz w:val="18"/>
+              </w:rPr>
+            </w:r>
+            <w:r>
+              <w:rPr>
+                <w:b w:val="0"/>
+                <w:i w:val="0"/>
+                <w:sz w:val="18"/>
+              </w:rPr>
+              <w:t>Hyperuricemia</w:t>
+            </w:r>
+          </w:p>
+        </w:tc>
+        <w:tc>
+          <w:tcPr>
+            <w:tcW w:type="dxa" w:w="2556"/>
+          </w:tcPr>
+          <w:p>
+            <w:pPr>
+              <w:spacing w:after="40"/>
+            </w:pPr>
+            <w:r>
+              <w:rPr>
+                <w:sz w:val="18"/>
+              </w:rPr>
+            </w:r>
+            <w:r>
+              <w:rPr>
+                <w:b/>
+                <w:i w:val="0"/>
+                <w:sz w:val="18"/>
+              </w:rPr>
+              <w:t>Pyrazinamide (every patient); ethambutol</w:t>
+            </w:r>
+          </w:p>
+        </w:tc>
+        <w:tc>
+          <w:tcPr>
+            <w:tcW w:type="dxa" w:w="2556"/>
+          </w:tcPr>
+          <w:p>
+            <w:pPr>
+              <w:spacing w:after="40"/>
+            </w:pPr>
+            <w:r>
+              <w:rPr>
+                <w:sz w:val="18"/>
+              </w:rPr>
+            </w:r>
+            <w:r>
+              <w:rPr>
+                <w:b w:val="0"/>
+                <w:i w:val="0"/>
+                <w:sz w:val="18"/>
+              </w:rPr>
+              <w:t>Pyrazinamide inhibits uric acid excretion; ethambutol raises uric acid levels.</w:t>
+            </w:r>
+          </w:p>
+        </w:tc>
+        <w:tc>
+          <w:tcPr>
+            <w:tcW w:type="dxa" w:w="2556"/>
+          </w:tcPr>
+          <w:p>
+            <w:pPr>
+              <w:spacing w:after="40"/>
+            </w:pPr>
+            <w:r>
+              <w:rPr>
+                <w:sz w:val="18"/>
+              </w:rPr>
+            </w:r>
+            <w:r>
+              <w:rPr>
+                <w:b w:val="0"/>
+                <w:i w:val="0"/>
+                <w:sz w:val="18"/>
+              </w:rPr>
+              <w:t>L11</w:t>
+            </w:r>
+            <w:r>
+              <w:rPr>
+                <w:sz w:val="18"/>
+              </w:rPr>
+              <w:br/>
+            </w:r>
+            <w:r>
+              <w:rPr>
+                <w:b w:val="0"/>
+                <w:i w:val="0"/>
+                <w:sz w:val="18"/>
+              </w:rPr>
+              <w:t>slide 45</w:t>
+            </w:r>
+          </w:p>
+        </w:tc>
+      </w:tr>
+      <w:tr>
+        <w:tc>
+          <w:tcPr>
+            <w:tcW w:type="dxa" w:w="2556"/>
+          </w:tcPr>
+          <w:p>
+            <w:pPr>
+              <w:spacing w:after="40"/>
+            </w:pPr>
+            <w:r>
+              <w:rPr>
+                <w:sz w:val="18"/>
+              </w:rPr>
+            </w:r>
+            <w:r>
+              <w:rPr>
+                <w:b w:val="0"/>
+                <w:i w:val="0"/>
+                <w:sz w:val="18"/>
+              </w:rPr>
+              <w:t>Injection-site pain and bruising</w:t>
+            </w:r>
+          </w:p>
+        </w:tc>
+        <w:tc>
+          <w:tcPr>
+            <w:tcW w:type="dxa" w:w="2556"/>
+          </w:tcPr>
+          <w:p>
+            <w:pPr>
+              <w:spacing w:after="40"/>
+            </w:pPr>
+            <w:r>
+              <w:rPr>
+                <w:sz w:val="18"/>
+              </w:rPr>
+            </w:r>
+            <w:r>
+              <w:rPr>
+                <w:b/>
+                <w:i w:val="0"/>
+                <w:sz w:val="18"/>
+              </w:rPr>
+              <w:t>Omalizumab</w:t>
+            </w:r>
+          </w:p>
+        </w:tc>
+        <w:tc>
+          <w:tcPr>
+            <w:tcW w:type="dxa" w:w="2556"/>
+          </w:tcPr>
+          <w:p>
+            <w:pPr>
+              <w:spacing w:after="40"/>
+            </w:pPr>
+            <w:r>
+              <w:rPr>
+                <w:sz w:val="18"/>
+              </w:rPr>
+            </w:r>
+            <w:r>
+              <w:rPr>
+                <w:b w:val="0"/>
+                <w:i w:val="0"/>
+                <w:sz w:val="18"/>
+              </w:rPr>
+              <w:t>Expected with the injections.</w:t>
+            </w:r>
+          </w:p>
+        </w:tc>
+        <w:tc>
+          <w:tcPr>
+            <w:tcW w:type="dxa" w:w="2556"/>
+          </w:tcPr>
+          <w:p>
+            <w:pPr>
+              <w:spacing w:after="40"/>
+            </w:pPr>
+            <w:r>
+              <w:rPr>
+                <w:sz w:val="18"/>
+              </w:rPr>
+            </w:r>
+            <w:r>
+              <w:rPr>
+                <w:b w:val="0"/>
+                <w:i w:val="0"/>
+                <w:sz w:val="18"/>
+              </w:rPr>
+              <w:t>L11</w:t>
+            </w:r>
+            <w:r>
+              <w:rPr>
+                <w:sz w:val="18"/>
+              </w:rPr>
+              <w:br/>
+            </w:r>
+            <w:r>
+              <w:rPr>
+                <w:b w:val="0"/>
+                <w:i w:val="0"/>
+                <w:sz w:val="18"/>
+              </w:rPr>
+              <w:t>slide 80</w:t>
+            </w:r>
+          </w:p>
+        </w:tc>
+      </w:tr>
+    </w:tbl>
+    <w:p>
+      <w:pPr>
+        <w:spacing w:after="80"/>
+      </w:pPr>
+    </w:p>
+    <w:p>
+      <w:pPr>
+        <w:pStyle w:val="Heading1"/>
+        <w:spacing w:before="280" w:after="100"/>
+      </w:pPr>
+      <w:r>
+        <w:rPr>
+          <w:rFonts w:ascii="Georgia" w:hAnsi="Georgia"/>
+          <w:color w:val="6B3524"/>
+        </w:rPr>
+        <w:t>Zebras 9</w:t>
+      </w:r>
+    </w:p>
+    <w:p>
+      <w:pPr>
+        <w:spacing w:after="120"/>
+      </w:pPr>
+      <w:r>
+        <w:rPr>
+          <w:b w:val="0"/>
+          <w:i w:val="0"/>
+        </w:rPr>
+        <w:t xml:space="preserve">Uncommon, but </w:t>
+      </w:r>
+      <w:r>
+        <w:rPr>
+          <w:b/>
+          <w:i w:val="0"/>
+        </w:rPr>
+        <w:t>unique to one drug</w:t>
+      </w:r>
+      <w:r>
+        <w:rPr>
+          <w:b w:val="0"/>
+          <w:i w:val="0"/>
+        </w:rPr>
+        <w:t>. Each is worth about one question, and with the killers they are where to look.</w:t>
+      </w:r>
+    </w:p>
+    <w:tbl>
+      <w:tblPr>
+        <w:tblStyle w:val="TableGrid"/>
+        <w:tblW w:type="auto" w:w="0"/>
+        <w:jc w:val="center"/>
+        <w:tblLook w:firstColumn="1" w:firstRow="1" w:lastColumn="0" w:lastRow="0" w:noHBand="0" w:noVBand="1" w:val="04A0"/>
+        <w:tblBorders>
+          <w:top w:val="single" w:sz="4" w:space="0" w:color="D8D2D4"/>
+          <w:left w:val="single" w:sz="4" w:space="0" w:color="D8D2D4"/>
+          <w:bottom w:val="single" w:sz="4" w:space="0" w:color="D8D2D4"/>
+          <w:right w:val="single" w:sz="4" w:space="0" w:color="D8D2D4"/>
+          <w:insideH w:val="single" w:sz="4" w:space="0" w:color="D8D2D4"/>
+          <w:insideV w:val="single" w:sz="4" w:space="0" w:color="D8D2D4"/>
+        </w:tblBorders>
+      </w:tblPr>
+      <w:tblGrid>
+        <w:gridCol w:w="2556"/>
+        <w:gridCol w:w="2556"/>
+        <w:gridCol w:w="2556"/>
+        <w:gridCol w:w="2556"/>
+      </w:tblGrid>
+      <w:tr>
+        <w:tc>
+          <w:tcPr>
+            <w:tcW w:type="dxa" w:w="2556"/>
+            <w:shd w:val="clear" w:color="auto" w:fill="6B3524"/>
+          </w:tcPr>
+          <w:p>
+            <w:pPr>
+              <w:spacing w:after="40"/>
+            </w:pPr>
+            <w:r>
+              <w:rPr>
+                <w:b/>
+                <w:color w:val="FFFFFF"/>
+                <w:sz w:val="18"/>
+              </w:rPr>
+            </w:r>
+            <w:r>
+              <w:rPr>
+                <w:b/>
+                <w:i w:val="0"/>
+                <w:color w:val="FFFFFF"/>
+                <w:sz w:val="18"/>
+              </w:rPr>
+              <w:t>Effect</w:t>
+            </w:r>
+          </w:p>
+        </w:tc>
+        <w:tc>
+          <w:tcPr>
+            <w:tcW w:type="dxa" w:w="2556"/>
+            <w:shd w:val="clear" w:color="auto" w:fill="6B3524"/>
+          </w:tcPr>
+          <w:p>
+            <w:pPr>
+              <w:spacing w:after="40"/>
+            </w:pPr>
+            <w:r>
+              <w:rPr>
+                <w:b/>
+                <w:color w:val="FFFFFF"/>
+                <w:sz w:val="18"/>
+              </w:rPr>
+            </w:r>
+            <w:r>
+              <w:rPr>
+                <w:b/>
+                <w:i w:val="0"/>
+                <w:color w:val="FFFFFF"/>
+                <w:sz w:val="18"/>
+              </w:rPr>
+              <w:t>Drug or class</w:t>
+            </w:r>
+          </w:p>
+        </w:tc>
+        <w:tc>
+          <w:tcPr>
+            <w:tcW w:type="dxa" w:w="2556"/>
+            <w:shd w:val="clear" w:color="auto" w:fill="6B3524"/>
+          </w:tcPr>
+          <w:p>
+            <w:pPr>
+              <w:spacing w:after="40"/>
+            </w:pPr>
+            <w:r>
+              <w:rPr>
+                <w:b/>
+                <w:color w:val="FFFFFF"/>
+                <w:sz w:val="18"/>
+              </w:rPr>
+            </w:r>
+            <w:r>
+              <w:rPr>
+                <w:b/>
+                <w:i w:val="0"/>
+                <w:color w:val="FFFFFF"/>
+                <w:sz w:val="18"/>
+              </w:rPr>
+              <w:t>What it means / what to do</w:t>
+            </w:r>
+          </w:p>
+        </w:tc>
+        <w:tc>
+          <w:tcPr>
+            <w:tcW w:type="dxa" w:w="2556"/>
+            <w:shd w:val="clear" w:color="auto" w:fill="6B3524"/>
+          </w:tcPr>
+          <w:p>
+            <w:pPr>
+              <w:spacing w:after="40"/>
+            </w:pPr>
+            <w:r>
+              <w:rPr>
+                <w:b/>
+                <w:color w:val="FFFFFF"/>
+                <w:sz w:val="18"/>
+              </w:rPr>
+            </w:r>
+            <w:r>
+              <w:rPr>
+                <w:b/>
+                <w:i w:val="0"/>
+                <w:color w:val="FFFFFF"/>
+                <w:sz w:val="18"/>
+              </w:rPr>
+              <w:t>Source</w:t>
+            </w:r>
+          </w:p>
+        </w:tc>
+      </w:tr>
+      <w:tr>
+        <w:tc>
+          <w:tcPr>
+            <w:tcW w:type="dxa" w:w="2556"/>
+          </w:tcPr>
+          <w:p>
+            <w:pPr>
+              <w:spacing w:after="40"/>
+            </w:pPr>
+            <w:r>
+              <w:rPr>
+                <w:sz w:val="18"/>
+              </w:rPr>
+            </w:r>
+            <w:r>
+              <w:rPr>
+                <w:b w:val="0"/>
+                <w:i w:val="0"/>
+                <w:sz w:val="18"/>
+              </w:rPr>
+              <w:t>Orange tears, sweat and urine</w:t>
+            </w:r>
+          </w:p>
+        </w:tc>
+        <w:tc>
+          <w:tcPr>
+            <w:tcW w:type="dxa" w:w="2556"/>
+          </w:tcPr>
+          <w:p>
+            <w:pPr>
+              <w:spacing w:after="40"/>
+            </w:pPr>
+            <w:r>
+              <w:rPr>
+                <w:sz w:val="18"/>
+              </w:rPr>
+            </w:r>
+            <w:r>
+              <w:rPr>
+                <w:b/>
+                <w:i w:val="0"/>
+                <w:sz w:val="18"/>
+              </w:rPr>
+              <w:t>Rifampin</w:t>
+            </w:r>
+          </w:p>
+        </w:tc>
+        <w:tc>
+          <w:tcPr>
+            <w:tcW w:type="dxa" w:w="2556"/>
+          </w:tcPr>
+          <w:p>
+            <w:pPr>
+              <w:spacing w:after="40"/>
+            </w:pPr>
+            <w:r>
+              <w:rPr>
+                <w:sz w:val="18"/>
+              </w:rPr>
+            </w:r>
+            <w:r>
+              <w:rPr>
+                <w:b w:val="0"/>
+                <w:i w:val="0"/>
+                <w:sz w:val="18"/>
+              </w:rPr>
+              <w:t>Warn the patient in advance.</w:t>
+            </w:r>
+          </w:p>
+        </w:tc>
+        <w:tc>
+          <w:tcPr>
+            <w:tcW w:type="dxa" w:w="2556"/>
+          </w:tcPr>
+          <w:p>
+            <w:pPr>
+              <w:spacing w:after="40"/>
+            </w:pPr>
+            <w:r>
+              <w:rPr>
+                <w:sz w:val="18"/>
+              </w:rPr>
+            </w:r>
+            <w:r>
+              <w:rPr>
+                <w:b w:val="0"/>
+                <w:i w:val="0"/>
+                <w:sz w:val="18"/>
+              </w:rPr>
+              <w:t>L11</w:t>
+            </w:r>
+            <w:r>
+              <w:rPr>
+                <w:sz w:val="18"/>
+              </w:rPr>
+              <w:br/>
+            </w:r>
+            <w:r>
+              <w:rPr>
+                <w:b w:val="0"/>
+                <w:i w:val="0"/>
+                <w:sz w:val="18"/>
+              </w:rPr>
+              <w:t>slide 42</w:t>
+            </w:r>
+          </w:p>
+        </w:tc>
+      </w:tr>
+      <w:tr>
+        <w:tc>
+          <w:tcPr>
+            <w:tcW w:type="dxa" w:w="2556"/>
+          </w:tcPr>
+          <w:p>
+            <w:pPr>
+              <w:spacing w:after="40"/>
+            </w:pPr>
+            <w:r>
+              <w:rPr>
+                <w:sz w:val="18"/>
+              </w:rPr>
+            </w:r>
+            <w:r>
+              <w:rPr>
+                <w:b w:val="0"/>
+                <w:i w:val="0"/>
+                <w:sz w:val="18"/>
+              </w:rPr>
+              <w:t>Loss of red-green discrimination; decreased visual acuity</w:t>
+            </w:r>
+          </w:p>
+        </w:tc>
+        <w:tc>
+          <w:tcPr>
+            <w:tcW w:type="dxa" w:w="2556"/>
+          </w:tcPr>
+          <w:p>
+            <w:pPr>
+              <w:spacing w:after="40"/>
+            </w:pPr>
+            <w:r>
+              <w:rPr>
+                <w:sz w:val="18"/>
+              </w:rPr>
+            </w:r>
+            <w:r>
+              <w:rPr>
+                <w:b/>
+                <w:i w:val="0"/>
+                <w:sz w:val="18"/>
+              </w:rPr>
+              <w:t>Ethambutol</w:t>
+            </w:r>
+          </w:p>
+        </w:tc>
+        <w:tc>
+          <w:tcPr>
+            <w:tcW w:type="dxa" w:w="2556"/>
+          </w:tcPr>
+          <w:p>
+            <w:pPr>
+              <w:spacing w:after="40"/>
+            </w:pPr>
+            <w:r>
+              <w:rPr>
+                <w:sz w:val="18"/>
+              </w:rPr>
+            </w:r>
+            <w:r>
+              <w:rPr>
+                <w:b w:val="0"/>
+                <w:i w:val="0"/>
+                <w:sz w:val="18"/>
+              </w:rPr>
+              <w:t>The eye toxicity unique to ethambutol.</w:t>
+            </w:r>
+          </w:p>
+        </w:tc>
+        <w:tc>
+          <w:tcPr>
+            <w:tcW w:type="dxa" w:w="2556"/>
+          </w:tcPr>
+          <w:p>
+            <w:pPr>
+              <w:spacing w:after="40"/>
+            </w:pPr>
+            <w:r>
+              <w:rPr>
+                <w:sz w:val="18"/>
+              </w:rPr>
+            </w:r>
+            <w:r>
+              <w:rPr>
+                <w:b w:val="0"/>
+                <w:i w:val="0"/>
+                <w:sz w:val="18"/>
+              </w:rPr>
+              <w:t>L11</w:t>
+            </w:r>
+            <w:r>
+              <w:rPr>
+                <w:sz w:val="18"/>
+              </w:rPr>
+              <w:br/>
+            </w:r>
+            <w:r>
+              <w:rPr>
+                <w:b w:val="0"/>
+                <w:i w:val="0"/>
+                <w:sz w:val="18"/>
+              </w:rPr>
+              <w:t>slide 44</w:t>
+            </w:r>
+          </w:p>
+        </w:tc>
+      </w:tr>
+      <w:tr>
+        <w:tc>
+          <w:tcPr>
+            <w:tcW w:type="dxa" w:w="2556"/>
+          </w:tcPr>
+          <w:p>
+            <w:pPr>
+              <w:spacing w:after="40"/>
+            </w:pPr>
+            <w:r>
+              <w:rPr>
+                <w:sz w:val="18"/>
+              </w:rPr>
+            </w:r>
+            <w:r>
+              <w:rPr>
+                <w:b w:val="0"/>
+                <w:i w:val="0"/>
+                <w:sz w:val="18"/>
+              </w:rPr>
+              <w:t>Peripheral neuritis from pyridoxine deficiency</w:t>
+            </w:r>
+          </w:p>
+        </w:tc>
+        <w:tc>
+          <w:tcPr>
+            <w:tcW w:type="dxa" w:w="2556"/>
+          </w:tcPr>
+          <w:p>
+            <w:pPr>
+              <w:spacing w:after="40"/>
+            </w:pPr>
+            <w:r>
+              <w:rPr>
+                <w:sz w:val="18"/>
+              </w:rPr>
+            </w:r>
+            <w:r>
+              <w:rPr>
+                <w:b/>
+                <w:i w:val="0"/>
+                <w:sz w:val="18"/>
+              </w:rPr>
+              <w:t>Isoniazid</w:t>
+            </w:r>
+          </w:p>
+        </w:tc>
+        <w:tc>
+          <w:tcPr>
+            <w:tcW w:type="dxa" w:w="2556"/>
+          </w:tcPr>
+          <w:p>
+            <w:pPr>
+              <w:spacing w:after="40"/>
+            </w:pPr>
+            <w:r>
+              <w:rPr>
+                <w:sz w:val="18"/>
+              </w:rPr>
+            </w:r>
+            <w:r>
+              <w:rPr>
+                <w:b w:val="0"/>
+                <w:i w:val="0"/>
+                <w:sz w:val="18"/>
+              </w:rPr>
+              <w:t>Prevented by giving pyridoxine (vitamin B6).</w:t>
+            </w:r>
+          </w:p>
+        </w:tc>
+        <w:tc>
+          <w:tcPr>
+            <w:tcW w:type="dxa" w:w="2556"/>
+          </w:tcPr>
+          <w:p>
+            <w:pPr>
+              <w:spacing w:after="40"/>
+            </w:pPr>
+            <w:r>
+              <w:rPr>
+                <w:sz w:val="18"/>
+              </w:rPr>
+            </w:r>
+            <w:r>
+              <w:rPr>
+                <w:b w:val="0"/>
+                <w:i w:val="0"/>
+                <w:sz w:val="18"/>
+              </w:rPr>
+              <w:t>L11</w:t>
+            </w:r>
+            <w:r>
+              <w:rPr>
+                <w:sz w:val="18"/>
+              </w:rPr>
+              <w:br/>
+            </w:r>
+            <w:r>
+              <w:rPr>
+                <w:b w:val="0"/>
+                <w:i w:val="0"/>
+                <w:sz w:val="18"/>
+              </w:rPr>
+              <w:t>slide 39</w:t>
+            </w:r>
+          </w:p>
+        </w:tc>
+      </w:tr>
+      <w:tr>
+        <w:tc>
+          <w:tcPr>
+            <w:tcW w:type="dxa" w:w="2556"/>
+          </w:tcPr>
+          <w:p>
+            <w:pPr>
+              <w:spacing w:after="40"/>
+            </w:pPr>
+            <w:r>
+              <w:rPr>
+                <w:sz w:val="18"/>
+              </w:rPr>
+            </w:r>
+            <w:r>
+              <w:rPr>
+                <w:b w:val="0"/>
+                <w:i w:val="0"/>
+                <w:sz w:val="18"/>
+              </w:rPr>
+              <w:t>Lupus-like syndrome</w:t>
+            </w:r>
+          </w:p>
+        </w:tc>
+        <w:tc>
+          <w:tcPr>
+            <w:tcW w:type="dxa" w:w="2556"/>
+          </w:tcPr>
+          <w:p>
+            <w:pPr>
+              <w:spacing w:after="40"/>
+            </w:pPr>
+            <w:r>
+              <w:rPr>
+                <w:sz w:val="18"/>
+              </w:rPr>
+            </w:r>
+            <w:r>
+              <w:rPr>
+                <w:b/>
+                <w:i w:val="0"/>
+                <w:sz w:val="18"/>
+              </w:rPr>
+              <w:t>Isoniazid</w:t>
+            </w:r>
+          </w:p>
+        </w:tc>
+        <w:tc>
+          <w:tcPr>
+            <w:tcW w:type="dxa" w:w="2556"/>
+          </w:tcPr>
+          <w:p>
+            <w:pPr>
+              <w:spacing w:after="40"/>
+            </w:pPr>
+            <w:r>
+              <w:rPr>
+                <w:sz w:val="18"/>
+              </w:rPr>
+            </w:r>
+            <w:r>
+              <w:rPr>
+                <w:b w:val="0"/>
+                <w:i w:val="0"/>
+                <w:sz w:val="18"/>
+              </w:rPr>
+              <w:t>Listed as its allergic reaction.</w:t>
+            </w:r>
+          </w:p>
+        </w:tc>
+        <w:tc>
+          <w:tcPr>
+            <w:tcW w:type="dxa" w:w="2556"/>
+          </w:tcPr>
+          <w:p>
+            <w:pPr>
+              <w:spacing w:after="40"/>
+            </w:pPr>
+            <w:r>
+              <w:rPr>
+                <w:sz w:val="18"/>
+              </w:rPr>
+            </w:r>
+            <w:r>
+              <w:rPr>
+                <w:b w:val="0"/>
+                <w:i w:val="0"/>
+                <w:sz w:val="18"/>
+              </w:rPr>
+              <w:t>L11</w:t>
+            </w:r>
+            <w:r>
+              <w:rPr>
+                <w:sz w:val="18"/>
+              </w:rPr>
+              <w:br/>
+            </w:r>
+            <w:r>
+              <w:rPr>
+                <w:b w:val="0"/>
+                <w:i w:val="0"/>
+                <w:sz w:val="18"/>
+              </w:rPr>
+              <w:t>slide 39</w:t>
+            </w:r>
+          </w:p>
+        </w:tc>
+      </w:tr>
+      <w:tr>
+        <w:tc>
+          <w:tcPr>
+            <w:tcW w:type="dxa" w:w="2556"/>
+          </w:tcPr>
+          <w:p>
+            <w:pPr>
+              <w:spacing w:after="40"/>
+            </w:pPr>
+            <w:r>
+              <w:rPr>
+                <w:sz w:val="18"/>
+              </w:rPr>
+            </w:r>
+            <w:r>
+              <w:rPr>
+                <w:b w:val="0"/>
+                <w:i w:val="0"/>
+                <w:sz w:val="18"/>
+              </w:rPr>
+              <w:t>Flu-like syndrome (20 percent)</w:t>
+            </w:r>
+          </w:p>
+        </w:tc>
+        <w:tc>
+          <w:tcPr>
+            <w:tcW w:type="dxa" w:w="2556"/>
+          </w:tcPr>
+          <w:p>
+            <w:pPr>
+              <w:spacing w:after="40"/>
+            </w:pPr>
+            <w:r>
+              <w:rPr>
+                <w:sz w:val="18"/>
+              </w:rPr>
+            </w:r>
+            <w:r>
+              <w:rPr>
+                <w:b/>
+                <w:i w:val="0"/>
+                <w:sz w:val="18"/>
+              </w:rPr>
+              <w:t>Rifampin</w:t>
+            </w:r>
+          </w:p>
+        </w:tc>
+        <w:tc>
+          <w:tcPr>
+            <w:tcW w:type="dxa" w:w="2556"/>
+          </w:tcPr>
+          <w:p>
+            <w:pPr>
+              <w:spacing w:after="40"/>
+            </w:pPr>
+            <w:r>
+              <w:rPr>
+                <w:sz w:val="18"/>
+              </w:rPr>
+            </w:r>
+            <w:r>
+              <w:rPr>
+                <w:b w:val="0"/>
+                <w:i w:val="0"/>
+                <w:sz w:val="18"/>
+              </w:rPr>
+              <w:t>Its hypersensitivity reaction.</w:t>
+            </w:r>
+          </w:p>
+        </w:tc>
+        <w:tc>
+          <w:tcPr>
+            <w:tcW w:type="dxa" w:w="2556"/>
+          </w:tcPr>
+          <w:p>
+            <w:pPr>
+              <w:spacing w:after="40"/>
+            </w:pPr>
+            <w:r>
+              <w:rPr>
+                <w:sz w:val="18"/>
+              </w:rPr>
+            </w:r>
+            <w:r>
+              <w:rPr>
+                <w:b w:val="0"/>
+                <w:i w:val="0"/>
+                <w:sz w:val="18"/>
+              </w:rPr>
+              <w:t>L11</w:t>
+            </w:r>
+            <w:r>
+              <w:rPr>
+                <w:sz w:val="18"/>
+              </w:rPr>
+              <w:br/>
+            </w:r>
+            <w:r>
+              <w:rPr>
+                <w:b w:val="0"/>
+                <w:i w:val="0"/>
+                <w:sz w:val="18"/>
+              </w:rPr>
+              <w:t>slide 42</w:t>
+            </w:r>
+          </w:p>
+        </w:tc>
+      </w:tr>
+      <w:tr>
+        <w:tc>
+          <w:tcPr>
+            <w:tcW w:type="dxa" w:w="2556"/>
+          </w:tcPr>
+          <w:p>
+            <w:pPr>
+              <w:spacing w:after="40"/>
+            </w:pPr>
+            <w:r>
+              <w:rPr>
+                <w:sz w:val="18"/>
+              </w:rPr>
+            </w:r>
+            <w:r>
+              <w:rPr>
+                <w:b w:val="0"/>
+                <w:i w:val="0"/>
+                <w:sz w:val="18"/>
+              </w:rPr>
+              <w:t>Emergence phenomenon</w:t>
+            </w:r>
+          </w:p>
+        </w:tc>
+        <w:tc>
+          <w:tcPr>
+            <w:tcW w:type="dxa" w:w="2556"/>
+          </w:tcPr>
+          <w:p>
+            <w:pPr>
+              <w:spacing w:after="40"/>
+            </w:pPr>
+            <w:r>
+              <w:rPr>
+                <w:sz w:val="18"/>
+              </w:rPr>
+            </w:r>
+            <w:r>
+              <w:rPr>
+                <w:b/>
+                <w:i w:val="0"/>
+                <w:sz w:val="18"/>
+              </w:rPr>
+              <w:t>Ketamine</w:t>
+            </w:r>
+          </w:p>
+        </w:tc>
+        <w:tc>
+          <w:tcPr>
+            <w:tcW w:type="dxa" w:w="2556"/>
+          </w:tcPr>
+          <w:p>
+            <w:pPr>
+              <w:spacing w:after="40"/>
+            </w:pPr>
+            <w:r>
+              <w:rPr>
+                <w:sz w:val="18"/>
+              </w:rPr>
+            </w:r>
+            <w:r>
+              <w:rPr>
+                <w:b w:val="0"/>
+                <w:i w:val="0"/>
+                <w:sz w:val="18"/>
+              </w:rPr>
+              <w:t>Used in status asthmaticus only if intubated.</w:t>
+            </w:r>
+          </w:p>
+        </w:tc>
+        <w:tc>
+          <w:tcPr>
+            <w:tcW w:type="dxa" w:w="2556"/>
+          </w:tcPr>
+          <w:p>
+            <w:pPr>
+              <w:spacing w:after="40"/>
+            </w:pPr>
+            <w:r>
+              <w:rPr>
+                <w:sz w:val="18"/>
+              </w:rPr>
+            </w:r>
+            <w:r>
+              <w:rPr>
+                <w:b w:val="0"/>
+                <w:i w:val="0"/>
+                <w:sz w:val="18"/>
+              </w:rPr>
+              <w:t>L11</w:t>
+            </w:r>
+            <w:r>
+              <w:rPr>
+                <w:sz w:val="18"/>
+              </w:rPr>
+              <w:br/>
+            </w:r>
+            <w:r>
+              <w:rPr>
+                <w:b w:val="0"/>
+                <w:i w:val="0"/>
+                <w:sz w:val="18"/>
+              </w:rPr>
+              <w:t>slide 99</w:t>
+            </w:r>
+          </w:p>
+        </w:tc>
+      </w:tr>
+      <w:tr>
+        <w:tc>
+          <w:tcPr>
+            <w:tcW w:type="dxa" w:w="2556"/>
+          </w:tcPr>
+          <w:p>
+            <w:pPr>
+              <w:spacing w:after="40"/>
+            </w:pPr>
+            <w:r>
+              <w:rPr>
+                <w:sz w:val="18"/>
+              </w:rPr>
+            </w:r>
+            <w:r>
+              <w:rPr>
+                <w:b w:val="0"/>
+                <w:i w:val="0"/>
+                <w:sz w:val="18"/>
+              </w:rPr>
+              <w:t>Neutralizing antibodies; secondary malignancies</w:t>
+            </w:r>
+          </w:p>
+        </w:tc>
+        <w:tc>
+          <w:tcPr>
+            <w:tcW w:type="dxa" w:w="2556"/>
+          </w:tcPr>
+          <w:p>
+            <w:pPr>
+              <w:spacing w:after="40"/>
+            </w:pPr>
+            <w:r>
+              <w:rPr>
+                <w:sz w:val="18"/>
+              </w:rPr>
+            </w:r>
+            <w:r>
+              <w:rPr>
+                <w:b/>
+                <w:i w:val="0"/>
+                <w:sz w:val="18"/>
+              </w:rPr>
+              <w:t>Omalizumab</w:t>
+            </w:r>
+          </w:p>
+        </w:tc>
+        <w:tc>
+          <w:tcPr>
+            <w:tcW w:type="dxa" w:w="2556"/>
+          </w:tcPr>
+          <w:p>
+            <w:pPr>
+              <w:spacing w:after="40"/>
+            </w:pPr>
+            <w:r>
+              <w:rPr>
+                <w:sz w:val="18"/>
+              </w:rPr>
+            </w:r>
+            <w:r>
+              <w:rPr>
+                <w:b w:val="0"/>
+                <w:i w:val="0"/>
+                <w:sz w:val="18"/>
+              </w:rPr>
+              <w:t>Listed with its gastrointestinal effects and anaphylaxis.</w:t>
+            </w:r>
+          </w:p>
+        </w:tc>
+        <w:tc>
+          <w:tcPr>
+            <w:tcW w:type="dxa" w:w="2556"/>
+          </w:tcPr>
+          <w:p>
+            <w:pPr>
+              <w:spacing w:after="40"/>
+            </w:pPr>
+            <w:r>
+              <w:rPr>
+                <w:sz w:val="18"/>
+              </w:rPr>
+            </w:r>
+            <w:r>
+              <w:rPr>
+                <w:b w:val="0"/>
+                <w:i w:val="0"/>
+                <w:sz w:val="18"/>
+              </w:rPr>
+              <w:t>L11</w:t>
+            </w:r>
+            <w:r>
+              <w:rPr>
+                <w:sz w:val="18"/>
+              </w:rPr>
+              <w:br/>
+            </w:r>
+            <w:r>
+              <w:rPr>
+                <w:b w:val="0"/>
+                <w:i w:val="0"/>
+                <w:sz w:val="18"/>
+              </w:rPr>
+              <w:t>slide 79</w:t>
+            </w:r>
+          </w:p>
+        </w:tc>
+      </w:tr>
+      <w:tr>
+        <w:tc>
+          <w:tcPr>
+            <w:tcW w:type="dxa" w:w="2556"/>
+          </w:tcPr>
+          <w:p>
+            <w:pPr>
+              <w:spacing w:after="40"/>
+            </w:pPr>
+            <w:r>
+              <w:rPr>
+                <w:sz w:val="18"/>
+              </w:rPr>
+            </w:r>
+            <w:r>
+              <w:rPr>
+                <w:b w:val="0"/>
+                <w:i w:val="0"/>
+                <w:sz w:val="18"/>
+              </w:rPr>
+              <w:t>Growth suppression in children</w:t>
+            </w:r>
+          </w:p>
+        </w:tc>
+        <w:tc>
+          <w:tcPr>
+            <w:tcW w:type="dxa" w:w="2556"/>
+          </w:tcPr>
+          <w:p>
+            <w:pPr>
+              <w:spacing w:after="40"/>
+            </w:pPr>
+            <w:r>
+              <w:rPr>
+                <w:sz w:val="18"/>
+              </w:rPr>
+            </w:r>
+            <w:r>
+              <w:rPr>
+                <w:b/>
+                <w:i w:val="0"/>
+                <w:sz w:val="18"/>
+              </w:rPr>
+              <w:t>Inhaled corticosteroids (high dose); systemic corticosteroids</w:t>
+            </w:r>
+          </w:p>
+        </w:tc>
+        <w:tc>
+          <w:tcPr>
+            <w:tcW w:type="dxa" w:w="2556"/>
+          </w:tcPr>
+          <w:p>
+            <w:pPr>
+              <w:spacing w:after="40"/>
+            </w:pPr>
+            <w:r>
+              <w:rPr>
+                <w:sz w:val="18"/>
+              </w:rPr>
+            </w:r>
+            <w:r>
+              <w:rPr>
+                <w:b w:val="0"/>
+                <w:i w:val="0"/>
+                <w:sz w:val="18"/>
+              </w:rPr>
+              <w:t>Track growth.</w:t>
+            </w:r>
+          </w:p>
+        </w:tc>
+        <w:tc>
+          <w:tcPr>
+            <w:tcW w:type="dxa" w:w="2556"/>
+          </w:tcPr>
+          <w:p>
+            <w:pPr>
+              <w:spacing w:after="40"/>
+            </w:pPr>
+            <w:r>
+              <w:rPr>
+                <w:sz w:val="18"/>
+              </w:rPr>
+            </w:r>
+            <w:r>
+              <w:rPr>
+                <w:b w:val="0"/>
+                <w:i w:val="0"/>
+                <w:sz w:val="18"/>
+              </w:rPr>
+              <w:t>L11</w:t>
+            </w:r>
+            <w:r>
+              <w:rPr>
+                <w:sz w:val="18"/>
+              </w:rPr>
+              <w:br/>
+            </w:r>
+            <w:r>
+              <w:rPr>
+                <w:b w:val="0"/>
+                <w:i w:val="0"/>
+                <w:sz w:val="18"/>
+              </w:rPr>
+              <w:t>slide 73</w:t>
+            </w:r>
+          </w:p>
+        </w:tc>
+      </w:tr>
+      <w:tr>
+        <w:tc>
+          <w:tcPr>
+            <w:tcW w:type="dxa" w:w="2556"/>
+          </w:tcPr>
+          <w:p>
+            <w:pPr>
+              <w:spacing w:after="40"/>
+            </w:pPr>
+            <w:r>
+              <w:rPr>
+                <w:sz w:val="18"/>
+              </w:rPr>
+            </w:r>
+            <w:r>
+              <w:rPr>
+                <w:b w:val="0"/>
+                <w:i w:val="0"/>
+                <w:sz w:val="18"/>
+              </w:rPr>
+              <w:t>Psychosis</w:t>
+            </w:r>
+          </w:p>
+        </w:tc>
+        <w:tc>
+          <w:tcPr>
+            <w:tcW w:type="dxa" w:w="2556"/>
+          </w:tcPr>
+          <w:p>
+            <w:pPr>
+              <w:spacing w:after="40"/>
+            </w:pPr>
+            <w:r>
+              <w:rPr>
+                <w:sz w:val="18"/>
+              </w:rPr>
+            </w:r>
+            <w:r>
+              <w:rPr>
+                <w:b/>
+                <w:i w:val="0"/>
+                <w:sz w:val="18"/>
+              </w:rPr>
+              <w:t>Cycloserine (also isoniazid)</w:t>
+            </w:r>
+          </w:p>
+        </w:tc>
+        <w:tc>
+          <w:tcPr>
+            <w:tcW w:type="dxa" w:w="2556"/>
+          </w:tcPr>
+          <w:p>
+            <w:pPr>
+              <w:spacing w:after="40"/>
+            </w:pPr>
+            <w:r>
+              <w:rPr>
+                <w:sz w:val="18"/>
+              </w:rPr>
+            </w:r>
+            <w:r>
+              <w:rPr>
+                <w:b w:val="0"/>
+                <w:i w:val="0"/>
+                <w:sz w:val="18"/>
+              </w:rPr>
+              <w:t>Central nervous system toxicity of the second-line drug.</w:t>
+            </w:r>
+          </w:p>
+        </w:tc>
+        <w:tc>
+          <w:tcPr>
+            <w:tcW w:type="dxa" w:w="2556"/>
+          </w:tcPr>
+          <w:p>
+            <w:pPr>
+              <w:spacing w:after="40"/>
+            </w:pPr>
+            <w:r>
+              <w:rPr>
+                <w:sz w:val="18"/>
+              </w:rPr>
+            </w:r>
+            <w:r>
+              <w:rPr>
+                <w:b w:val="0"/>
+                <w:i w:val="0"/>
+                <w:sz w:val="18"/>
+              </w:rPr>
+              <w:t>L11</w:t>
+            </w:r>
+            <w:r>
+              <w:rPr>
+                <w:sz w:val="18"/>
+              </w:rPr>
+              <w:br/>
+            </w:r>
+            <w:r>
+              <w:rPr>
+                <w:b w:val="0"/>
+                <w:i w:val="0"/>
+                <w:sz w:val="18"/>
+              </w:rPr>
+              <w:t>slide 46</w:t>
             </w:r>
           </w:p>
         </w:tc>
